--- a/sourse/python/Цифровая культура/ЦК2/ЦК-2.docx
+++ b/sourse/python/Цифровая культура/ЦК2/ЦК-2.docx
@@ -1,6 +1,6 @@
 
 <file path=word/document.xml><?xml version="1.0" encoding="utf-8"?>
-<w:document xmlns:wpc="http://schemas.microsoft.com/office/word/2010/wordprocessingCanvas" xmlns:cx="http://schemas.microsoft.com/office/drawing/2014/chartex" xmlns:cx1="http://schemas.microsoft.com/office/drawing/2015/9/8/chartex" xmlns:mc="http://schemas.openxmlformats.org/markup-compatibility/2006" xmlns:o="urn:schemas-microsoft-com:office:office" xmlns:r="http://schemas.openxmlformats.org/officeDocument/2006/relationships" xmlns:m="http://schemas.openxmlformats.org/officeDocument/2006/math" xmlns:v="urn:schemas-microsoft-com:vml" xmlns:wp14="http://schemas.microsoft.com/office/word/2010/wordprocessingDrawing" xmlns:wp="http://schemas.openxmlformats.org/drawingml/2006/wordprocessingDrawing" xmlns:w10="urn:schemas-microsoft-com:office:word" xmlns:w="http://schemas.openxmlformats.org/wordprocessingml/2006/main" xmlns:w14="http://schemas.microsoft.com/office/word/2010/wordml" xmlns:w15="http://schemas.microsoft.com/office/word/2012/wordml" xmlns:w16se="http://schemas.microsoft.com/office/word/2015/wordml/symex" xmlns:wpg="http://schemas.microsoft.com/office/word/2010/wordprocessingGroup" xmlns:wpi="http://schemas.microsoft.com/office/word/2010/wordprocessingInk" xmlns:wne="http://schemas.microsoft.com/office/word/2006/wordml" xmlns:wps="http://schemas.microsoft.com/office/word/2010/wordprocessingShape" mc:Ignorable="w14 w15 w16se wp14">
+<w:document xmlns:wpc="http://schemas.microsoft.com/office/word/2010/wordprocessingCanvas" xmlns:cx="http://schemas.microsoft.com/office/drawing/2014/chartex" xmlns:cx1="http://schemas.microsoft.com/office/drawing/2015/9/8/chartex" xmlns:cx2="http://schemas.microsoft.com/office/drawing/2015/10/21/chartex" xmlns:cx3="http://schemas.microsoft.com/office/drawing/2016/5/9/chartex" xmlns:cx4="http://schemas.microsoft.com/office/drawing/2016/5/10/chartex" xmlns:cx5="http://schemas.microsoft.com/office/drawing/2016/5/11/chartex" xmlns:cx6="http://schemas.microsoft.com/office/drawing/2016/5/12/chartex" xmlns:cx7="http://schemas.microsoft.com/office/drawing/2016/5/13/chartex" xmlns:cx8="http://schemas.microsoft.com/office/drawing/2016/5/14/chartex" xmlns:mc="http://schemas.openxmlformats.org/markup-compatibility/2006" xmlns:aink="http://schemas.microsoft.com/office/drawing/2016/ink" xmlns:am3d="http://schemas.microsoft.com/office/drawing/2017/model3d" xmlns:o="urn:schemas-microsoft-com:office:office" xmlns:r="http://schemas.openxmlformats.org/officeDocument/2006/relationships" xmlns:m="http://schemas.openxmlformats.org/officeDocument/2006/math" xmlns:v="urn:schemas-microsoft-com:vml" xmlns:wp14="http://schemas.microsoft.com/office/word/2010/wordprocessingDrawing" xmlns:wp="http://schemas.openxmlformats.org/drawingml/2006/wordprocessingDrawing" xmlns:w10="urn:schemas-microsoft-com:office:word" xmlns:w="http://schemas.openxmlformats.org/wordprocessingml/2006/main" xmlns:w14="http://schemas.microsoft.com/office/word/2010/wordml" xmlns:w15="http://schemas.microsoft.com/office/word/2012/wordml" xmlns:w16cex="http://schemas.microsoft.com/office/word/2018/wordml/cex" xmlns:w16cid="http://schemas.microsoft.com/office/word/2016/wordml/cid" xmlns:w16="http://schemas.microsoft.com/office/word/2018/wordml" xmlns:w16sdtdh="http://schemas.microsoft.com/office/word/2020/wordml/sdtdatahash" xmlns:w16se="http://schemas.microsoft.com/office/word/2015/wordml/symex" xmlns:wpg="http://schemas.microsoft.com/office/word/2010/wordprocessingGroup" xmlns:wpi="http://schemas.microsoft.com/office/word/2010/wordprocessingInk" xmlns:wne="http://schemas.microsoft.com/office/word/2006/wordml" xmlns:wps="http://schemas.microsoft.com/office/word/2010/wordprocessingShape" mc:Ignorable="w14 w15 w16se w16cid w16 w16cex w16sdtdh wp14">
   <w:body>
     <w:p>
       <w:pPr>
@@ -206,7 +206,15 @@
         <w:t>«</w:t>
       </w:r>
       <w:r>
-        <w:t>Извлечение и обработка данных из стороннего web-сервера с помощью Python-приложения</w:t>
+        <w:t xml:space="preserve">Извлечение и обработка данных из стороннего </w:t>
+      </w:r>
+      <w:proofErr w:type="spellStart"/>
+      <w:r>
+        <w:t>web</w:t>
+      </w:r>
+      <w:proofErr w:type="spellEnd"/>
+      <w:r>
+        <w:t>-сервера с помощью Python-приложения</w:t>
       </w:r>
       <w:r>
         <w:rPr>
@@ -307,7 +315,7 @@
         <w:rPr>
           <w:rFonts w:cs="Times New Roman"/>
         </w:rPr>
-        <w:t>студент гр. 5131001/20003</w:t>
+        <w:t xml:space="preserve">студент гр. </w:t>
       </w:r>
       <w:r>
         <w:rPr>
@@ -458,18 +466,6 @@
         </w:rPr>
         <w:tab/>
         <w:t xml:space="preserve">       </w:t>
-      </w:r>
-      <w:r>
-        <w:rPr>
-          <w:rFonts w:cs="Times New Roman"/>
-        </w:rPr>
-        <w:t>Писков А. А</w:t>
-      </w:r>
-      <w:r>
-        <w:rPr>
-          <w:rFonts w:cs="Times New Roman"/>
-        </w:rPr>
-        <w:t>.</w:t>
       </w:r>
     </w:p>
     <w:p>
@@ -699,7 +695,15 @@
         <w:jc w:val="left"/>
       </w:pPr>
       <w:r>
-        <w:t>Извлечение и обработка данных из стороннего web-сервера с помощью Python-приложения</w:t>
+        <w:t xml:space="preserve">Извлечение и обработка данных из стороннего </w:t>
+      </w:r>
+      <w:proofErr w:type="spellStart"/>
+      <w:r>
+        <w:t>web</w:t>
+      </w:r>
+      <w:proofErr w:type="spellEnd"/>
+      <w:r>
+        <w:t>-сервера с помощью Python-приложения</w:t>
       </w:r>
     </w:p>
     <w:p>
@@ -802,6 +806,7 @@
           </w:rPr>
           <w:t>://</w:t>
         </w:r>
+        <w:proofErr w:type="spellStart"/>
         <w:r>
           <w:rPr>
             <w:rStyle w:val="ad"/>
@@ -810,6 +815,7 @@
           </w:rPr>
           <w:t>ruz</w:t>
         </w:r>
+        <w:proofErr w:type="spellEnd"/>
         <w:r>
           <w:rPr>
             <w:rStyle w:val="ad"/>
@@ -817,6 +823,7 @@
           </w:rPr>
           <w:t>.</w:t>
         </w:r>
+        <w:proofErr w:type="spellStart"/>
         <w:r>
           <w:rPr>
             <w:rStyle w:val="ad"/>
@@ -825,6 +832,7 @@
           </w:rPr>
           <w:t>spbstu</w:t>
         </w:r>
+        <w:proofErr w:type="spellEnd"/>
         <w:r>
           <w:rPr>
             <w:rStyle w:val="ad"/>
@@ -832,6 +840,7 @@
           </w:rPr>
           <w:t>.</w:t>
         </w:r>
+        <w:proofErr w:type="spellStart"/>
         <w:r>
           <w:rPr>
             <w:rStyle w:val="ad"/>
@@ -840,6 +849,7 @@
           </w:rPr>
           <w:t>ru</w:t>
         </w:r>
+        <w:proofErr w:type="spellEnd"/>
       </w:hyperlink>
       <w:r>
         <w:rPr>
@@ -847,6 +857,7 @@
         </w:rPr>
         <w:t xml:space="preserve">. Для этого необходимо использовать утилиту </w:t>
       </w:r>
+      <w:proofErr w:type="spellStart"/>
       <w:r>
         <w:rPr>
           <w:rFonts w:cs="Times New Roman"/>
@@ -856,6 +867,7 @@
         </w:rPr>
         <w:t>burpsuite</w:t>
       </w:r>
+      <w:proofErr w:type="spellEnd"/>
       <w:r>
         <w:rPr>
           <w:rFonts w:cs="Times New Roman"/>
@@ -1304,7 +1316,6 @@
           <w:noProof/>
           <w:lang w:val="en-US" w:eastAsia="en-US"/>
         </w:rPr>
-        <w:lastRenderedPageBreak/>
         <w:drawing>
           <wp:inline distT="0" distB="0" distL="0" distR="0" wp14:anchorId="5D988F96" wp14:editId="6478C407">
             <wp:extent cx="5610225" cy="3903133"/>
@@ -1477,7 +1488,6 @@
           <w:noProof/>
           <w:lang w:val="en-US" w:eastAsia="en-US"/>
         </w:rPr>
-        <w:lastRenderedPageBreak/>
         <w:drawing>
           <wp:inline distT="0" distB="0" distL="0" distR="0" wp14:anchorId="4358494B" wp14:editId="2D00AD78">
             <wp:extent cx="4743450" cy="3390900"/>
@@ -2198,7 +2208,6 @@
           <w:noProof/>
           <w:lang w:eastAsia="en-US"/>
         </w:rPr>
-        <w:lastRenderedPageBreak/>
         <w:t xml:space="preserve">    else:</w:t>
       </w:r>
     </w:p>
@@ -3464,7 +3473,6 @@
           <w:highlight w:val="yellow"/>
           <w:lang w:eastAsia="en-US"/>
         </w:rPr>
-        <w:lastRenderedPageBreak/>
         <w:t>def gz_to_id(b, a):</w:t>
       </w:r>
       <w:r>
@@ -4704,7 +4712,6 @@
           <w:szCs w:val="28"/>
           <w:lang w:val="ru-RU"/>
         </w:rPr>
-        <w:lastRenderedPageBreak/>
         <w:t xml:space="preserve">По умолчанию проверка </w:t>
       </w:r>
       <w:r>
@@ -4724,6 +4731,7 @@
         </w:rPr>
         <w:t xml:space="preserve"> включена, и запросы выдадут </w:t>
       </w:r>
+      <w:proofErr w:type="spellStart"/>
       <w:r>
         <w:rPr>
           <w:color w:val="212529"/>
@@ -4732,6 +4740,7 @@
         </w:rPr>
         <w:t>SSLError</w:t>
       </w:r>
+      <w:proofErr w:type="spellEnd"/>
       <w:r>
         <w:rPr>
           <w:color w:val="212529"/>
@@ -4821,7 +4830,7 @@
         </w:rPr>
         <w:t xml:space="preserve"> </w:t>
       </w:r>
-      <w:proofErr w:type="gramStart"/>
+      <w:proofErr w:type="spellStart"/>
       <w:r>
         <w:rPr>
           <w:rStyle w:val="n"/>
@@ -4852,6 +4861,7 @@
         </w:rPr>
         <w:t>get</w:t>
       </w:r>
+      <w:proofErr w:type="spellEnd"/>
       <w:r>
         <w:rPr>
           <w:rStyle w:val="p"/>
@@ -4862,7 +4872,6 @@
         </w:rPr>
         <w:t>(</w:t>
       </w:r>
-      <w:proofErr w:type="gramEnd"/>
       <w:r>
         <w:rPr>
           <w:rStyle w:val="s1"/>
@@ -4908,9 +4917,9 @@
           <w:sz w:val="22"/>
           <w:szCs w:val="22"/>
         </w:rPr>
-        <w:t xml:space="preserve"># requests.exceptions.SSLError: hostname 'requestb.in' doesn't </w:t>
-      </w:r>
-      <w:proofErr w:type="gramStart"/>
+        <w:t xml:space="preserve"># </w:t>
+      </w:r>
+      <w:proofErr w:type="spellStart"/>
       <w:r>
         <w:rPr>
           <w:rStyle w:val="c1"/>
@@ -4921,9 +4930,21 @@
           <w:sz w:val="22"/>
           <w:szCs w:val="22"/>
         </w:rPr>
-        <w:t>match ...</w:t>
-      </w:r>
-      <w:proofErr w:type="gramEnd"/>
+        <w:t>requests.exceptions.SSLError</w:t>
+      </w:r>
+      <w:proofErr w:type="spellEnd"/>
+      <w:r>
+        <w:rPr>
+          <w:rStyle w:val="c1"/>
+          <w:rFonts w:ascii="Consolas" w:hAnsi="Consolas"/>
+          <w:i/>
+          <w:iCs/>
+          <w:color w:val="949494"/>
+          <w:sz w:val="22"/>
+          <w:szCs w:val="22"/>
+        </w:rPr>
+        <w:t>: hostname 'requestb.in' doesn't match ...</w:t>
+      </w:r>
     </w:p>
     <w:p>
       <w:pPr>
@@ -5314,6 +5335,7 @@
         </w:rPr>
         <w:t>/</w:t>
       </w:r>
+      <w:proofErr w:type="spellStart"/>
       <w:r>
         <w:rPr>
           <w:rStyle w:val="s1"/>
@@ -5324,6 +5346,7 @@
         </w:rPr>
         <w:t>certfile</w:t>
       </w:r>
+      <w:proofErr w:type="spellEnd"/>
       <w:r>
         <w:rPr>
           <w:rStyle w:val="s1"/>
@@ -5407,6 +5430,7 @@
         </w:rPr>
         <w:t xml:space="preserve"> </w:t>
       </w:r>
+      <w:proofErr w:type="spellStart"/>
       <w:r>
         <w:rPr>
           <w:rStyle w:val="n"/>
@@ -5417,6 +5441,7 @@
         </w:rPr>
         <w:t>sess</w:t>
       </w:r>
+      <w:proofErr w:type="spellEnd"/>
       <w:r>
         <w:rPr>
           <w:color w:val="212529"/>
@@ -5442,7 +5467,6 @@
         </w:rPr>
         <w:t xml:space="preserve"> </w:t>
       </w:r>
-      <w:proofErr w:type="gramStart"/>
       <w:r>
         <w:rPr>
           <w:rStyle w:val="n"/>
@@ -5474,7 +5498,6 @@
         </w:rPr>
         <w:t>Session</w:t>
       </w:r>
-      <w:proofErr w:type="gramEnd"/>
       <w:r>
         <w:rPr>
           <w:rStyle w:val="p"/>
@@ -5493,6 +5516,7 @@
         <w:ind w:left="851"/>
         <w:rPr>
           <w:color w:val="212529"/>
+          <w:lang w:val="ru-RU"/>
         </w:rPr>
       </w:pPr>
       <w:r>
@@ -5502,15 +5526,18 @@
           <w:color w:val="666666"/>
           <w:sz w:val="22"/>
           <w:szCs w:val="22"/>
+          <w:lang w:val="ru-RU"/>
         </w:rPr>
         <w:t>&gt;&gt;&gt;</w:t>
       </w:r>
       <w:r>
         <w:rPr>
           <w:color w:val="212529"/>
+          <w:lang w:val="ru-RU"/>
         </w:rPr>
         <w:t xml:space="preserve"> </w:t>
       </w:r>
+      <w:proofErr w:type="spellStart"/>
       <w:r>
         <w:rPr>
           <w:rStyle w:val="n"/>
@@ -5521,6 +5548,7 @@
         </w:rPr>
         <w:t>sess</w:t>
       </w:r>
+      <w:proofErr w:type="spellEnd"/>
       <w:r>
         <w:rPr>
           <w:rStyle w:val="o"/>
@@ -5528,6 +5556,7 @@
           <w:color w:val="666666"/>
           <w:sz w:val="22"/>
           <w:szCs w:val="22"/>
+          <w:lang w:val="ru-RU"/>
         </w:rPr>
         <w:t>.</w:t>
       </w:r>
@@ -5544,6 +5573,7 @@
       <w:r>
         <w:rPr>
           <w:color w:val="212529"/>
+          <w:lang w:val="ru-RU"/>
         </w:rPr>
         <w:t xml:space="preserve"> </w:t>
       </w:r>
@@ -5554,12 +5584,14 @@
           <w:color w:val="666666"/>
           <w:sz w:val="22"/>
           <w:szCs w:val="22"/>
+          <w:lang w:val="ru-RU"/>
         </w:rPr>
         <w:t>=</w:t>
       </w:r>
       <w:r>
         <w:rPr>
           <w:color w:val="212529"/>
+          <w:lang w:val="ru-RU"/>
         </w:rPr>
         <w:t xml:space="preserve"> </w:t>
       </w:r>
@@ -5570,8 +5602,74 @@
           <w:color w:val="706503"/>
           <w:sz w:val="22"/>
           <w:szCs w:val="22"/>
-        </w:rPr>
-        <w:t>'/path/to/certfile'</w:t>
+          <w:lang w:val="ru-RU"/>
+        </w:rPr>
+        <w:t>'/</w:t>
+      </w:r>
+      <w:r>
+        <w:rPr>
+          <w:rStyle w:val="s1"/>
+          <w:rFonts w:ascii="Consolas" w:hAnsi="Consolas"/>
+          <w:color w:val="706503"/>
+          <w:sz w:val="22"/>
+          <w:szCs w:val="22"/>
+        </w:rPr>
+        <w:t>path</w:t>
+      </w:r>
+      <w:r>
+        <w:rPr>
+          <w:rStyle w:val="s1"/>
+          <w:rFonts w:ascii="Consolas" w:hAnsi="Consolas"/>
+          <w:color w:val="706503"/>
+          <w:sz w:val="22"/>
+          <w:szCs w:val="22"/>
+          <w:lang w:val="ru-RU"/>
+        </w:rPr>
+        <w:t>/</w:t>
+      </w:r>
+      <w:r>
+        <w:rPr>
+          <w:rStyle w:val="s1"/>
+          <w:rFonts w:ascii="Consolas" w:hAnsi="Consolas"/>
+          <w:color w:val="706503"/>
+          <w:sz w:val="22"/>
+          <w:szCs w:val="22"/>
+        </w:rPr>
+        <w:t>to</w:t>
+      </w:r>
+      <w:r>
+        <w:rPr>
+          <w:rStyle w:val="s1"/>
+          <w:rFonts w:ascii="Consolas" w:hAnsi="Consolas"/>
+          <w:color w:val="706503"/>
+          <w:sz w:val="22"/>
+          <w:szCs w:val="22"/>
+          <w:lang w:val="ru-RU"/>
+        </w:rPr>
+        <w:t>/</w:t>
+      </w:r>
+      <w:proofErr w:type="spellStart"/>
+      <w:r>
+        <w:rPr>
+          <w:rStyle w:val="s1"/>
+          <w:rFonts w:ascii="Consolas" w:hAnsi="Consolas"/>
+          <w:color w:val="706503"/>
+          <w:sz w:val="22"/>
+          <w:szCs w:val="22"/>
+        </w:rPr>
+        <w:t>certfile</w:t>
+      </w:r>
+      <w:proofErr w:type="spellEnd"/>
+      <w:r>
+        <w:rPr>
+          <w:rStyle w:val="s1"/>
+          <w:rFonts w:ascii="Consolas" w:hAnsi="Consolas"/>
+          <w:color w:val="706503"/>
+          <w:sz w:val="22"/>
+          <w:szCs w:val="22"/>
+          <w:lang w:val="ru-RU"/>
+        </w:rPr>
+        <w:t>'</w:t>
       </w:r>
     </w:p>
     <w:p>
@@ -5902,6 +6000,7 @@
         </w:rPr>
         <w:t>Запросы также могут игнорировать проверку SSL-сертификата, если для параметра </w:t>
       </w:r>
+      <w:proofErr w:type="spellStart"/>
       <w:r>
         <w:rPr>
           <w:rStyle w:val="a8"/>
@@ -5909,6 +6008,7 @@
         </w:rPr>
         <w:t>verify</w:t>
       </w:r>
+      <w:proofErr w:type="spellEnd"/>
       <w:r>
         <w:rPr>
           <w:rFonts w:eastAsia="Times New Roman" w:cs="Times New Roman"/>
@@ -5916,6 +6016,7 @@
         </w:rPr>
         <w:t> задано значение </w:t>
       </w:r>
+      <w:proofErr w:type="spellStart"/>
       <w:r>
         <w:rPr>
           <w:rStyle w:val="a8"/>
@@ -5923,6 +6024,7 @@
         </w:rPr>
         <w:t>False</w:t>
       </w:r>
+      <w:proofErr w:type="spellEnd"/>
       <w:r>
         <w:rPr>
           <w:rFonts w:eastAsia="Times New Roman" w:cs="Times New Roman"/>
@@ -5952,7 +6054,7 @@
         </w:rPr>
         <w:t xml:space="preserve"> </w:t>
       </w:r>
-      <w:proofErr w:type="gramStart"/>
+      <w:proofErr w:type="spellStart"/>
       <w:r>
         <w:rPr>
           <w:color w:val="212529"/>
@@ -5969,9 +6071,15 @@
         <w:rPr>
           <w:color w:val="212529"/>
         </w:rPr>
-        <w:t>get(</w:t>
-      </w:r>
-      <w:proofErr w:type="gramEnd"/>
+        <w:t>get</w:t>
+      </w:r>
+      <w:proofErr w:type="spellEnd"/>
+      <w:r>
+        <w:rPr>
+          <w:color w:val="212529"/>
+        </w:rPr>
+        <w:t>(</w:t>
+      </w:r>
       <w:r>
         <w:t>'https://kennethreitz.org'</w:t>
       </w:r>
@@ -6070,7 +6178,39 @@
         <w:jc w:val="left"/>
       </w:pPr>
       <w:r>
-        <w:t>Строка запроса (Request line) - содержит метод запроса (GET, POST, PUT, DELETE и т.д.), URI (Uniform Resource Identifier) и версию протокола HTTP.</w:t>
+        <w:t>Строка запроса (</w:t>
+      </w:r>
+      <w:proofErr w:type="spellStart"/>
+      <w:r>
+        <w:t>Request</w:t>
+      </w:r>
+      <w:proofErr w:type="spellEnd"/>
+      <w:r>
+        <w:t xml:space="preserve"> </w:t>
+      </w:r>
+      <w:proofErr w:type="spellStart"/>
+      <w:r>
+        <w:t>line</w:t>
+      </w:r>
+      <w:proofErr w:type="spellEnd"/>
+      <w:r>
+        <w:t>) - содержит метод запроса (GET, POST, PUT, DELETE и т.д.), URI (</w:t>
+      </w:r>
+      <w:proofErr w:type="spellStart"/>
+      <w:r>
+        <w:t>Uniform</w:t>
+      </w:r>
+      <w:proofErr w:type="spellEnd"/>
+      <w:r>
+        <w:t xml:space="preserve"> Resource </w:t>
+      </w:r>
+      <w:proofErr w:type="spellStart"/>
+      <w:r>
+        <w:t>Identifier</w:t>
+      </w:r>
+      <w:proofErr w:type="spellEnd"/>
+      <w:r>
+        <w:t>) и версию протокола HTTP.</w:t>
       </w:r>
     </w:p>
     <w:p>
@@ -6079,7 +6219,15 @@
         <w:jc w:val="left"/>
       </w:pPr>
       <w:r>
-        <w:t>Заголовки (Headers) - содержат информацию о запросе, такую как тип контента, длина контента, язык, кодировку и другие параметры.</w:t>
+        <w:t>Заголовки (</w:t>
+      </w:r>
+      <w:proofErr w:type="spellStart"/>
+      <w:r>
+        <w:t>Headers</w:t>
+      </w:r>
+      <w:proofErr w:type="spellEnd"/>
+      <w:r>
+        <w:t>) - содержат информацию о запросе, такую как тип контента, длина контента, язык, кодировку и другие параметры.</w:t>
       </w:r>
     </w:p>
     <w:p>
@@ -6106,7 +6254,23 @@
         <w:jc w:val="left"/>
       </w:pPr>
       <w:r>
-        <w:t>1. В строке запроса (query string) - параметры указываются после символа вопроса (?) в URI.</w:t>
+        <w:t>1. В строке запроса (</w:t>
+      </w:r>
+      <w:proofErr w:type="spellStart"/>
+      <w:r>
+        <w:t>query</w:t>
+      </w:r>
+      <w:proofErr w:type="spellEnd"/>
+      <w:r>
+        <w:t xml:space="preserve"> </w:t>
+      </w:r>
+      <w:proofErr w:type="spellStart"/>
+      <w:r>
+        <w:t>string</w:t>
+      </w:r>
+      <w:proofErr w:type="spellEnd"/>
+      <w:r>
+        <w:t>) - параметры указываются после символа вопроса (?) в URI.</w:t>
       </w:r>
     </w:p>
     <w:p>
@@ -6115,8 +6279,15 @@
         <w:jc w:val="left"/>
       </w:pPr>
       <w:r>
-        <w:lastRenderedPageBreak/>
-        <w:t>2. В заголовках запроса (headers) - параметры передаются в виде пар "ключ-значение" в заголовках запроса.</w:t>
+        <w:t>2. В заголовках запроса (</w:t>
+      </w:r>
+      <w:proofErr w:type="spellStart"/>
+      <w:r>
+        <w:t>headers</w:t>
+      </w:r>
+      <w:proofErr w:type="spellEnd"/>
+      <w:r>
+        <w:t>) - параметры передаются в виде пар "ключ-значение" в заголовках запроса.</w:t>
       </w:r>
     </w:p>
     <w:p>
@@ -6125,7 +6296,15 @@
         <w:jc w:val="left"/>
       </w:pPr>
       <w:r>
-        <w:t>3. В теле запроса (body) - параметры передаются в теле запроса, например, при отправке формы или JSON-данных.</w:t>
+        <w:t>3. В теле запроса (</w:t>
+      </w:r>
+      <w:proofErr w:type="spellStart"/>
+      <w:r>
+        <w:t>body</w:t>
+      </w:r>
+      <w:proofErr w:type="spellEnd"/>
+      <w:r>
+        <w:t>) - параметры передаются в теле запроса, например, при отправке формы или JSON-данных.</w:t>
       </w:r>
     </w:p>
     <w:p>
@@ -6150,7 +6329,6 @@
         <w:rPr>
           <w:b/>
         </w:rPr>
-        <w:lastRenderedPageBreak/>
         <w:t>Вывод</w:t>
       </w:r>
     </w:p>
@@ -6200,7 +6378,6 @@
           <w:b/>
           <w:bCs/>
         </w:rPr>
-        <w:lastRenderedPageBreak/>
         <w:t>Приложение</w:t>
       </w:r>
       <w:r>
@@ -6264,14 +6441,22 @@
           <w:lang w:val="en-US"/>
         </w:rPr>
       </w:pPr>
-      <w:proofErr w:type="gramStart"/>
-      <w:r>
-        <w:rPr>
-          <w:color w:val="BCBEC4"/>
-          <w:lang w:val="en-US"/>
-        </w:rPr>
-        <w:t>import argparse</w:t>
-      </w:r>
+      <w:r>
+        <w:rPr>
+          <w:color w:val="BCBEC4"/>
+          <w:lang w:val="en-US"/>
+        </w:rPr>
+        <w:t xml:space="preserve">import </w:t>
+      </w:r>
+      <w:proofErr w:type="spellStart"/>
+      <w:r>
+        <w:rPr>
+          <w:color w:val="BCBEC4"/>
+          <w:lang w:val="en-US"/>
+        </w:rPr>
+        <w:t>argparse</w:t>
+      </w:r>
+      <w:proofErr w:type="spellEnd"/>
       <w:r>
         <w:rPr>
           <w:color w:val="BCBEC4"/>
@@ -6286,62 +6471,331 @@
           <w:lang w:val="en-US"/>
         </w:rPr>
         <w:br/>
-        <w:t>import pprint</w:t>
-      </w:r>
-      <w:r>
-        <w:rPr>
-          <w:color w:val="BCBEC4"/>
-          <w:lang w:val="en-US"/>
-        </w:rPr>
-        <w:br/>
-        <w:t>import matplotlib.pyplot as plt</w:t>
-      </w:r>
-      <w:r>
-        <w:rPr>
-          <w:color w:val="BCBEC4"/>
-          <w:lang w:val="en-US"/>
-        </w:rPr>
-        <w:br/>
-        <w:t>from bs4 import BeautifulSoup</w:t>
-      </w:r>
-      <w:r>
-        <w:rPr>
-          <w:color w:val="BCBEC4"/>
-          <w:lang w:val="en-US"/>
-        </w:rPr>
-        <w:br/>
-      </w:r>
-      <w:r>
-        <w:rPr>
-          <w:color w:val="BCBEC4"/>
-          <w:lang w:val="en-US"/>
-        </w:rPr>
-        <w:br/>
-        <w:t>def stud(date_r, group):</w:t>
-      </w:r>
-      <w:r>
-        <w:rPr>
-          <w:color w:val="BCBEC4"/>
-          <w:lang w:val="en-US"/>
-        </w:rPr>
-        <w:br/>
-        <w:t xml:space="preserve">    # date_r = date = "2024-4-5"  # - значит, что в этой неделе будет этот день</w:t>
-      </w:r>
-      <w:r>
-        <w:rPr>
-          <w:color w:val="BCBEC4"/>
-          <w:lang w:val="en-US"/>
-        </w:rPr>
-        <w:br/>
-        <w:t xml:space="preserve">    # group = str(38653)  # - уникальный id группы</w:t>
-      </w:r>
-      <w:r>
-        <w:rPr>
-          <w:color w:val="BCBEC4"/>
-          <w:lang w:val="en-US"/>
-        </w:rPr>
-        <w:br/>
-        <w:t xml:space="preserve">    response = requests.get('https://ruz.spbstu.ru/api/v1/ruz/scheduler/' + group + '?date=' + date_r)</w:t>
+        <w:t xml:space="preserve">import </w:t>
+      </w:r>
+      <w:proofErr w:type="spellStart"/>
+      <w:r>
+        <w:rPr>
+          <w:color w:val="BCBEC4"/>
+          <w:lang w:val="en-US"/>
+        </w:rPr>
+        <w:t>pprint</w:t>
+      </w:r>
+      <w:proofErr w:type="spellEnd"/>
+      <w:r>
+        <w:rPr>
+          <w:color w:val="BCBEC4"/>
+          <w:lang w:val="en-US"/>
+        </w:rPr>
+        <w:br/>
+        <w:t xml:space="preserve">import </w:t>
+      </w:r>
+      <w:proofErr w:type="spellStart"/>
+      <w:r>
+        <w:rPr>
+          <w:color w:val="BCBEC4"/>
+          <w:lang w:val="en-US"/>
+        </w:rPr>
+        <w:t>matplotlib.pyplot</w:t>
+      </w:r>
+      <w:proofErr w:type="spellEnd"/>
+      <w:r>
+        <w:rPr>
+          <w:color w:val="BCBEC4"/>
+          <w:lang w:val="en-US"/>
+        </w:rPr>
+        <w:t xml:space="preserve"> as </w:t>
+      </w:r>
+      <w:proofErr w:type="spellStart"/>
+      <w:r>
+        <w:rPr>
+          <w:color w:val="BCBEC4"/>
+          <w:lang w:val="en-US"/>
+        </w:rPr>
+        <w:t>plt</w:t>
+      </w:r>
+      <w:proofErr w:type="spellEnd"/>
+      <w:r>
+        <w:rPr>
+          <w:color w:val="BCBEC4"/>
+          <w:lang w:val="en-US"/>
+        </w:rPr>
+        <w:br/>
+        <w:t xml:space="preserve">from bs4 import </w:t>
+      </w:r>
+      <w:proofErr w:type="spellStart"/>
+      <w:r>
+        <w:rPr>
+          <w:color w:val="BCBEC4"/>
+          <w:lang w:val="en-US"/>
+        </w:rPr>
+        <w:t>BeautifulSoup</w:t>
+      </w:r>
+      <w:proofErr w:type="spellEnd"/>
+      <w:r>
+        <w:rPr>
+          <w:color w:val="BCBEC4"/>
+          <w:lang w:val="en-US"/>
+        </w:rPr>
+        <w:br/>
+      </w:r>
+      <w:r>
+        <w:rPr>
+          <w:color w:val="BCBEC4"/>
+          <w:lang w:val="en-US"/>
+        </w:rPr>
+        <w:br/>
+        <w:t>def stud(</w:t>
+      </w:r>
+      <w:proofErr w:type="spellStart"/>
+      <w:r>
+        <w:rPr>
+          <w:color w:val="BCBEC4"/>
+          <w:lang w:val="en-US"/>
+        </w:rPr>
+        <w:t>date_r</w:t>
+      </w:r>
+      <w:proofErr w:type="spellEnd"/>
+      <w:r>
+        <w:rPr>
+          <w:color w:val="BCBEC4"/>
+          <w:lang w:val="en-US"/>
+        </w:rPr>
+        <w:t>, group):</w:t>
+      </w:r>
+      <w:r>
+        <w:rPr>
+          <w:color w:val="BCBEC4"/>
+          <w:lang w:val="en-US"/>
+        </w:rPr>
+        <w:br/>
+        <w:t xml:space="preserve">    # </w:t>
+      </w:r>
+      <w:proofErr w:type="spellStart"/>
+      <w:r>
+        <w:rPr>
+          <w:color w:val="BCBEC4"/>
+          <w:lang w:val="en-US"/>
+        </w:rPr>
+        <w:t>date_r</w:t>
+      </w:r>
+      <w:proofErr w:type="spellEnd"/>
+      <w:r>
+        <w:rPr>
+          <w:color w:val="BCBEC4"/>
+          <w:lang w:val="en-US"/>
+        </w:rPr>
+        <w:t xml:space="preserve"> = date = "2024-4-5"  # - </w:t>
+      </w:r>
+      <w:proofErr w:type="spellStart"/>
+      <w:r>
+        <w:rPr>
+          <w:color w:val="BCBEC4"/>
+          <w:lang w:val="en-US"/>
+        </w:rPr>
+        <w:t>значит</w:t>
+      </w:r>
+      <w:proofErr w:type="spellEnd"/>
+      <w:r>
+        <w:rPr>
+          <w:color w:val="BCBEC4"/>
+          <w:lang w:val="en-US"/>
+        </w:rPr>
+        <w:t xml:space="preserve">, </w:t>
+      </w:r>
+      <w:proofErr w:type="spellStart"/>
+      <w:r>
+        <w:rPr>
+          <w:color w:val="BCBEC4"/>
+          <w:lang w:val="en-US"/>
+        </w:rPr>
+        <w:t>что</w:t>
+      </w:r>
+      <w:proofErr w:type="spellEnd"/>
+      <w:r>
+        <w:rPr>
+          <w:color w:val="BCBEC4"/>
+          <w:lang w:val="en-US"/>
+        </w:rPr>
+        <w:t xml:space="preserve"> в </w:t>
+      </w:r>
+      <w:proofErr w:type="spellStart"/>
+      <w:r>
+        <w:rPr>
+          <w:color w:val="BCBEC4"/>
+          <w:lang w:val="en-US"/>
+        </w:rPr>
+        <w:t>этой</w:t>
+      </w:r>
+      <w:proofErr w:type="spellEnd"/>
+      <w:r>
+        <w:rPr>
+          <w:color w:val="BCBEC4"/>
+          <w:lang w:val="en-US"/>
+        </w:rPr>
+        <w:t xml:space="preserve"> </w:t>
+      </w:r>
+      <w:proofErr w:type="spellStart"/>
+      <w:r>
+        <w:rPr>
+          <w:color w:val="BCBEC4"/>
+          <w:lang w:val="en-US"/>
+        </w:rPr>
+        <w:t>неделе</w:t>
+      </w:r>
+      <w:proofErr w:type="spellEnd"/>
+      <w:r>
+        <w:rPr>
+          <w:color w:val="BCBEC4"/>
+          <w:lang w:val="en-US"/>
+        </w:rPr>
+        <w:t xml:space="preserve"> </w:t>
+      </w:r>
+      <w:proofErr w:type="spellStart"/>
+      <w:r>
+        <w:rPr>
+          <w:color w:val="BCBEC4"/>
+          <w:lang w:val="en-US"/>
+        </w:rPr>
+        <w:t>будет</w:t>
+      </w:r>
+      <w:proofErr w:type="spellEnd"/>
+      <w:r>
+        <w:rPr>
+          <w:color w:val="BCBEC4"/>
+          <w:lang w:val="en-US"/>
+        </w:rPr>
+        <w:t xml:space="preserve"> </w:t>
+      </w:r>
+      <w:proofErr w:type="spellStart"/>
+      <w:r>
+        <w:rPr>
+          <w:color w:val="BCBEC4"/>
+          <w:lang w:val="en-US"/>
+        </w:rPr>
+        <w:t>этот</w:t>
+      </w:r>
+      <w:proofErr w:type="spellEnd"/>
+      <w:r>
+        <w:rPr>
+          <w:color w:val="BCBEC4"/>
+          <w:lang w:val="en-US"/>
+        </w:rPr>
+        <w:t xml:space="preserve"> </w:t>
+      </w:r>
+      <w:proofErr w:type="spellStart"/>
+      <w:r>
+        <w:rPr>
+          <w:color w:val="BCBEC4"/>
+          <w:lang w:val="en-US"/>
+        </w:rPr>
+        <w:t>день</w:t>
+      </w:r>
+      <w:proofErr w:type="spellEnd"/>
+      <w:r>
+        <w:rPr>
+          <w:color w:val="BCBEC4"/>
+          <w:lang w:val="en-US"/>
+        </w:rPr>
+        <w:br/>
+        <w:t xml:space="preserve">    # group = str(38653)  # - </w:t>
+      </w:r>
+      <w:proofErr w:type="spellStart"/>
+      <w:r>
+        <w:rPr>
+          <w:color w:val="BCBEC4"/>
+          <w:lang w:val="en-US"/>
+        </w:rPr>
+        <w:t>уникальный</w:t>
+      </w:r>
+      <w:proofErr w:type="spellEnd"/>
+      <w:r>
+        <w:rPr>
+          <w:color w:val="BCBEC4"/>
+          <w:lang w:val="en-US"/>
+        </w:rPr>
+        <w:t xml:space="preserve"> id </w:t>
+      </w:r>
+      <w:proofErr w:type="spellStart"/>
+      <w:r>
+        <w:rPr>
+          <w:color w:val="BCBEC4"/>
+          <w:lang w:val="en-US"/>
+        </w:rPr>
+        <w:t>группы</w:t>
+      </w:r>
+      <w:proofErr w:type="spellEnd"/>
+      <w:r>
+        <w:rPr>
+          <w:color w:val="BCBEC4"/>
+          <w:lang w:val="en-US"/>
+        </w:rPr>
+        <w:br/>
+        <w:t xml:space="preserve">    response = </w:t>
+      </w:r>
+      <w:proofErr w:type="spellStart"/>
+      <w:r>
+        <w:rPr>
+          <w:color w:val="BCBEC4"/>
+          <w:lang w:val="en-US"/>
+        </w:rPr>
+        <w:t>requests.get</w:t>
+      </w:r>
+      <w:proofErr w:type="spellEnd"/>
+      <w:r>
+        <w:rPr>
+          <w:color w:val="BCBEC4"/>
+          <w:lang w:val="en-US"/>
+        </w:rPr>
+        <w:t>('https://ruz.spbstu.ru/</w:t>
+      </w:r>
+      <w:proofErr w:type="spellStart"/>
+      <w:r>
+        <w:rPr>
+          <w:color w:val="BCBEC4"/>
+          <w:lang w:val="en-US"/>
+        </w:rPr>
+        <w:t>api</w:t>
+      </w:r>
+      <w:proofErr w:type="spellEnd"/>
+      <w:r>
+        <w:rPr>
+          <w:color w:val="BCBEC4"/>
+          <w:lang w:val="en-US"/>
+        </w:rPr>
+        <w:t>/v1/</w:t>
+      </w:r>
+      <w:proofErr w:type="spellStart"/>
+      <w:r>
+        <w:rPr>
+          <w:color w:val="BCBEC4"/>
+          <w:lang w:val="en-US"/>
+        </w:rPr>
+        <w:t>ruz</w:t>
+      </w:r>
+      <w:proofErr w:type="spellEnd"/>
+      <w:r>
+        <w:rPr>
+          <w:color w:val="BCBEC4"/>
+          <w:lang w:val="en-US"/>
+        </w:rPr>
+        <w:t xml:space="preserve">/scheduler/' + group + '?date=' + </w:t>
+      </w:r>
+      <w:proofErr w:type="spellStart"/>
+      <w:r>
+        <w:rPr>
+          <w:color w:val="BCBEC4"/>
+          <w:lang w:val="en-US"/>
+        </w:rPr>
+        <w:t>date_r</w:t>
+      </w:r>
+      <w:proofErr w:type="spellEnd"/>
+      <w:r>
+        <w:rPr>
+          <w:color w:val="BCBEC4"/>
+          <w:lang w:val="en-US"/>
+        </w:rPr>
+        <w:t>)</w:t>
       </w:r>
       <w:r>
         <w:rPr>
@@ -6357,7 +6811,23 @@
           <w:lang w:val="en-US"/>
         </w:rPr>
         <w:br/>
-        <w:t xml:space="preserve">    text = response.json()["days"]</w:t>
+        <w:t xml:space="preserve">    text = </w:t>
+      </w:r>
+      <w:proofErr w:type="spellStart"/>
+      <w:r>
+        <w:rPr>
+          <w:color w:val="BCBEC4"/>
+          <w:lang w:val="en-US"/>
+        </w:rPr>
+        <w:t>response.json</w:t>
+      </w:r>
+      <w:proofErr w:type="spellEnd"/>
+      <w:r>
+        <w:rPr>
+          <w:color w:val="BCBEC4"/>
+          <w:lang w:val="en-US"/>
+        </w:rPr>
+        <w:t>()["days"]</w:t>
       </w:r>
       <w:r>
         <w:rPr>
@@ -6373,95 +6843,584 @@
           <w:lang w:val="en-US"/>
         </w:rPr>
         <w:br/>
-        <w:t xml:space="preserve">    week_is_odd = response.json()["week"]["is_odd"]  # True - нечетная</w:t>
-      </w:r>
-      <w:r>
-        <w:rPr>
-          <w:color w:val="BCBEC4"/>
-          <w:lang w:val="en-US"/>
-        </w:rPr>
-        <w:br/>
-        <w:t xml:space="preserve">    for i in range(len(text)):</w:t>
-      </w:r>
-      <w:r>
-        <w:rPr>
-          <w:color w:val="BCBEC4"/>
-          <w:lang w:val="en-US"/>
-        </w:rPr>
-        <w:br/>
-        <w:t xml:space="preserve">        rasp.append([])</w:t>
-      </w:r>
-      <w:r>
-        <w:rPr>
-          <w:color w:val="BCBEC4"/>
-          <w:lang w:val="en-US"/>
-        </w:rPr>
-        <w:br/>
-        <w:t xml:space="preserve">        rasp[i].append({"date": text[i]["date"]})</w:t>
-      </w:r>
-      <w:r>
-        <w:rPr>
-          <w:color w:val="BCBEC4"/>
-          <w:lang w:val="en-US"/>
-        </w:rPr>
-        <w:br/>
-        <w:t xml:space="preserve">        for j in range(len(text[i]["lessons"])):</w:t>
-      </w:r>
-      <w:r>
-        <w:rPr>
-          <w:color w:val="BCBEC4"/>
-          <w:lang w:val="en-US"/>
-        </w:rPr>
-        <w:br/>
-        <w:t xml:space="preserve">            rasp[i].append(dict())</w:t>
-      </w:r>
-      <w:r>
-        <w:rPr>
-          <w:color w:val="BCBEC4"/>
-          <w:lang w:val="en-US"/>
-        </w:rPr>
-        <w:br/>
-        <w:t xml:space="preserve">            rasp[i][j]["subject"] = text[i]["lessons"][j]["subject"]</w:t>
-      </w:r>
-      <w:r>
-        <w:rPr>
-          <w:color w:val="BCBEC4"/>
-          <w:lang w:val="en-US"/>
-        </w:rPr>
-        <w:br/>
-        <w:t xml:space="preserve">            # print(text[i]["lessons"][j])</w:t>
-      </w:r>
-      <w:r>
-        <w:rPr>
-          <w:color w:val="BCBEC4"/>
-          <w:lang w:val="en-US"/>
-        </w:rPr>
-        <w:br/>
-        <w:t xml:space="preserve">            rasp[i][j]["time_start"] = text[i]["lessons"][j]["time_start"]</w:t>
-      </w:r>
-      <w:r>
-        <w:rPr>
-          <w:color w:val="BCBEC4"/>
-          <w:lang w:val="en-US"/>
-        </w:rPr>
-        <w:br/>
-        <w:t xml:space="preserve">            rasp[i][j]["time_end"] = text[i]["lessons"][j]["time_end"]</w:t>
-      </w:r>
-      <w:r>
-        <w:rPr>
-          <w:color w:val="BCBEC4"/>
-          <w:lang w:val="en-US"/>
-        </w:rPr>
-        <w:br/>
-        <w:t xml:space="preserve">            rasp[i][j]["type"] = text[i]["lessons"][j]["typeObj"]["name"]</w:t>
-      </w:r>
-      <w:r>
-        <w:rPr>
-          <w:color w:val="BCBEC4"/>
-          <w:lang w:val="en-US"/>
-        </w:rPr>
-        <w:br/>
-        <w:t xml:space="preserve">            rasp[i][j]["auditories"] = text[i]["lessons"][j]["auditories"][0]["name"]</w:t>
+        <w:t xml:space="preserve">    </w:t>
+      </w:r>
+      <w:proofErr w:type="spellStart"/>
+      <w:r>
+        <w:rPr>
+          <w:color w:val="BCBEC4"/>
+          <w:lang w:val="en-US"/>
+        </w:rPr>
+        <w:t>week_is_odd</w:t>
+      </w:r>
+      <w:proofErr w:type="spellEnd"/>
+      <w:r>
+        <w:rPr>
+          <w:color w:val="BCBEC4"/>
+          <w:lang w:val="en-US"/>
+        </w:rPr>
+        <w:t xml:space="preserve"> = </w:t>
+      </w:r>
+      <w:proofErr w:type="spellStart"/>
+      <w:r>
+        <w:rPr>
+          <w:color w:val="BCBEC4"/>
+          <w:lang w:val="en-US"/>
+        </w:rPr>
+        <w:t>response.json</w:t>
+      </w:r>
+      <w:proofErr w:type="spellEnd"/>
+      <w:r>
+        <w:rPr>
+          <w:color w:val="BCBEC4"/>
+          <w:lang w:val="en-US"/>
+        </w:rPr>
+        <w:t>()["week"]["</w:t>
+      </w:r>
+      <w:proofErr w:type="spellStart"/>
+      <w:r>
+        <w:rPr>
+          <w:color w:val="BCBEC4"/>
+          <w:lang w:val="en-US"/>
+        </w:rPr>
+        <w:t>is_odd</w:t>
+      </w:r>
+      <w:proofErr w:type="spellEnd"/>
+      <w:r>
+        <w:rPr>
+          <w:color w:val="BCBEC4"/>
+          <w:lang w:val="en-US"/>
+        </w:rPr>
+        <w:t xml:space="preserve">"]  # True - </w:t>
+      </w:r>
+      <w:proofErr w:type="spellStart"/>
+      <w:r>
+        <w:rPr>
+          <w:color w:val="BCBEC4"/>
+          <w:lang w:val="en-US"/>
+        </w:rPr>
+        <w:t>нечетная</w:t>
+      </w:r>
+      <w:proofErr w:type="spellEnd"/>
+      <w:r>
+        <w:rPr>
+          <w:color w:val="BCBEC4"/>
+          <w:lang w:val="en-US"/>
+        </w:rPr>
+        <w:br/>
+        <w:t xml:space="preserve">    for </w:t>
+      </w:r>
+      <w:proofErr w:type="spellStart"/>
+      <w:r>
+        <w:rPr>
+          <w:color w:val="BCBEC4"/>
+          <w:lang w:val="en-US"/>
+        </w:rPr>
+        <w:t>i</w:t>
+      </w:r>
+      <w:proofErr w:type="spellEnd"/>
+      <w:r>
+        <w:rPr>
+          <w:color w:val="BCBEC4"/>
+          <w:lang w:val="en-US"/>
+        </w:rPr>
+        <w:t xml:space="preserve"> in range(</w:t>
+      </w:r>
+      <w:proofErr w:type="spellStart"/>
+      <w:r>
+        <w:rPr>
+          <w:color w:val="BCBEC4"/>
+          <w:lang w:val="en-US"/>
+        </w:rPr>
+        <w:t>len</w:t>
+      </w:r>
+      <w:proofErr w:type="spellEnd"/>
+      <w:r>
+        <w:rPr>
+          <w:color w:val="BCBEC4"/>
+          <w:lang w:val="en-US"/>
+        </w:rPr>
+        <w:t>(text)):</w:t>
+      </w:r>
+      <w:r>
+        <w:rPr>
+          <w:color w:val="BCBEC4"/>
+          <w:lang w:val="en-US"/>
+        </w:rPr>
+        <w:br/>
+        <w:t xml:space="preserve">        </w:t>
+      </w:r>
+      <w:proofErr w:type="spellStart"/>
+      <w:r>
+        <w:rPr>
+          <w:color w:val="BCBEC4"/>
+          <w:lang w:val="en-US"/>
+        </w:rPr>
+        <w:t>rasp.append</w:t>
+      </w:r>
+      <w:proofErr w:type="spellEnd"/>
+      <w:r>
+        <w:rPr>
+          <w:color w:val="BCBEC4"/>
+          <w:lang w:val="en-US"/>
+        </w:rPr>
+        <w:t>([])</w:t>
+      </w:r>
+      <w:r>
+        <w:rPr>
+          <w:color w:val="BCBEC4"/>
+          <w:lang w:val="en-US"/>
+        </w:rPr>
+        <w:br/>
+        <w:t xml:space="preserve">        rasp[</w:t>
+      </w:r>
+      <w:proofErr w:type="spellStart"/>
+      <w:r>
+        <w:rPr>
+          <w:color w:val="BCBEC4"/>
+          <w:lang w:val="en-US"/>
+        </w:rPr>
+        <w:t>i</w:t>
+      </w:r>
+      <w:proofErr w:type="spellEnd"/>
+      <w:r>
+        <w:rPr>
+          <w:color w:val="BCBEC4"/>
+          <w:lang w:val="en-US"/>
+        </w:rPr>
+        <w:t>].append({"date": text[</w:t>
+      </w:r>
+      <w:proofErr w:type="spellStart"/>
+      <w:r>
+        <w:rPr>
+          <w:color w:val="BCBEC4"/>
+          <w:lang w:val="en-US"/>
+        </w:rPr>
+        <w:t>i</w:t>
+      </w:r>
+      <w:proofErr w:type="spellEnd"/>
+      <w:r>
+        <w:rPr>
+          <w:color w:val="BCBEC4"/>
+          <w:lang w:val="en-US"/>
+        </w:rPr>
+        <w:t>]["date"]})</w:t>
+      </w:r>
+      <w:r>
+        <w:rPr>
+          <w:color w:val="BCBEC4"/>
+          <w:lang w:val="en-US"/>
+        </w:rPr>
+        <w:br/>
+        <w:t xml:space="preserve">        for j in range(</w:t>
+      </w:r>
+      <w:proofErr w:type="spellStart"/>
+      <w:r>
+        <w:rPr>
+          <w:color w:val="BCBEC4"/>
+          <w:lang w:val="en-US"/>
+        </w:rPr>
+        <w:t>len</w:t>
+      </w:r>
+      <w:proofErr w:type="spellEnd"/>
+      <w:r>
+        <w:rPr>
+          <w:color w:val="BCBEC4"/>
+          <w:lang w:val="en-US"/>
+        </w:rPr>
+        <w:t>(text[</w:t>
+      </w:r>
+      <w:proofErr w:type="spellStart"/>
+      <w:r>
+        <w:rPr>
+          <w:color w:val="BCBEC4"/>
+          <w:lang w:val="en-US"/>
+        </w:rPr>
+        <w:t>i</w:t>
+      </w:r>
+      <w:proofErr w:type="spellEnd"/>
+      <w:r>
+        <w:rPr>
+          <w:color w:val="BCBEC4"/>
+          <w:lang w:val="en-US"/>
+        </w:rPr>
+        <w:t>]["lessons"])):</w:t>
+      </w:r>
+      <w:r>
+        <w:rPr>
+          <w:color w:val="BCBEC4"/>
+          <w:lang w:val="en-US"/>
+        </w:rPr>
+        <w:br/>
+        <w:t xml:space="preserve">            rasp[</w:t>
+      </w:r>
+      <w:proofErr w:type="spellStart"/>
+      <w:r>
+        <w:rPr>
+          <w:color w:val="BCBEC4"/>
+          <w:lang w:val="en-US"/>
+        </w:rPr>
+        <w:t>i</w:t>
+      </w:r>
+      <w:proofErr w:type="spellEnd"/>
+      <w:r>
+        <w:rPr>
+          <w:color w:val="BCBEC4"/>
+          <w:lang w:val="en-US"/>
+        </w:rPr>
+        <w:t>].append(</w:t>
+      </w:r>
+      <w:proofErr w:type="spellStart"/>
+      <w:r>
+        <w:rPr>
+          <w:color w:val="BCBEC4"/>
+          <w:lang w:val="en-US"/>
+        </w:rPr>
+        <w:t>dict</w:t>
+      </w:r>
+      <w:proofErr w:type="spellEnd"/>
+      <w:r>
+        <w:rPr>
+          <w:color w:val="BCBEC4"/>
+          <w:lang w:val="en-US"/>
+        </w:rPr>
+        <w:t>())</w:t>
+      </w:r>
+      <w:r>
+        <w:rPr>
+          <w:color w:val="BCBEC4"/>
+          <w:lang w:val="en-US"/>
+        </w:rPr>
+        <w:br/>
+        <w:t xml:space="preserve">            rasp[</w:t>
+      </w:r>
+      <w:proofErr w:type="spellStart"/>
+      <w:r>
+        <w:rPr>
+          <w:color w:val="BCBEC4"/>
+          <w:lang w:val="en-US"/>
+        </w:rPr>
+        <w:t>i</w:t>
+      </w:r>
+      <w:proofErr w:type="spellEnd"/>
+      <w:r>
+        <w:rPr>
+          <w:color w:val="BCBEC4"/>
+          <w:lang w:val="en-US"/>
+        </w:rPr>
+        <w:t>][j]["subject"] = text[</w:t>
+      </w:r>
+      <w:proofErr w:type="spellStart"/>
+      <w:r>
+        <w:rPr>
+          <w:color w:val="BCBEC4"/>
+          <w:lang w:val="en-US"/>
+        </w:rPr>
+        <w:t>i</w:t>
+      </w:r>
+      <w:proofErr w:type="spellEnd"/>
+      <w:r>
+        <w:rPr>
+          <w:color w:val="BCBEC4"/>
+          <w:lang w:val="en-US"/>
+        </w:rPr>
+        <w:t>]["lessons"][j]["subject"]</w:t>
+      </w:r>
+      <w:r>
+        <w:rPr>
+          <w:color w:val="BCBEC4"/>
+          <w:lang w:val="en-US"/>
+        </w:rPr>
+        <w:br/>
+        <w:t xml:space="preserve">            # print(text[</w:t>
+      </w:r>
+      <w:proofErr w:type="spellStart"/>
+      <w:r>
+        <w:rPr>
+          <w:color w:val="BCBEC4"/>
+          <w:lang w:val="en-US"/>
+        </w:rPr>
+        <w:t>i</w:t>
+      </w:r>
+      <w:proofErr w:type="spellEnd"/>
+      <w:r>
+        <w:rPr>
+          <w:color w:val="BCBEC4"/>
+          <w:lang w:val="en-US"/>
+        </w:rPr>
+        <w:t>]["lessons"][j])</w:t>
+      </w:r>
+      <w:r>
+        <w:rPr>
+          <w:color w:val="BCBEC4"/>
+          <w:lang w:val="en-US"/>
+        </w:rPr>
+        <w:br/>
+        <w:t xml:space="preserve">            rasp[</w:t>
+      </w:r>
+      <w:proofErr w:type="spellStart"/>
+      <w:r>
+        <w:rPr>
+          <w:color w:val="BCBEC4"/>
+          <w:lang w:val="en-US"/>
+        </w:rPr>
+        <w:t>i</w:t>
+      </w:r>
+      <w:proofErr w:type="spellEnd"/>
+      <w:r>
+        <w:rPr>
+          <w:color w:val="BCBEC4"/>
+          <w:lang w:val="en-US"/>
+        </w:rPr>
+        <w:t>][j]["</w:t>
+      </w:r>
+      <w:proofErr w:type="spellStart"/>
+      <w:r>
+        <w:rPr>
+          <w:color w:val="BCBEC4"/>
+          <w:lang w:val="en-US"/>
+        </w:rPr>
+        <w:t>time_start</w:t>
+      </w:r>
+      <w:proofErr w:type="spellEnd"/>
+      <w:r>
+        <w:rPr>
+          <w:color w:val="BCBEC4"/>
+          <w:lang w:val="en-US"/>
+        </w:rPr>
+        <w:t>"] = text[</w:t>
+      </w:r>
+      <w:proofErr w:type="spellStart"/>
+      <w:r>
+        <w:rPr>
+          <w:color w:val="BCBEC4"/>
+          <w:lang w:val="en-US"/>
+        </w:rPr>
+        <w:t>i</w:t>
+      </w:r>
+      <w:proofErr w:type="spellEnd"/>
+      <w:r>
+        <w:rPr>
+          <w:color w:val="BCBEC4"/>
+          <w:lang w:val="en-US"/>
+        </w:rPr>
+        <w:t>]["lessons"][j]["</w:t>
+      </w:r>
+      <w:proofErr w:type="spellStart"/>
+      <w:r>
+        <w:rPr>
+          <w:color w:val="BCBEC4"/>
+          <w:lang w:val="en-US"/>
+        </w:rPr>
+        <w:t>time_start</w:t>
+      </w:r>
+      <w:proofErr w:type="spellEnd"/>
+      <w:r>
+        <w:rPr>
+          <w:color w:val="BCBEC4"/>
+          <w:lang w:val="en-US"/>
+        </w:rPr>
+        <w:t>"]</w:t>
+      </w:r>
+      <w:r>
+        <w:rPr>
+          <w:color w:val="BCBEC4"/>
+          <w:lang w:val="en-US"/>
+        </w:rPr>
+        <w:br/>
+        <w:t xml:space="preserve">            rasp[</w:t>
+      </w:r>
+      <w:proofErr w:type="spellStart"/>
+      <w:r>
+        <w:rPr>
+          <w:color w:val="BCBEC4"/>
+          <w:lang w:val="en-US"/>
+        </w:rPr>
+        <w:t>i</w:t>
+      </w:r>
+      <w:proofErr w:type="spellEnd"/>
+      <w:r>
+        <w:rPr>
+          <w:color w:val="BCBEC4"/>
+          <w:lang w:val="en-US"/>
+        </w:rPr>
+        <w:t>][j]["</w:t>
+      </w:r>
+      <w:proofErr w:type="spellStart"/>
+      <w:r>
+        <w:rPr>
+          <w:color w:val="BCBEC4"/>
+          <w:lang w:val="en-US"/>
+        </w:rPr>
+        <w:t>time_end</w:t>
+      </w:r>
+      <w:proofErr w:type="spellEnd"/>
+      <w:r>
+        <w:rPr>
+          <w:color w:val="BCBEC4"/>
+          <w:lang w:val="en-US"/>
+        </w:rPr>
+        <w:t>"] = text[</w:t>
+      </w:r>
+      <w:proofErr w:type="spellStart"/>
+      <w:r>
+        <w:rPr>
+          <w:color w:val="BCBEC4"/>
+          <w:lang w:val="en-US"/>
+        </w:rPr>
+        <w:t>i</w:t>
+      </w:r>
+      <w:proofErr w:type="spellEnd"/>
+      <w:r>
+        <w:rPr>
+          <w:color w:val="BCBEC4"/>
+          <w:lang w:val="en-US"/>
+        </w:rPr>
+        <w:t>]["lessons"][j]["</w:t>
+      </w:r>
+      <w:proofErr w:type="spellStart"/>
+      <w:r>
+        <w:rPr>
+          <w:color w:val="BCBEC4"/>
+          <w:lang w:val="en-US"/>
+        </w:rPr>
+        <w:t>time_end</w:t>
+      </w:r>
+      <w:proofErr w:type="spellEnd"/>
+      <w:r>
+        <w:rPr>
+          <w:color w:val="BCBEC4"/>
+          <w:lang w:val="en-US"/>
+        </w:rPr>
+        <w:t>"]</w:t>
+      </w:r>
+      <w:r>
+        <w:rPr>
+          <w:color w:val="BCBEC4"/>
+          <w:lang w:val="en-US"/>
+        </w:rPr>
+        <w:br/>
+        <w:t xml:space="preserve">            rasp[</w:t>
+      </w:r>
+      <w:proofErr w:type="spellStart"/>
+      <w:r>
+        <w:rPr>
+          <w:color w:val="BCBEC4"/>
+          <w:lang w:val="en-US"/>
+        </w:rPr>
+        <w:t>i</w:t>
+      </w:r>
+      <w:proofErr w:type="spellEnd"/>
+      <w:r>
+        <w:rPr>
+          <w:color w:val="BCBEC4"/>
+          <w:lang w:val="en-US"/>
+        </w:rPr>
+        <w:t>][j]["type"] = text[</w:t>
+      </w:r>
+      <w:proofErr w:type="spellStart"/>
+      <w:r>
+        <w:rPr>
+          <w:color w:val="BCBEC4"/>
+          <w:lang w:val="en-US"/>
+        </w:rPr>
+        <w:t>i</w:t>
+      </w:r>
+      <w:proofErr w:type="spellEnd"/>
+      <w:r>
+        <w:rPr>
+          <w:color w:val="BCBEC4"/>
+          <w:lang w:val="en-US"/>
+        </w:rPr>
+        <w:t>]["lessons"][j]["</w:t>
+      </w:r>
+      <w:proofErr w:type="spellStart"/>
+      <w:r>
+        <w:rPr>
+          <w:color w:val="BCBEC4"/>
+          <w:lang w:val="en-US"/>
+        </w:rPr>
+        <w:t>typeObj</w:t>
+      </w:r>
+      <w:proofErr w:type="spellEnd"/>
+      <w:r>
+        <w:rPr>
+          <w:color w:val="BCBEC4"/>
+          <w:lang w:val="en-US"/>
+        </w:rPr>
+        <w:t>"]["name"]</w:t>
+      </w:r>
+      <w:r>
+        <w:rPr>
+          <w:color w:val="BCBEC4"/>
+          <w:lang w:val="en-US"/>
+        </w:rPr>
+        <w:br/>
+        <w:t xml:space="preserve">            rasp[</w:t>
+      </w:r>
+      <w:proofErr w:type="spellStart"/>
+      <w:r>
+        <w:rPr>
+          <w:color w:val="BCBEC4"/>
+          <w:lang w:val="en-US"/>
+        </w:rPr>
+        <w:t>i</w:t>
+      </w:r>
+      <w:proofErr w:type="spellEnd"/>
+      <w:r>
+        <w:rPr>
+          <w:color w:val="BCBEC4"/>
+          <w:lang w:val="en-US"/>
+        </w:rPr>
+        <w:t>][j]["</w:t>
+      </w:r>
+      <w:proofErr w:type="spellStart"/>
+      <w:r>
+        <w:rPr>
+          <w:color w:val="BCBEC4"/>
+          <w:lang w:val="en-US"/>
+        </w:rPr>
+        <w:t>auditories</w:t>
+      </w:r>
+      <w:proofErr w:type="spellEnd"/>
+      <w:r>
+        <w:rPr>
+          <w:color w:val="BCBEC4"/>
+          <w:lang w:val="en-US"/>
+        </w:rPr>
+        <w:t>"] = text[</w:t>
+      </w:r>
+      <w:proofErr w:type="spellStart"/>
+      <w:r>
+        <w:rPr>
+          <w:color w:val="BCBEC4"/>
+          <w:lang w:val="en-US"/>
+        </w:rPr>
+        <w:t>i</w:t>
+      </w:r>
+      <w:proofErr w:type="spellEnd"/>
+      <w:r>
+        <w:rPr>
+          <w:color w:val="BCBEC4"/>
+          <w:lang w:val="en-US"/>
+        </w:rPr>
+        <w:t>]["lessons"][j]["</w:t>
+      </w:r>
+      <w:proofErr w:type="spellStart"/>
+      <w:r>
+        <w:rPr>
+          <w:color w:val="BCBEC4"/>
+          <w:lang w:val="en-US"/>
+        </w:rPr>
+        <w:t>auditories</w:t>
+      </w:r>
+      <w:proofErr w:type="spellEnd"/>
+      <w:r>
+        <w:rPr>
+          <w:color w:val="BCBEC4"/>
+          <w:lang w:val="en-US"/>
+        </w:rPr>
+        <w:t>"][0]["name"]</w:t>
       </w:r>
       <w:r>
         <w:rPr>
@@ -6477,7 +7436,55 @@
           <w:lang w:val="en-US"/>
         </w:rPr>
         <w:br/>
-        <w:t xml:space="preserve">                rasp[i][j]["teachers"] = text[i]["lessons"][j]["teachers"][0]["full_name"]</w:t>
+        <w:t xml:space="preserve">                rasp[</w:t>
+      </w:r>
+      <w:proofErr w:type="spellStart"/>
+      <w:r>
+        <w:rPr>
+          <w:color w:val="BCBEC4"/>
+          <w:lang w:val="en-US"/>
+        </w:rPr>
+        <w:t>i</w:t>
+      </w:r>
+      <w:proofErr w:type="spellEnd"/>
+      <w:r>
+        <w:rPr>
+          <w:color w:val="BCBEC4"/>
+          <w:lang w:val="en-US"/>
+        </w:rPr>
+        <w:t>][j]["teachers"] = text[</w:t>
+      </w:r>
+      <w:proofErr w:type="spellStart"/>
+      <w:r>
+        <w:rPr>
+          <w:color w:val="BCBEC4"/>
+          <w:lang w:val="en-US"/>
+        </w:rPr>
+        <w:t>i</w:t>
+      </w:r>
+      <w:proofErr w:type="spellEnd"/>
+      <w:r>
+        <w:rPr>
+          <w:color w:val="BCBEC4"/>
+          <w:lang w:val="en-US"/>
+        </w:rPr>
+        <w:t>]["lessons"][j]["teachers"][0]["</w:t>
+      </w:r>
+      <w:proofErr w:type="spellStart"/>
+      <w:r>
+        <w:rPr>
+          <w:color w:val="BCBEC4"/>
+          <w:lang w:val="en-US"/>
+        </w:rPr>
+        <w:t>full_name</w:t>
+      </w:r>
+      <w:proofErr w:type="spellEnd"/>
+      <w:r>
+        <w:rPr>
+          <w:color w:val="BCBEC4"/>
+          <w:lang w:val="en-US"/>
+        </w:rPr>
+        <w:t>"]</w:t>
       </w:r>
       <w:r>
         <w:rPr>
@@ -6493,23 +7500,87 @@
           <w:lang w:val="en-US"/>
         </w:rPr>
         <w:br/>
-        <w:t xml:space="preserve">                rasp[i][j]["teachers"] = "None"</w:t>
-      </w:r>
-      <w:r>
-        <w:rPr>
-          <w:color w:val="BCBEC4"/>
-          <w:lang w:val="en-US"/>
-        </w:rPr>
-        <w:br/>
-        <w:t xml:space="preserve">    if week_is_odd:</w:t>
-      </w:r>
-      <w:r>
-        <w:rPr>
-          <w:color w:val="BCBEC4"/>
-          <w:lang w:val="en-US"/>
-        </w:rPr>
-        <w:br/>
-        <w:t xml:space="preserve">        print("Неделя нечетная")</w:t>
+        <w:t xml:space="preserve">                rasp[</w:t>
+      </w:r>
+      <w:proofErr w:type="spellStart"/>
+      <w:r>
+        <w:rPr>
+          <w:color w:val="BCBEC4"/>
+          <w:lang w:val="en-US"/>
+        </w:rPr>
+        <w:t>i</w:t>
+      </w:r>
+      <w:proofErr w:type="spellEnd"/>
+      <w:r>
+        <w:rPr>
+          <w:color w:val="BCBEC4"/>
+          <w:lang w:val="en-US"/>
+        </w:rPr>
+        <w:t>][j]["teachers"] = "None"</w:t>
+      </w:r>
+      <w:r>
+        <w:rPr>
+          <w:color w:val="BCBEC4"/>
+          <w:lang w:val="en-US"/>
+        </w:rPr>
+        <w:br/>
+        <w:t xml:space="preserve">    if </w:t>
+      </w:r>
+      <w:proofErr w:type="spellStart"/>
+      <w:r>
+        <w:rPr>
+          <w:color w:val="BCBEC4"/>
+          <w:lang w:val="en-US"/>
+        </w:rPr>
+        <w:t>week_is_odd</w:t>
+      </w:r>
+      <w:proofErr w:type="spellEnd"/>
+      <w:r>
+        <w:rPr>
+          <w:color w:val="BCBEC4"/>
+          <w:lang w:val="en-US"/>
+        </w:rPr>
+        <w:t>:</w:t>
+      </w:r>
+      <w:r>
+        <w:rPr>
+          <w:color w:val="BCBEC4"/>
+          <w:lang w:val="en-US"/>
+        </w:rPr>
+        <w:br/>
+        <w:t xml:space="preserve">        print("</w:t>
+      </w:r>
+      <w:proofErr w:type="spellStart"/>
+      <w:r>
+        <w:rPr>
+          <w:color w:val="BCBEC4"/>
+          <w:lang w:val="en-US"/>
+        </w:rPr>
+        <w:t>Неделя</w:t>
+      </w:r>
+      <w:proofErr w:type="spellEnd"/>
+      <w:r>
+        <w:rPr>
+          <w:color w:val="BCBEC4"/>
+          <w:lang w:val="en-US"/>
+        </w:rPr>
+        <w:t xml:space="preserve"> </w:t>
+      </w:r>
+      <w:proofErr w:type="spellStart"/>
+      <w:r>
+        <w:rPr>
+          <w:color w:val="BCBEC4"/>
+          <w:lang w:val="en-US"/>
+        </w:rPr>
+        <w:t>нечетная</w:t>
+      </w:r>
+      <w:proofErr w:type="spellEnd"/>
+      <w:r>
+        <w:rPr>
+          <w:color w:val="BCBEC4"/>
+          <w:lang w:val="en-US"/>
+        </w:rPr>
+        <w:t>")</w:t>
       </w:r>
       <w:r>
         <w:rPr>
@@ -6525,31 +7596,159 @@
           <w:lang w:val="en-US"/>
         </w:rPr>
         <w:br/>
-        <w:t xml:space="preserve">        print("Неделя четная")</w:t>
-      </w:r>
-      <w:r>
-        <w:rPr>
-          <w:color w:val="BCBEC4"/>
-          <w:lang w:val="en-US"/>
-        </w:rPr>
-        <w:br/>
-        <w:t xml:space="preserve">    for i in range(len(rasp)):</w:t>
-      </w:r>
-      <w:r>
-        <w:rPr>
-          <w:color w:val="BCBEC4"/>
-          <w:lang w:val="en-US"/>
-        </w:rPr>
-        <w:br/>
-        <w:t xml:space="preserve">        print("День " + str(i))</w:t>
-      </w:r>
-      <w:r>
-        <w:rPr>
-          <w:color w:val="BCBEC4"/>
-          <w:lang w:val="en-US"/>
-        </w:rPr>
-        <w:br/>
-        <w:t xml:space="preserve">        pprint.pprint(rasp[i])</w:t>
+        <w:t xml:space="preserve">        print("</w:t>
+      </w:r>
+      <w:proofErr w:type="spellStart"/>
+      <w:r>
+        <w:rPr>
+          <w:color w:val="BCBEC4"/>
+          <w:lang w:val="en-US"/>
+        </w:rPr>
+        <w:t>Неделя</w:t>
+      </w:r>
+      <w:proofErr w:type="spellEnd"/>
+      <w:r>
+        <w:rPr>
+          <w:color w:val="BCBEC4"/>
+          <w:lang w:val="en-US"/>
+        </w:rPr>
+        <w:t xml:space="preserve"> </w:t>
+      </w:r>
+      <w:proofErr w:type="spellStart"/>
+      <w:r>
+        <w:rPr>
+          <w:color w:val="BCBEC4"/>
+          <w:lang w:val="en-US"/>
+        </w:rPr>
+        <w:t>четная</w:t>
+      </w:r>
+      <w:proofErr w:type="spellEnd"/>
+      <w:r>
+        <w:rPr>
+          <w:color w:val="BCBEC4"/>
+          <w:lang w:val="en-US"/>
+        </w:rPr>
+        <w:t>")</w:t>
+      </w:r>
+      <w:r>
+        <w:rPr>
+          <w:color w:val="BCBEC4"/>
+          <w:lang w:val="en-US"/>
+        </w:rPr>
+        <w:br/>
+        <w:t xml:space="preserve">    for </w:t>
+      </w:r>
+      <w:proofErr w:type="spellStart"/>
+      <w:r>
+        <w:rPr>
+          <w:color w:val="BCBEC4"/>
+          <w:lang w:val="en-US"/>
+        </w:rPr>
+        <w:t>i</w:t>
+      </w:r>
+      <w:proofErr w:type="spellEnd"/>
+      <w:r>
+        <w:rPr>
+          <w:color w:val="BCBEC4"/>
+          <w:lang w:val="en-US"/>
+        </w:rPr>
+        <w:t xml:space="preserve"> in range(</w:t>
+      </w:r>
+      <w:proofErr w:type="spellStart"/>
+      <w:r>
+        <w:rPr>
+          <w:color w:val="BCBEC4"/>
+          <w:lang w:val="en-US"/>
+        </w:rPr>
+        <w:t>len</w:t>
+      </w:r>
+      <w:proofErr w:type="spellEnd"/>
+      <w:r>
+        <w:rPr>
+          <w:color w:val="BCBEC4"/>
+          <w:lang w:val="en-US"/>
+        </w:rPr>
+        <w:t>(rasp)):</w:t>
+      </w:r>
+      <w:r>
+        <w:rPr>
+          <w:color w:val="BCBEC4"/>
+          <w:lang w:val="en-US"/>
+        </w:rPr>
+        <w:br/>
+        <w:t xml:space="preserve">        print("</w:t>
+      </w:r>
+      <w:proofErr w:type="spellStart"/>
+      <w:r>
+        <w:rPr>
+          <w:color w:val="BCBEC4"/>
+          <w:lang w:val="en-US"/>
+        </w:rPr>
+        <w:t>День</w:t>
+      </w:r>
+      <w:proofErr w:type="spellEnd"/>
+      <w:r>
+        <w:rPr>
+          <w:color w:val="BCBEC4"/>
+          <w:lang w:val="en-US"/>
+        </w:rPr>
+        <w:t xml:space="preserve"> " + str(</w:t>
+      </w:r>
+      <w:proofErr w:type="spellStart"/>
+      <w:r>
+        <w:rPr>
+          <w:color w:val="BCBEC4"/>
+          <w:lang w:val="en-US"/>
+        </w:rPr>
+        <w:t>i</w:t>
+      </w:r>
+      <w:proofErr w:type="spellEnd"/>
+      <w:r>
+        <w:rPr>
+          <w:color w:val="BCBEC4"/>
+          <w:lang w:val="en-US"/>
+        </w:rPr>
+        <w:t>))</w:t>
+      </w:r>
+      <w:r>
+        <w:rPr>
+          <w:color w:val="BCBEC4"/>
+          <w:lang w:val="en-US"/>
+        </w:rPr>
+        <w:br/>
+        <w:t xml:space="preserve">        </w:t>
+      </w:r>
+      <w:proofErr w:type="spellStart"/>
+      <w:r>
+        <w:rPr>
+          <w:color w:val="BCBEC4"/>
+          <w:lang w:val="en-US"/>
+        </w:rPr>
+        <w:t>pprint.pprint</w:t>
+      </w:r>
+      <w:proofErr w:type="spellEnd"/>
+      <w:r>
+        <w:rPr>
+          <w:color w:val="BCBEC4"/>
+          <w:lang w:val="en-US"/>
+        </w:rPr>
+        <w:t>(rasp[</w:t>
+      </w:r>
+      <w:proofErr w:type="spellStart"/>
+      <w:r>
+        <w:rPr>
+          <w:color w:val="BCBEC4"/>
+          <w:lang w:val="en-US"/>
+        </w:rPr>
+        <w:t>i</w:t>
+      </w:r>
+      <w:proofErr w:type="spellEnd"/>
+      <w:r>
+        <w:rPr>
+          <w:color w:val="BCBEC4"/>
+          <w:lang w:val="en-US"/>
+        </w:rPr>
+        <w:t>])</w:t>
       </w:r>
       <w:r>
         <w:rPr>
@@ -6580,24 +7779,154 @@
           <w:lang w:val="en-US"/>
         </w:rPr>
         <w:br/>
-        <w:t xml:space="preserve">    for i in range(len(text)):</w:t>
-      </w:r>
-      <w:r>
-        <w:rPr>
-          <w:color w:val="BCBEC4"/>
-          <w:lang w:val="en-US"/>
-        </w:rPr>
-        <w:br/>
-        <w:t xml:space="preserve">        graph.append(len(text[i]["lessons"]))  # для графика</w:t>
-      </w:r>
-      <w:r>
-        <w:rPr>
-          <w:color w:val="BCBEC4"/>
-          <w:lang w:val="en-US"/>
-        </w:rPr>
-        <w:br/>
-        <w:t xml:space="preserve">        date.append(text[i]["date"])  # для графика</w:t>
-      </w:r>
+        <w:t xml:space="preserve">    for </w:t>
+      </w:r>
+      <w:proofErr w:type="spellStart"/>
+      <w:r>
+        <w:rPr>
+          <w:color w:val="BCBEC4"/>
+          <w:lang w:val="en-US"/>
+        </w:rPr>
+        <w:t>i</w:t>
+      </w:r>
+      <w:proofErr w:type="spellEnd"/>
+      <w:r>
+        <w:rPr>
+          <w:color w:val="BCBEC4"/>
+          <w:lang w:val="en-US"/>
+        </w:rPr>
+        <w:t xml:space="preserve"> in range(</w:t>
+      </w:r>
+      <w:proofErr w:type="spellStart"/>
+      <w:r>
+        <w:rPr>
+          <w:color w:val="BCBEC4"/>
+          <w:lang w:val="en-US"/>
+        </w:rPr>
+        <w:t>len</w:t>
+      </w:r>
+      <w:proofErr w:type="spellEnd"/>
+      <w:r>
+        <w:rPr>
+          <w:color w:val="BCBEC4"/>
+          <w:lang w:val="en-US"/>
+        </w:rPr>
+        <w:t>(text)):</w:t>
+      </w:r>
+      <w:r>
+        <w:rPr>
+          <w:color w:val="BCBEC4"/>
+          <w:lang w:val="en-US"/>
+        </w:rPr>
+        <w:br/>
+        <w:t xml:space="preserve">        </w:t>
+      </w:r>
+      <w:proofErr w:type="spellStart"/>
+      <w:r>
+        <w:rPr>
+          <w:color w:val="BCBEC4"/>
+          <w:lang w:val="en-US"/>
+        </w:rPr>
+        <w:t>graph.append</w:t>
+      </w:r>
+      <w:proofErr w:type="spellEnd"/>
+      <w:r>
+        <w:rPr>
+          <w:color w:val="BCBEC4"/>
+          <w:lang w:val="en-US"/>
+        </w:rPr>
+        <w:t>(</w:t>
+      </w:r>
+      <w:proofErr w:type="spellStart"/>
+      <w:r>
+        <w:rPr>
+          <w:color w:val="BCBEC4"/>
+          <w:lang w:val="en-US"/>
+        </w:rPr>
+        <w:t>len</w:t>
+      </w:r>
+      <w:proofErr w:type="spellEnd"/>
+      <w:r>
+        <w:rPr>
+          <w:color w:val="BCBEC4"/>
+          <w:lang w:val="en-US"/>
+        </w:rPr>
+        <w:t>(text[</w:t>
+      </w:r>
+      <w:proofErr w:type="spellStart"/>
+      <w:r>
+        <w:rPr>
+          <w:color w:val="BCBEC4"/>
+          <w:lang w:val="en-US"/>
+        </w:rPr>
+        <w:t>i</w:t>
+      </w:r>
+      <w:proofErr w:type="spellEnd"/>
+      <w:r>
+        <w:rPr>
+          <w:color w:val="BCBEC4"/>
+          <w:lang w:val="en-US"/>
+        </w:rPr>
+        <w:t xml:space="preserve">]["lessons"]))  # для </w:t>
+      </w:r>
+      <w:proofErr w:type="spellStart"/>
+      <w:r>
+        <w:rPr>
+          <w:color w:val="BCBEC4"/>
+          <w:lang w:val="en-US"/>
+        </w:rPr>
+        <w:t>графика</w:t>
+      </w:r>
+      <w:proofErr w:type="spellEnd"/>
+      <w:r>
+        <w:rPr>
+          <w:color w:val="BCBEC4"/>
+          <w:lang w:val="en-US"/>
+        </w:rPr>
+        <w:br/>
+        <w:t xml:space="preserve">        </w:t>
+      </w:r>
+      <w:proofErr w:type="spellStart"/>
+      <w:r>
+        <w:rPr>
+          <w:color w:val="BCBEC4"/>
+          <w:lang w:val="en-US"/>
+        </w:rPr>
+        <w:t>date.append</w:t>
+      </w:r>
+      <w:proofErr w:type="spellEnd"/>
+      <w:r>
+        <w:rPr>
+          <w:color w:val="BCBEC4"/>
+          <w:lang w:val="en-US"/>
+        </w:rPr>
+        <w:t>(text[</w:t>
+      </w:r>
+      <w:proofErr w:type="spellStart"/>
+      <w:r>
+        <w:rPr>
+          <w:color w:val="BCBEC4"/>
+          <w:lang w:val="en-US"/>
+        </w:rPr>
+        <w:t>i</w:t>
+      </w:r>
+      <w:proofErr w:type="spellEnd"/>
+      <w:r>
+        <w:rPr>
+          <w:color w:val="BCBEC4"/>
+          <w:lang w:val="en-US"/>
+        </w:rPr>
+        <w:t xml:space="preserve">]["date"])  # для </w:t>
+      </w:r>
+      <w:proofErr w:type="spellStart"/>
+      <w:r>
+        <w:rPr>
+          <w:color w:val="BCBEC4"/>
+          <w:lang w:val="en-US"/>
+        </w:rPr>
+        <w:t>графика</w:t>
+      </w:r>
+      <w:proofErr w:type="spellEnd"/>
       <w:r>
         <w:rPr>
           <w:color w:val="BCBEC4"/>
@@ -6627,125 +7956,673 @@
           <w:lang w:val="en-US"/>
         </w:rPr>
         <w:br/>
-        <w:t xml:space="preserve">    plt.figure(figsize=(10,7))</w:t>
-      </w:r>
-      <w:r>
-        <w:rPr>
-          <w:color w:val="BCBEC4"/>
-          <w:lang w:val="en-US"/>
-        </w:rPr>
-        <w:br/>
-        <w:t xml:space="preserve">    plt.bar(date, graph)</w:t>
-      </w:r>
-      <w:r>
-        <w:rPr>
-          <w:color w:val="BCBEC4"/>
-          <w:lang w:val="en-US"/>
-        </w:rPr>
-        <w:br/>
-        <w:t xml:space="preserve">    plt.title(f'ID - Группа {group}')</w:t>
-      </w:r>
-      <w:r>
-        <w:rPr>
-          <w:color w:val="BCBEC4"/>
-          <w:lang w:val="en-US"/>
-        </w:rPr>
-        <w:br/>
-        <w:t xml:space="preserve">    plt.xlabel('День')</w:t>
-      </w:r>
-      <w:r>
-        <w:rPr>
-          <w:color w:val="BCBEC4"/>
-          <w:lang w:val="en-US"/>
-        </w:rPr>
-        <w:br/>
-        <w:t xml:space="preserve">    plt.ylabel('Количество занятий')</w:t>
-      </w:r>
-      <w:r>
-        <w:rPr>
-          <w:color w:val="BCBEC4"/>
-          <w:lang w:val="en-US"/>
-        </w:rPr>
-        <w:br/>
-        <w:t xml:space="preserve">    plt.show()</w:t>
-      </w:r>
-      <w:r>
-        <w:rPr>
-          <w:color w:val="BCBEC4"/>
-          <w:lang w:val="en-US"/>
-        </w:rPr>
-        <w:br/>
-      </w:r>
-      <w:r>
-        <w:rPr>
-          <w:color w:val="BCBEC4"/>
-          <w:lang w:val="en-US"/>
-        </w:rPr>
-        <w:br/>
-        <w:t>def aud(date_r, b, a):</w:t>
-      </w:r>
-      <w:r>
-        <w:rPr>
-          <w:color w:val="BCBEC4"/>
-          <w:lang w:val="en-US"/>
-        </w:rPr>
-        <w:br/>
-        <w:t xml:space="preserve">    # date_r = date = "2024-4-5"  # - значит, что в этой неделе будет этот день</w:t>
-      </w:r>
-      <w:r>
-        <w:rPr>
-          <w:color w:val="BCBEC4"/>
-          <w:lang w:val="en-US"/>
-        </w:rPr>
-        <w:br/>
-        <w:t xml:space="preserve">    # b = str(1)  # - уникальный id здания</w:t>
-      </w:r>
-      <w:r>
-        <w:rPr>
-          <w:color w:val="BCBEC4"/>
-          <w:lang w:val="en-US"/>
-        </w:rPr>
-        <w:br/>
-        <w:t xml:space="preserve">    # a = str(546)  # - уникальный id аудитории</w:t>
-      </w:r>
-      <w:r>
-        <w:rPr>
-          <w:color w:val="BCBEC4"/>
-          <w:lang w:val="en-US"/>
-        </w:rPr>
-        <w:br/>
-        <w:t xml:space="preserve">    # /api/v1/ruz/buildings/1/rooms/546/scheduler?date=2024-5-27</w:t>
-      </w:r>
-      <w:r>
-        <w:rPr>
-          <w:color w:val="BCBEC4"/>
-          <w:lang w:val="en-US"/>
-        </w:rPr>
-        <w:br/>
-      </w:r>
-      <w:r>
-        <w:rPr>
-          <w:color w:val="BCBEC4"/>
-          <w:lang w:val="en-US"/>
-        </w:rPr>
-        <w:lastRenderedPageBreak/>
-        <w:t xml:space="preserve">    response = requests.get('https://ruz.spbstu.ru/api/v1/ruz/buildings/' + b + '/rooms/' + a + '/scheduler?date=' + date_r)</w:t>
-      </w:r>
-      <w:r>
-        <w:rPr>
-          <w:color w:val="BCBEC4"/>
-          <w:lang w:val="en-US"/>
-        </w:rPr>
-        <w:br/>
-        <w:t xml:space="preserve">    print(response.json())</w:t>
-      </w:r>
-      <w:r>
-        <w:rPr>
-          <w:color w:val="BCBEC4"/>
-          <w:lang w:val="en-US"/>
-        </w:rPr>
-        <w:br/>
-        <w:t xml:space="preserve">    text = response.json()["days"]</w:t>
+        <w:t xml:space="preserve">    </w:t>
+      </w:r>
+      <w:proofErr w:type="spellStart"/>
+      <w:r>
+        <w:rPr>
+          <w:color w:val="BCBEC4"/>
+          <w:lang w:val="en-US"/>
+        </w:rPr>
+        <w:t>plt.figure</w:t>
+      </w:r>
+      <w:proofErr w:type="spellEnd"/>
+      <w:r>
+        <w:rPr>
+          <w:color w:val="BCBEC4"/>
+          <w:lang w:val="en-US"/>
+        </w:rPr>
+        <w:t>(</w:t>
+      </w:r>
+      <w:proofErr w:type="spellStart"/>
+      <w:r>
+        <w:rPr>
+          <w:color w:val="BCBEC4"/>
+          <w:lang w:val="en-US"/>
+        </w:rPr>
+        <w:t>figsize</w:t>
+      </w:r>
+      <w:proofErr w:type="spellEnd"/>
+      <w:r>
+        <w:rPr>
+          <w:color w:val="BCBEC4"/>
+          <w:lang w:val="en-US"/>
+        </w:rPr>
+        <w:t>=(10,7))</w:t>
+      </w:r>
+      <w:r>
+        <w:rPr>
+          <w:color w:val="BCBEC4"/>
+          <w:lang w:val="en-US"/>
+        </w:rPr>
+        <w:br/>
+        <w:t xml:space="preserve">    </w:t>
+      </w:r>
+      <w:proofErr w:type="spellStart"/>
+      <w:r>
+        <w:rPr>
+          <w:color w:val="BCBEC4"/>
+          <w:lang w:val="en-US"/>
+        </w:rPr>
+        <w:t>plt.bar</w:t>
+      </w:r>
+      <w:proofErr w:type="spellEnd"/>
+      <w:r>
+        <w:rPr>
+          <w:color w:val="BCBEC4"/>
+          <w:lang w:val="en-US"/>
+        </w:rPr>
+        <w:t>(date, graph)</w:t>
+      </w:r>
+      <w:r>
+        <w:rPr>
+          <w:color w:val="BCBEC4"/>
+          <w:lang w:val="en-US"/>
+        </w:rPr>
+        <w:br/>
+        <w:t xml:space="preserve">    </w:t>
+      </w:r>
+      <w:proofErr w:type="spellStart"/>
+      <w:r>
+        <w:rPr>
+          <w:color w:val="BCBEC4"/>
+          <w:lang w:val="en-US"/>
+        </w:rPr>
+        <w:t>plt.title</w:t>
+      </w:r>
+      <w:proofErr w:type="spellEnd"/>
+      <w:r>
+        <w:rPr>
+          <w:color w:val="BCBEC4"/>
+          <w:lang w:val="en-US"/>
+        </w:rPr>
+        <w:t>(</w:t>
+      </w:r>
+      <w:proofErr w:type="spellStart"/>
+      <w:r>
+        <w:rPr>
+          <w:color w:val="BCBEC4"/>
+          <w:lang w:val="en-US"/>
+        </w:rPr>
+        <w:t>f'ID</w:t>
+      </w:r>
+      <w:proofErr w:type="spellEnd"/>
+      <w:r>
+        <w:rPr>
+          <w:color w:val="BCBEC4"/>
+          <w:lang w:val="en-US"/>
+        </w:rPr>
+        <w:t xml:space="preserve"> - </w:t>
+      </w:r>
+      <w:proofErr w:type="spellStart"/>
+      <w:r>
+        <w:rPr>
+          <w:color w:val="BCBEC4"/>
+          <w:lang w:val="en-US"/>
+        </w:rPr>
+        <w:t>Группа</w:t>
+      </w:r>
+      <w:proofErr w:type="spellEnd"/>
+      <w:r>
+        <w:rPr>
+          <w:color w:val="BCBEC4"/>
+          <w:lang w:val="en-US"/>
+        </w:rPr>
+        <w:t xml:space="preserve"> {group}')</w:t>
+      </w:r>
+      <w:r>
+        <w:rPr>
+          <w:color w:val="BCBEC4"/>
+          <w:lang w:val="en-US"/>
+        </w:rPr>
+        <w:br/>
+        <w:t xml:space="preserve">    </w:t>
+      </w:r>
+      <w:proofErr w:type="spellStart"/>
+      <w:r>
+        <w:rPr>
+          <w:color w:val="BCBEC4"/>
+          <w:lang w:val="en-US"/>
+        </w:rPr>
+        <w:t>plt.xlabel</w:t>
+      </w:r>
+      <w:proofErr w:type="spellEnd"/>
+      <w:r>
+        <w:rPr>
+          <w:color w:val="BCBEC4"/>
+          <w:lang w:val="en-US"/>
+        </w:rPr>
+        <w:t>('</w:t>
+      </w:r>
+      <w:proofErr w:type="spellStart"/>
+      <w:r>
+        <w:rPr>
+          <w:color w:val="BCBEC4"/>
+          <w:lang w:val="en-US"/>
+        </w:rPr>
+        <w:t>День</w:t>
+      </w:r>
+      <w:proofErr w:type="spellEnd"/>
+      <w:r>
+        <w:rPr>
+          <w:color w:val="BCBEC4"/>
+          <w:lang w:val="en-US"/>
+        </w:rPr>
+        <w:t>')</w:t>
+      </w:r>
+      <w:r>
+        <w:rPr>
+          <w:color w:val="BCBEC4"/>
+          <w:lang w:val="en-US"/>
+        </w:rPr>
+        <w:br/>
+        <w:t xml:space="preserve">    </w:t>
+      </w:r>
+      <w:proofErr w:type="spellStart"/>
+      <w:r>
+        <w:rPr>
+          <w:color w:val="BCBEC4"/>
+          <w:lang w:val="en-US"/>
+        </w:rPr>
+        <w:t>plt.ylabel</w:t>
+      </w:r>
+      <w:proofErr w:type="spellEnd"/>
+      <w:r>
+        <w:rPr>
+          <w:color w:val="BCBEC4"/>
+          <w:lang w:val="en-US"/>
+        </w:rPr>
+        <w:t>('</w:t>
+      </w:r>
+      <w:proofErr w:type="spellStart"/>
+      <w:r>
+        <w:rPr>
+          <w:color w:val="BCBEC4"/>
+          <w:lang w:val="en-US"/>
+        </w:rPr>
+        <w:t>Количество</w:t>
+      </w:r>
+      <w:proofErr w:type="spellEnd"/>
+      <w:r>
+        <w:rPr>
+          <w:color w:val="BCBEC4"/>
+          <w:lang w:val="en-US"/>
+        </w:rPr>
+        <w:t xml:space="preserve"> </w:t>
+      </w:r>
+      <w:proofErr w:type="spellStart"/>
+      <w:r>
+        <w:rPr>
+          <w:color w:val="BCBEC4"/>
+          <w:lang w:val="en-US"/>
+        </w:rPr>
+        <w:t>занятий</w:t>
+      </w:r>
+      <w:proofErr w:type="spellEnd"/>
+      <w:r>
+        <w:rPr>
+          <w:color w:val="BCBEC4"/>
+          <w:lang w:val="en-US"/>
+        </w:rPr>
+        <w:t>')</w:t>
+      </w:r>
+      <w:r>
+        <w:rPr>
+          <w:color w:val="BCBEC4"/>
+          <w:lang w:val="en-US"/>
+        </w:rPr>
+        <w:br/>
+        <w:t xml:space="preserve">    </w:t>
+      </w:r>
+      <w:proofErr w:type="spellStart"/>
+      <w:r>
+        <w:rPr>
+          <w:color w:val="BCBEC4"/>
+          <w:lang w:val="en-US"/>
+        </w:rPr>
+        <w:t>plt.show</w:t>
+      </w:r>
+      <w:proofErr w:type="spellEnd"/>
+      <w:r>
+        <w:rPr>
+          <w:color w:val="BCBEC4"/>
+          <w:lang w:val="en-US"/>
+        </w:rPr>
+        <w:t>()</w:t>
+      </w:r>
+      <w:r>
+        <w:rPr>
+          <w:color w:val="BCBEC4"/>
+          <w:lang w:val="en-US"/>
+        </w:rPr>
+        <w:br/>
+      </w:r>
+      <w:r>
+        <w:rPr>
+          <w:color w:val="BCBEC4"/>
+          <w:lang w:val="en-US"/>
+        </w:rPr>
+        <w:br/>
+        <w:t xml:space="preserve">def </w:t>
+      </w:r>
+      <w:proofErr w:type="spellStart"/>
+      <w:r>
+        <w:rPr>
+          <w:color w:val="BCBEC4"/>
+          <w:lang w:val="en-US"/>
+        </w:rPr>
+        <w:t>aud</w:t>
+      </w:r>
+      <w:proofErr w:type="spellEnd"/>
+      <w:r>
+        <w:rPr>
+          <w:color w:val="BCBEC4"/>
+          <w:lang w:val="en-US"/>
+        </w:rPr>
+        <w:t>(</w:t>
+      </w:r>
+      <w:proofErr w:type="spellStart"/>
+      <w:r>
+        <w:rPr>
+          <w:color w:val="BCBEC4"/>
+          <w:lang w:val="en-US"/>
+        </w:rPr>
+        <w:t>date_r</w:t>
+      </w:r>
+      <w:proofErr w:type="spellEnd"/>
+      <w:r>
+        <w:rPr>
+          <w:color w:val="BCBEC4"/>
+          <w:lang w:val="en-US"/>
+        </w:rPr>
+        <w:t>, b, a):</w:t>
+      </w:r>
+      <w:r>
+        <w:rPr>
+          <w:color w:val="BCBEC4"/>
+          <w:lang w:val="en-US"/>
+        </w:rPr>
+        <w:br/>
+        <w:t xml:space="preserve">    # </w:t>
+      </w:r>
+      <w:proofErr w:type="spellStart"/>
+      <w:r>
+        <w:rPr>
+          <w:color w:val="BCBEC4"/>
+          <w:lang w:val="en-US"/>
+        </w:rPr>
+        <w:t>date_r</w:t>
+      </w:r>
+      <w:proofErr w:type="spellEnd"/>
+      <w:r>
+        <w:rPr>
+          <w:color w:val="BCBEC4"/>
+          <w:lang w:val="en-US"/>
+        </w:rPr>
+        <w:t xml:space="preserve"> = date = "2024-4-5"  # - </w:t>
+      </w:r>
+      <w:proofErr w:type="spellStart"/>
+      <w:r>
+        <w:rPr>
+          <w:color w:val="BCBEC4"/>
+          <w:lang w:val="en-US"/>
+        </w:rPr>
+        <w:t>значит</w:t>
+      </w:r>
+      <w:proofErr w:type="spellEnd"/>
+      <w:r>
+        <w:rPr>
+          <w:color w:val="BCBEC4"/>
+          <w:lang w:val="en-US"/>
+        </w:rPr>
+        <w:t xml:space="preserve">, </w:t>
+      </w:r>
+      <w:proofErr w:type="spellStart"/>
+      <w:r>
+        <w:rPr>
+          <w:color w:val="BCBEC4"/>
+          <w:lang w:val="en-US"/>
+        </w:rPr>
+        <w:t>что</w:t>
+      </w:r>
+      <w:proofErr w:type="spellEnd"/>
+      <w:r>
+        <w:rPr>
+          <w:color w:val="BCBEC4"/>
+          <w:lang w:val="en-US"/>
+        </w:rPr>
+        <w:t xml:space="preserve"> в </w:t>
+      </w:r>
+      <w:proofErr w:type="spellStart"/>
+      <w:r>
+        <w:rPr>
+          <w:color w:val="BCBEC4"/>
+          <w:lang w:val="en-US"/>
+        </w:rPr>
+        <w:t>этой</w:t>
+      </w:r>
+      <w:proofErr w:type="spellEnd"/>
+      <w:r>
+        <w:rPr>
+          <w:color w:val="BCBEC4"/>
+          <w:lang w:val="en-US"/>
+        </w:rPr>
+        <w:t xml:space="preserve"> </w:t>
+      </w:r>
+      <w:proofErr w:type="spellStart"/>
+      <w:r>
+        <w:rPr>
+          <w:color w:val="BCBEC4"/>
+          <w:lang w:val="en-US"/>
+        </w:rPr>
+        <w:t>неделе</w:t>
+      </w:r>
+      <w:proofErr w:type="spellEnd"/>
+      <w:r>
+        <w:rPr>
+          <w:color w:val="BCBEC4"/>
+          <w:lang w:val="en-US"/>
+        </w:rPr>
+        <w:t xml:space="preserve"> </w:t>
+      </w:r>
+      <w:proofErr w:type="spellStart"/>
+      <w:r>
+        <w:rPr>
+          <w:color w:val="BCBEC4"/>
+          <w:lang w:val="en-US"/>
+        </w:rPr>
+        <w:t>будет</w:t>
+      </w:r>
+      <w:proofErr w:type="spellEnd"/>
+      <w:r>
+        <w:rPr>
+          <w:color w:val="BCBEC4"/>
+          <w:lang w:val="en-US"/>
+        </w:rPr>
+        <w:t xml:space="preserve"> </w:t>
+      </w:r>
+      <w:proofErr w:type="spellStart"/>
+      <w:r>
+        <w:rPr>
+          <w:color w:val="BCBEC4"/>
+          <w:lang w:val="en-US"/>
+        </w:rPr>
+        <w:t>этот</w:t>
+      </w:r>
+      <w:proofErr w:type="spellEnd"/>
+      <w:r>
+        <w:rPr>
+          <w:color w:val="BCBEC4"/>
+          <w:lang w:val="en-US"/>
+        </w:rPr>
+        <w:t xml:space="preserve"> </w:t>
+      </w:r>
+      <w:proofErr w:type="spellStart"/>
+      <w:r>
+        <w:rPr>
+          <w:color w:val="BCBEC4"/>
+          <w:lang w:val="en-US"/>
+        </w:rPr>
+        <w:t>день</w:t>
+      </w:r>
+      <w:proofErr w:type="spellEnd"/>
+      <w:r>
+        <w:rPr>
+          <w:color w:val="BCBEC4"/>
+          <w:lang w:val="en-US"/>
+        </w:rPr>
+        <w:br/>
+        <w:t xml:space="preserve">    # b = str(1)  # - </w:t>
+      </w:r>
+      <w:proofErr w:type="spellStart"/>
+      <w:r>
+        <w:rPr>
+          <w:color w:val="BCBEC4"/>
+          <w:lang w:val="en-US"/>
+        </w:rPr>
+        <w:t>уникальный</w:t>
+      </w:r>
+      <w:proofErr w:type="spellEnd"/>
+      <w:r>
+        <w:rPr>
+          <w:color w:val="BCBEC4"/>
+          <w:lang w:val="en-US"/>
+        </w:rPr>
+        <w:t xml:space="preserve"> id </w:t>
+      </w:r>
+      <w:proofErr w:type="spellStart"/>
+      <w:r>
+        <w:rPr>
+          <w:color w:val="BCBEC4"/>
+          <w:lang w:val="en-US"/>
+        </w:rPr>
+        <w:t>здания</w:t>
+      </w:r>
+      <w:proofErr w:type="spellEnd"/>
+      <w:r>
+        <w:rPr>
+          <w:color w:val="BCBEC4"/>
+          <w:lang w:val="en-US"/>
+        </w:rPr>
+        <w:br/>
+        <w:t xml:space="preserve">    # a = str(546)  # - </w:t>
+      </w:r>
+      <w:proofErr w:type="spellStart"/>
+      <w:r>
+        <w:rPr>
+          <w:color w:val="BCBEC4"/>
+          <w:lang w:val="en-US"/>
+        </w:rPr>
+        <w:t>уникальный</w:t>
+      </w:r>
+      <w:proofErr w:type="spellEnd"/>
+      <w:r>
+        <w:rPr>
+          <w:color w:val="BCBEC4"/>
+          <w:lang w:val="en-US"/>
+        </w:rPr>
+        <w:t xml:space="preserve"> id </w:t>
+      </w:r>
+      <w:proofErr w:type="spellStart"/>
+      <w:r>
+        <w:rPr>
+          <w:color w:val="BCBEC4"/>
+          <w:lang w:val="en-US"/>
+        </w:rPr>
+        <w:t>аудитории</w:t>
+      </w:r>
+      <w:proofErr w:type="spellEnd"/>
+      <w:r>
+        <w:rPr>
+          <w:color w:val="BCBEC4"/>
+          <w:lang w:val="en-US"/>
+        </w:rPr>
+        <w:br/>
+        <w:t xml:space="preserve">    # /</w:t>
+      </w:r>
+      <w:proofErr w:type="spellStart"/>
+      <w:r>
+        <w:rPr>
+          <w:color w:val="BCBEC4"/>
+          <w:lang w:val="en-US"/>
+        </w:rPr>
+        <w:t>api</w:t>
+      </w:r>
+      <w:proofErr w:type="spellEnd"/>
+      <w:r>
+        <w:rPr>
+          <w:color w:val="BCBEC4"/>
+          <w:lang w:val="en-US"/>
+        </w:rPr>
+        <w:t>/v1/</w:t>
+      </w:r>
+      <w:proofErr w:type="spellStart"/>
+      <w:r>
+        <w:rPr>
+          <w:color w:val="BCBEC4"/>
+          <w:lang w:val="en-US"/>
+        </w:rPr>
+        <w:t>ruz</w:t>
+      </w:r>
+      <w:proofErr w:type="spellEnd"/>
+      <w:r>
+        <w:rPr>
+          <w:color w:val="BCBEC4"/>
+          <w:lang w:val="en-US"/>
+        </w:rPr>
+        <w:t>/buildings/1/rooms/546/</w:t>
+      </w:r>
+      <w:proofErr w:type="spellStart"/>
+      <w:r>
+        <w:rPr>
+          <w:color w:val="BCBEC4"/>
+          <w:lang w:val="en-US"/>
+        </w:rPr>
+        <w:t>scheduler?date</w:t>
+      </w:r>
+      <w:proofErr w:type="spellEnd"/>
+      <w:r>
+        <w:rPr>
+          <w:color w:val="BCBEC4"/>
+          <w:lang w:val="en-US"/>
+        </w:rPr>
+        <w:t>=2024-5-27</w:t>
+      </w:r>
+      <w:r>
+        <w:rPr>
+          <w:color w:val="BCBEC4"/>
+          <w:lang w:val="en-US"/>
+        </w:rPr>
+        <w:br/>
+        <w:t xml:space="preserve">    response = </w:t>
+      </w:r>
+      <w:proofErr w:type="spellStart"/>
+      <w:r>
+        <w:rPr>
+          <w:color w:val="BCBEC4"/>
+          <w:lang w:val="en-US"/>
+        </w:rPr>
+        <w:t>requests.get</w:t>
+      </w:r>
+      <w:proofErr w:type="spellEnd"/>
+      <w:r>
+        <w:rPr>
+          <w:color w:val="BCBEC4"/>
+          <w:lang w:val="en-US"/>
+        </w:rPr>
+        <w:t>('https://ruz.spbstu.ru/</w:t>
+      </w:r>
+      <w:proofErr w:type="spellStart"/>
+      <w:r>
+        <w:rPr>
+          <w:color w:val="BCBEC4"/>
+          <w:lang w:val="en-US"/>
+        </w:rPr>
+        <w:t>api</w:t>
+      </w:r>
+      <w:proofErr w:type="spellEnd"/>
+      <w:r>
+        <w:rPr>
+          <w:color w:val="BCBEC4"/>
+          <w:lang w:val="en-US"/>
+        </w:rPr>
+        <w:t>/v1/</w:t>
+      </w:r>
+      <w:proofErr w:type="spellStart"/>
+      <w:r>
+        <w:rPr>
+          <w:color w:val="BCBEC4"/>
+          <w:lang w:val="en-US"/>
+        </w:rPr>
+        <w:t>ruz</w:t>
+      </w:r>
+      <w:proofErr w:type="spellEnd"/>
+      <w:r>
+        <w:rPr>
+          <w:color w:val="BCBEC4"/>
+          <w:lang w:val="en-US"/>
+        </w:rPr>
+        <w:t>/buildings/' + b + '/rooms/' + a + '/</w:t>
+      </w:r>
+      <w:proofErr w:type="spellStart"/>
+      <w:r>
+        <w:rPr>
+          <w:color w:val="BCBEC4"/>
+          <w:lang w:val="en-US"/>
+        </w:rPr>
+        <w:t>scheduler?date</w:t>
+      </w:r>
+      <w:proofErr w:type="spellEnd"/>
+      <w:r>
+        <w:rPr>
+          <w:color w:val="BCBEC4"/>
+          <w:lang w:val="en-US"/>
+        </w:rPr>
+        <w:t xml:space="preserve">=' + </w:t>
+      </w:r>
+      <w:proofErr w:type="spellStart"/>
+      <w:r>
+        <w:rPr>
+          <w:color w:val="BCBEC4"/>
+          <w:lang w:val="en-US"/>
+        </w:rPr>
+        <w:t>date_r</w:t>
+      </w:r>
+      <w:proofErr w:type="spellEnd"/>
+      <w:r>
+        <w:rPr>
+          <w:color w:val="BCBEC4"/>
+          <w:lang w:val="en-US"/>
+        </w:rPr>
+        <w:t>)</w:t>
+      </w:r>
+      <w:r>
+        <w:rPr>
+          <w:color w:val="BCBEC4"/>
+          <w:lang w:val="en-US"/>
+        </w:rPr>
+        <w:br/>
+        <w:t xml:space="preserve">    print(</w:t>
+      </w:r>
+      <w:proofErr w:type="spellStart"/>
+      <w:r>
+        <w:rPr>
+          <w:color w:val="BCBEC4"/>
+          <w:lang w:val="en-US"/>
+        </w:rPr>
+        <w:t>response.json</w:t>
+      </w:r>
+      <w:proofErr w:type="spellEnd"/>
+      <w:r>
+        <w:rPr>
+          <w:color w:val="BCBEC4"/>
+          <w:lang w:val="en-US"/>
+        </w:rPr>
+        <w:t>())</w:t>
+      </w:r>
+      <w:r>
+        <w:rPr>
+          <w:color w:val="BCBEC4"/>
+          <w:lang w:val="en-US"/>
+        </w:rPr>
+        <w:br/>
+        <w:t xml:space="preserve">    text = </w:t>
+      </w:r>
+      <w:proofErr w:type="spellStart"/>
+      <w:r>
+        <w:rPr>
+          <w:color w:val="BCBEC4"/>
+          <w:lang w:val="en-US"/>
+        </w:rPr>
+        <w:t>response.json</w:t>
+      </w:r>
+      <w:proofErr w:type="spellEnd"/>
+      <w:r>
+        <w:rPr>
+          <w:color w:val="BCBEC4"/>
+          <w:lang w:val="en-US"/>
+        </w:rPr>
+        <w:t>()["days"]</w:t>
       </w:r>
       <w:r>
         <w:rPr>
@@ -6761,95 +8638,584 @@
           <w:lang w:val="en-US"/>
         </w:rPr>
         <w:br/>
-        <w:t xml:space="preserve">    week_is_odd = response.json()["week"]["is_odd"]  # True - нечетная</w:t>
-      </w:r>
-      <w:r>
-        <w:rPr>
-          <w:color w:val="BCBEC4"/>
-          <w:lang w:val="en-US"/>
-        </w:rPr>
-        <w:br/>
-        <w:t xml:space="preserve">    for i in range(len(text)):</w:t>
-      </w:r>
-      <w:r>
-        <w:rPr>
-          <w:color w:val="BCBEC4"/>
-          <w:lang w:val="en-US"/>
-        </w:rPr>
-        <w:br/>
-        <w:t xml:space="preserve">        rasp.append([])</w:t>
-      </w:r>
-      <w:r>
-        <w:rPr>
-          <w:color w:val="BCBEC4"/>
-          <w:lang w:val="en-US"/>
-        </w:rPr>
-        <w:br/>
-        <w:t xml:space="preserve">        rasp[i].append({"date": text[i]["date"]})</w:t>
-      </w:r>
-      <w:r>
-        <w:rPr>
-          <w:color w:val="BCBEC4"/>
-          <w:lang w:val="en-US"/>
-        </w:rPr>
-        <w:br/>
-        <w:t xml:space="preserve">        for j in range(len(text[i]["lessons"])):</w:t>
-      </w:r>
-      <w:r>
-        <w:rPr>
-          <w:color w:val="BCBEC4"/>
-          <w:lang w:val="en-US"/>
-        </w:rPr>
-        <w:br/>
-        <w:t xml:space="preserve">            rasp[i].append(dict())</w:t>
-      </w:r>
-      <w:r>
-        <w:rPr>
-          <w:color w:val="BCBEC4"/>
-          <w:lang w:val="en-US"/>
-        </w:rPr>
-        <w:br/>
-        <w:t xml:space="preserve">            rasp[i][j]["subject"] = text[i]["lessons"][j]["subject"]</w:t>
-      </w:r>
-      <w:r>
-        <w:rPr>
-          <w:color w:val="BCBEC4"/>
-          <w:lang w:val="en-US"/>
-        </w:rPr>
-        <w:br/>
-        <w:t xml:space="preserve">            # print(text[i]["lessons"][j])</w:t>
-      </w:r>
-      <w:r>
-        <w:rPr>
-          <w:color w:val="BCBEC4"/>
-          <w:lang w:val="en-US"/>
-        </w:rPr>
-        <w:br/>
-        <w:t xml:space="preserve">            rasp[i][j]["time_start"] = text[i]["lessons"][j]["time_start"]</w:t>
-      </w:r>
-      <w:r>
-        <w:rPr>
-          <w:color w:val="BCBEC4"/>
-          <w:lang w:val="en-US"/>
-        </w:rPr>
-        <w:br/>
-        <w:t xml:space="preserve">            rasp[i][j]["time_end"] = text[i]["lessons"][j]["time_end"]</w:t>
-      </w:r>
-      <w:r>
-        <w:rPr>
-          <w:color w:val="BCBEC4"/>
-          <w:lang w:val="en-US"/>
-        </w:rPr>
-        <w:br/>
-        <w:t xml:space="preserve">            rasp[i][j]["type"] = text[i]["lessons"][j]["typeObj"]["name"]</w:t>
-      </w:r>
-      <w:r>
-        <w:rPr>
-          <w:color w:val="BCBEC4"/>
-          <w:lang w:val="en-US"/>
-        </w:rPr>
-        <w:br/>
-        <w:t xml:space="preserve">            rasp[i][j]["auditories"] = text[i]["lessons"][j]["auditories"][0]["name"]</w:t>
+        <w:t xml:space="preserve">    </w:t>
+      </w:r>
+      <w:proofErr w:type="spellStart"/>
+      <w:r>
+        <w:rPr>
+          <w:color w:val="BCBEC4"/>
+          <w:lang w:val="en-US"/>
+        </w:rPr>
+        <w:t>week_is_odd</w:t>
+      </w:r>
+      <w:proofErr w:type="spellEnd"/>
+      <w:r>
+        <w:rPr>
+          <w:color w:val="BCBEC4"/>
+          <w:lang w:val="en-US"/>
+        </w:rPr>
+        <w:t xml:space="preserve"> = </w:t>
+      </w:r>
+      <w:proofErr w:type="spellStart"/>
+      <w:r>
+        <w:rPr>
+          <w:color w:val="BCBEC4"/>
+          <w:lang w:val="en-US"/>
+        </w:rPr>
+        <w:t>response.json</w:t>
+      </w:r>
+      <w:proofErr w:type="spellEnd"/>
+      <w:r>
+        <w:rPr>
+          <w:color w:val="BCBEC4"/>
+          <w:lang w:val="en-US"/>
+        </w:rPr>
+        <w:t>()["week"]["</w:t>
+      </w:r>
+      <w:proofErr w:type="spellStart"/>
+      <w:r>
+        <w:rPr>
+          <w:color w:val="BCBEC4"/>
+          <w:lang w:val="en-US"/>
+        </w:rPr>
+        <w:t>is_odd</w:t>
+      </w:r>
+      <w:proofErr w:type="spellEnd"/>
+      <w:r>
+        <w:rPr>
+          <w:color w:val="BCBEC4"/>
+          <w:lang w:val="en-US"/>
+        </w:rPr>
+        <w:t xml:space="preserve">"]  # True - </w:t>
+      </w:r>
+      <w:proofErr w:type="spellStart"/>
+      <w:r>
+        <w:rPr>
+          <w:color w:val="BCBEC4"/>
+          <w:lang w:val="en-US"/>
+        </w:rPr>
+        <w:t>нечетная</w:t>
+      </w:r>
+      <w:proofErr w:type="spellEnd"/>
+      <w:r>
+        <w:rPr>
+          <w:color w:val="BCBEC4"/>
+          <w:lang w:val="en-US"/>
+        </w:rPr>
+        <w:br/>
+        <w:t xml:space="preserve">    for </w:t>
+      </w:r>
+      <w:proofErr w:type="spellStart"/>
+      <w:r>
+        <w:rPr>
+          <w:color w:val="BCBEC4"/>
+          <w:lang w:val="en-US"/>
+        </w:rPr>
+        <w:t>i</w:t>
+      </w:r>
+      <w:proofErr w:type="spellEnd"/>
+      <w:r>
+        <w:rPr>
+          <w:color w:val="BCBEC4"/>
+          <w:lang w:val="en-US"/>
+        </w:rPr>
+        <w:t xml:space="preserve"> in range(</w:t>
+      </w:r>
+      <w:proofErr w:type="spellStart"/>
+      <w:r>
+        <w:rPr>
+          <w:color w:val="BCBEC4"/>
+          <w:lang w:val="en-US"/>
+        </w:rPr>
+        <w:t>len</w:t>
+      </w:r>
+      <w:proofErr w:type="spellEnd"/>
+      <w:r>
+        <w:rPr>
+          <w:color w:val="BCBEC4"/>
+          <w:lang w:val="en-US"/>
+        </w:rPr>
+        <w:t>(text)):</w:t>
+      </w:r>
+      <w:r>
+        <w:rPr>
+          <w:color w:val="BCBEC4"/>
+          <w:lang w:val="en-US"/>
+        </w:rPr>
+        <w:br/>
+        <w:t xml:space="preserve">        </w:t>
+      </w:r>
+      <w:proofErr w:type="spellStart"/>
+      <w:r>
+        <w:rPr>
+          <w:color w:val="BCBEC4"/>
+          <w:lang w:val="en-US"/>
+        </w:rPr>
+        <w:t>rasp.append</w:t>
+      </w:r>
+      <w:proofErr w:type="spellEnd"/>
+      <w:r>
+        <w:rPr>
+          <w:color w:val="BCBEC4"/>
+          <w:lang w:val="en-US"/>
+        </w:rPr>
+        <w:t>([])</w:t>
+      </w:r>
+      <w:r>
+        <w:rPr>
+          <w:color w:val="BCBEC4"/>
+          <w:lang w:val="en-US"/>
+        </w:rPr>
+        <w:br/>
+        <w:t xml:space="preserve">        rasp[</w:t>
+      </w:r>
+      <w:proofErr w:type="spellStart"/>
+      <w:r>
+        <w:rPr>
+          <w:color w:val="BCBEC4"/>
+          <w:lang w:val="en-US"/>
+        </w:rPr>
+        <w:t>i</w:t>
+      </w:r>
+      <w:proofErr w:type="spellEnd"/>
+      <w:r>
+        <w:rPr>
+          <w:color w:val="BCBEC4"/>
+          <w:lang w:val="en-US"/>
+        </w:rPr>
+        <w:t>].append({"date": text[</w:t>
+      </w:r>
+      <w:proofErr w:type="spellStart"/>
+      <w:r>
+        <w:rPr>
+          <w:color w:val="BCBEC4"/>
+          <w:lang w:val="en-US"/>
+        </w:rPr>
+        <w:t>i</w:t>
+      </w:r>
+      <w:proofErr w:type="spellEnd"/>
+      <w:r>
+        <w:rPr>
+          <w:color w:val="BCBEC4"/>
+          <w:lang w:val="en-US"/>
+        </w:rPr>
+        <w:t>]["date"]})</w:t>
+      </w:r>
+      <w:r>
+        <w:rPr>
+          <w:color w:val="BCBEC4"/>
+          <w:lang w:val="en-US"/>
+        </w:rPr>
+        <w:br/>
+        <w:t xml:space="preserve">        for j in range(</w:t>
+      </w:r>
+      <w:proofErr w:type="spellStart"/>
+      <w:r>
+        <w:rPr>
+          <w:color w:val="BCBEC4"/>
+          <w:lang w:val="en-US"/>
+        </w:rPr>
+        <w:t>len</w:t>
+      </w:r>
+      <w:proofErr w:type="spellEnd"/>
+      <w:r>
+        <w:rPr>
+          <w:color w:val="BCBEC4"/>
+          <w:lang w:val="en-US"/>
+        </w:rPr>
+        <w:t>(text[</w:t>
+      </w:r>
+      <w:proofErr w:type="spellStart"/>
+      <w:r>
+        <w:rPr>
+          <w:color w:val="BCBEC4"/>
+          <w:lang w:val="en-US"/>
+        </w:rPr>
+        <w:t>i</w:t>
+      </w:r>
+      <w:proofErr w:type="spellEnd"/>
+      <w:r>
+        <w:rPr>
+          <w:color w:val="BCBEC4"/>
+          <w:lang w:val="en-US"/>
+        </w:rPr>
+        <w:t>]["lessons"])):</w:t>
+      </w:r>
+      <w:r>
+        <w:rPr>
+          <w:color w:val="BCBEC4"/>
+          <w:lang w:val="en-US"/>
+        </w:rPr>
+        <w:br/>
+        <w:t xml:space="preserve">            rasp[</w:t>
+      </w:r>
+      <w:proofErr w:type="spellStart"/>
+      <w:r>
+        <w:rPr>
+          <w:color w:val="BCBEC4"/>
+          <w:lang w:val="en-US"/>
+        </w:rPr>
+        <w:t>i</w:t>
+      </w:r>
+      <w:proofErr w:type="spellEnd"/>
+      <w:r>
+        <w:rPr>
+          <w:color w:val="BCBEC4"/>
+          <w:lang w:val="en-US"/>
+        </w:rPr>
+        <w:t>].append(</w:t>
+      </w:r>
+      <w:proofErr w:type="spellStart"/>
+      <w:r>
+        <w:rPr>
+          <w:color w:val="BCBEC4"/>
+          <w:lang w:val="en-US"/>
+        </w:rPr>
+        <w:t>dict</w:t>
+      </w:r>
+      <w:proofErr w:type="spellEnd"/>
+      <w:r>
+        <w:rPr>
+          <w:color w:val="BCBEC4"/>
+          <w:lang w:val="en-US"/>
+        </w:rPr>
+        <w:t>())</w:t>
+      </w:r>
+      <w:r>
+        <w:rPr>
+          <w:color w:val="BCBEC4"/>
+          <w:lang w:val="en-US"/>
+        </w:rPr>
+        <w:br/>
+        <w:t xml:space="preserve">            rasp[</w:t>
+      </w:r>
+      <w:proofErr w:type="spellStart"/>
+      <w:r>
+        <w:rPr>
+          <w:color w:val="BCBEC4"/>
+          <w:lang w:val="en-US"/>
+        </w:rPr>
+        <w:t>i</w:t>
+      </w:r>
+      <w:proofErr w:type="spellEnd"/>
+      <w:r>
+        <w:rPr>
+          <w:color w:val="BCBEC4"/>
+          <w:lang w:val="en-US"/>
+        </w:rPr>
+        <w:t>][j]["subject"] = text[</w:t>
+      </w:r>
+      <w:proofErr w:type="spellStart"/>
+      <w:r>
+        <w:rPr>
+          <w:color w:val="BCBEC4"/>
+          <w:lang w:val="en-US"/>
+        </w:rPr>
+        <w:t>i</w:t>
+      </w:r>
+      <w:proofErr w:type="spellEnd"/>
+      <w:r>
+        <w:rPr>
+          <w:color w:val="BCBEC4"/>
+          <w:lang w:val="en-US"/>
+        </w:rPr>
+        <w:t>]["lessons"][j]["subject"]</w:t>
+      </w:r>
+      <w:r>
+        <w:rPr>
+          <w:color w:val="BCBEC4"/>
+          <w:lang w:val="en-US"/>
+        </w:rPr>
+        <w:br/>
+        <w:t xml:space="preserve">            # print(text[</w:t>
+      </w:r>
+      <w:proofErr w:type="spellStart"/>
+      <w:r>
+        <w:rPr>
+          <w:color w:val="BCBEC4"/>
+          <w:lang w:val="en-US"/>
+        </w:rPr>
+        <w:t>i</w:t>
+      </w:r>
+      <w:proofErr w:type="spellEnd"/>
+      <w:r>
+        <w:rPr>
+          <w:color w:val="BCBEC4"/>
+          <w:lang w:val="en-US"/>
+        </w:rPr>
+        <w:t>]["lessons"][j])</w:t>
+      </w:r>
+      <w:r>
+        <w:rPr>
+          <w:color w:val="BCBEC4"/>
+          <w:lang w:val="en-US"/>
+        </w:rPr>
+        <w:br/>
+        <w:t xml:space="preserve">            rasp[</w:t>
+      </w:r>
+      <w:proofErr w:type="spellStart"/>
+      <w:r>
+        <w:rPr>
+          <w:color w:val="BCBEC4"/>
+          <w:lang w:val="en-US"/>
+        </w:rPr>
+        <w:t>i</w:t>
+      </w:r>
+      <w:proofErr w:type="spellEnd"/>
+      <w:r>
+        <w:rPr>
+          <w:color w:val="BCBEC4"/>
+          <w:lang w:val="en-US"/>
+        </w:rPr>
+        <w:t>][j]["</w:t>
+      </w:r>
+      <w:proofErr w:type="spellStart"/>
+      <w:r>
+        <w:rPr>
+          <w:color w:val="BCBEC4"/>
+          <w:lang w:val="en-US"/>
+        </w:rPr>
+        <w:t>time_start</w:t>
+      </w:r>
+      <w:proofErr w:type="spellEnd"/>
+      <w:r>
+        <w:rPr>
+          <w:color w:val="BCBEC4"/>
+          <w:lang w:val="en-US"/>
+        </w:rPr>
+        <w:t>"] = text[</w:t>
+      </w:r>
+      <w:proofErr w:type="spellStart"/>
+      <w:r>
+        <w:rPr>
+          <w:color w:val="BCBEC4"/>
+          <w:lang w:val="en-US"/>
+        </w:rPr>
+        <w:t>i</w:t>
+      </w:r>
+      <w:proofErr w:type="spellEnd"/>
+      <w:r>
+        <w:rPr>
+          <w:color w:val="BCBEC4"/>
+          <w:lang w:val="en-US"/>
+        </w:rPr>
+        <w:t>]["lessons"][j]["</w:t>
+      </w:r>
+      <w:proofErr w:type="spellStart"/>
+      <w:r>
+        <w:rPr>
+          <w:color w:val="BCBEC4"/>
+          <w:lang w:val="en-US"/>
+        </w:rPr>
+        <w:t>time_start</w:t>
+      </w:r>
+      <w:proofErr w:type="spellEnd"/>
+      <w:r>
+        <w:rPr>
+          <w:color w:val="BCBEC4"/>
+          <w:lang w:val="en-US"/>
+        </w:rPr>
+        <w:t>"]</w:t>
+      </w:r>
+      <w:r>
+        <w:rPr>
+          <w:color w:val="BCBEC4"/>
+          <w:lang w:val="en-US"/>
+        </w:rPr>
+        <w:br/>
+        <w:t xml:space="preserve">            rasp[</w:t>
+      </w:r>
+      <w:proofErr w:type="spellStart"/>
+      <w:r>
+        <w:rPr>
+          <w:color w:val="BCBEC4"/>
+          <w:lang w:val="en-US"/>
+        </w:rPr>
+        <w:t>i</w:t>
+      </w:r>
+      <w:proofErr w:type="spellEnd"/>
+      <w:r>
+        <w:rPr>
+          <w:color w:val="BCBEC4"/>
+          <w:lang w:val="en-US"/>
+        </w:rPr>
+        <w:t>][j]["</w:t>
+      </w:r>
+      <w:proofErr w:type="spellStart"/>
+      <w:r>
+        <w:rPr>
+          <w:color w:val="BCBEC4"/>
+          <w:lang w:val="en-US"/>
+        </w:rPr>
+        <w:t>time_end</w:t>
+      </w:r>
+      <w:proofErr w:type="spellEnd"/>
+      <w:r>
+        <w:rPr>
+          <w:color w:val="BCBEC4"/>
+          <w:lang w:val="en-US"/>
+        </w:rPr>
+        <w:t>"] = text[</w:t>
+      </w:r>
+      <w:proofErr w:type="spellStart"/>
+      <w:r>
+        <w:rPr>
+          <w:color w:val="BCBEC4"/>
+          <w:lang w:val="en-US"/>
+        </w:rPr>
+        <w:t>i</w:t>
+      </w:r>
+      <w:proofErr w:type="spellEnd"/>
+      <w:r>
+        <w:rPr>
+          <w:color w:val="BCBEC4"/>
+          <w:lang w:val="en-US"/>
+        </w:rPr>
+        <w:t>]["lessons"][j]["</w:t>
+      </w:r>
+      <w:proofErr w:type="spellStart"/>
+      <w:r>
+        <w:rPr>
+          <w:color w:val="BCBEC4"/>
+          <w:lang w:val="en-US"/>
+        </w:rPr>
+        <w:t>time_end</w:t>
+      </w:r>
+      <w:proofErr w:type="spellEnd"/>
+      <w:r>
+        <w:rPr>
+          <w:color w:val="BCBEC4"/>
+          <w:lang w:val="en-US"/>
+        </w:rPr>
+        <w:t>"]</w:t>
+      </w:r>
+      <w:r>
+        <w:rPr>
+          <w:color w:val="BCBEC4"/>
+          <w:lang w:val="en-US"/>
+        </w:rPr>
+        <w:br/>
+        <w:t xml:space="preserve">            rasp[</w:t>
+      </w:r>
+      <w:proofErr w:type="spellStart"/>
+      <w:r>
+        <w:rPr>
+          <w:color w:val="BCBEC4"/>
+          <w:lang w:val="en-US"/>
+        </w:rPr>
+        <w:t>i</w:t>
+      </w:r>
+      <w:proofErr w:type="spellEnd"/>
+      <w:r>
+        <w:rPr>
+          <w:color w:val="BCBEC4"/>
+          <w:lang w:val="en-US"/>
+        </w:rPr>
+        <w:t>][j]["type"] = text[</w:t>
+      </w:r>
+      <w:proofErr w:type="spellStart"/>
+      <w:r>
+        <w:rPr>
+          <w:color w:val="BCBEC4"/>
+          <w:lang w:val="en-US"/>
+        </w:rPr>
+        <w:t>i</w:t>
+      </w:r>
+      <w:proofErr w:type="spellEnd"/>
+      <w:r>
+        <w:rPr>
+          <w:color w:val="BCBEC4"/>
+          <w:lang w:val="en-US"/>
+        </w:rPr>
+        <w:t>]["lessons"][j]["</w:t>
+      </w:r>
+      <w:proofErr w:type="spellStart"/>
+      <w:r>
+        <w:rPr>
+          <w:color w:val="BCBEC4"/>
+          <w:lang w:val="en-US"/>
+        </w:rPr>
+        <w:t>typeObj</w:t>
+      </w:r>
+      <w:proofErr w:type="spellEnd"/>
+      <w:r>
+        <w:rPr>
+          <w:color w:val="BCBEC4"/>
+          <w:lang w:val="en-US"/>
+        </w:rPr>
+        <w:t>"]["name"]</w:t>
+      </w:r>
+      <w:r>
+        <w:rPr>
+          <w:color w:val="BCBEC4"/>
+          <w:lang w:val="en-US"/>
+        </w:rPr>
+        <w:br/>
+        <w:t xml:space="preserve">            rasp[</w:t>
+      </w:r>
+      <w:proofErr w:type="spellStart"/>
+      <w:r>
+        <w:rPr>
+          <w:color w:val="BCBEC4"/>
+          <w:lang w:val="en-US"/>
+        </w:rPr>
+        <w:t>i</w:t>
+      </w:r>
+      <w:proofErr w:type="spellEnd"/>
+      <w:r>
+        <w:rPr>
+          <w:color w:val="BCBEC4"/>
+          <w:lang w:val="en-US"/>
+        </w:rPr>
+        <w:t>][j]["</w:t>
+      </w:r>
+      <w:proofErr w:type="spellStart"/>
+      <w:r>
+        <w:rPr>
+          <w:color w:val="BCBEC4"/>
+          <w:lang w:val="en-US"/>
+        </w:rPr>
+        <w:t>auditories</w:t>
+      </w:r>
+      <w:proofErr w:type="spellEnd"/>
+      <w:r>
+        <w:rPr>
+          <w:color w:val="BCBEC4"/>
+          <w:lang w:val="en-US"/>
+        </w:rPr>
+        <w:t>"] = text[</w:t>
+      </w:r>
+      <w:proofErr w:type="spellStart"/>
+      <w:r>
+        <w:rPr>
+          <w:color w:val="BCBEC4"/>
+          <w:lang w:val="en-US"/>
+        </w:rPr>
+        <w:t>i</w:t>
+      </w:r>
+      <w:proofErr w:type="spellEnd"/>
+      <w:r>
+        <w:rPr>
+          <w:color w:val="BCBEC4"/>
+          <w:lang w:val="en-US"/>
+        </w:rPr>
+        <w:t>]["lessons"][j]["</w:t>
+      </w:r>
+      <w:proofErr w:type="spellStart"/>
+      <w:r>
+        <w:rPr>
+          <w:color w:val="BCBEC4"/>
+          <w:lang w:val="en-US"/>
+        </w:rPr>
+        <w:t>auditories</w:t>
+      </w:r>
+      <w:proofErr w:type="spellEnd"/>
+      <w:r>
+        <w:rPr>
+          <w:color w:val="BCBEC4"/>
+          <w:lang w:val="en-US"/>
+        </w:rPr>
+        <w:t>"][0]["name"]</w:t>
       </w:r>
       <w:r>
         <w:rPr>
@@ -6865,7 +9231,55 @@
           <w:lang w:val="en-US"/>
         </w:rPr>
         <w:br/>
-        <w:t xml:space="preserve">                rasp[i][j]["teachers"] = text[i]["lessons"][j]["teachers"][0]["full_name"]</w:t>
+        <w:t xml:space="preserve">                rasp[</w:t>
+      </w:r>
+      <w:proofErr w:type="spellStart"/>
+      <w:r>
+        <w:rPr>
+          <w:color w:val="BCBEC4"/>
+          <w:lang w:val="en-US"/>
+        </w:rPr>
+        <w:t>i</w:t>
+      </w:r>
+      <w:proofErr w:type="spellEnd"/>
+      <w:r>
+        <w:rPr>
+          <w:color w:val="BCBEC4"/>
+          <w:lang w:val="en-US"/>
+        </w:rPr>
+        <w:t>][j]["teachers"] = text[</w:t>
+      </w:r>
+      <w:proofErr w:type="spellStart"/>
+      <w:r>
+        <w:rPr>
+          <w:color w:val="BCBEC4"/>
+          <w:lang w:val="en-US"/>
+        </w:rPr>
+        <w:t>i</w:t>
+      </w:r>
+      <w:proofErr w:type="spellEnd"/>
+      <w:r>
+        <w:rPr>
+          <w:color w:val="BCBEC4"/>
+          <w:lang w:val="en-US"/>
+        </w:rPr>
+        <w:t>]["lessons"][j]["teachers"][0]["</w:t>
+      </w:r>
+      <w:proofErr w:type="spellStart"/>
+      <w:r>
+        <w:rPr>
+          <w:color w:val="BCBEC4"/>
+          <w:lang w:val="en-US"/>
+        </w:rPr>
+        <w:t>full_name</w:t>
+      </w:r>
+      <w:proofErr w:type="spellEnd"/>
+      <w:r>
+        <w:rPr>
+          <w:color w:val="BCBEC4"/>
+          <w:lang w:val="en-US"/>
+        </w:rPr>
+        <w:t>"]</w:t>
       </w:r>
       <w:r>
         <w:rPr>
@@ -6881,23 +9295,87 @@
           <w:lang w:val="en-US"/>
         </w:rPr>
         <w:br/>
-        <w:t xml:space="preserve">                rasp[i][j]["teachers"] = "None"</w:t>
-      </w:r>
-      <w:r>
-        <w:rPr>
-          <w:color w:val="BCBEC4"/>
-          <w:lang w:val="en-US"/>
-        </w:rPr>
-        <w:br/>
-        <w:t xml:space="preserve">    if week_is_odd:</w:t>
-      </w:r>
-      <w:r>
-        <w:rPr>
-          <w:color w:val="BCBEC4"/>
-          <w:lang w:val="en-US"/>
-        </w:rPr>
-        <w:br/>
-        <w:t xml:space="preserve">        print("Неделя нечетная")</w:t>
+        <w:t xml:space="preserve">                rasp[</w:t>
+      </w:r>
+      <w:proofErr w:type="spellStart"/>
+      <w:r>
+        <w:rPr>
+          <w:color w:val="BCBEC4"/>
+          <w:lang w:val="en-US"/>
+        </w:rPr>
+        <w:t>i</w:t>
+      </w:r>
+      <w:proofErr w:type="spellEnd"/>
+      <w:r>
+        <w:rPr>
+          <w:color w:val="BCBEC4"/>
+          <w:lang w:val="en-US"/>
+        </w:rPr>
+        <w:t>][j]["teachers"] = "None"</w:t>
+      </w:r>
+      <w:r>
+        <w:rPr>
+          <w:color w:val="BCBEC4"/>
+          <w:lang w:val="en-US"/>
+        </w:rPr>
+        <w:br/>
+        <w:t xml:space="preserve">    if </w:t>
+      </w:r>
+      <w:proofErr w:type="spellStart"/>
+      <w:r>
+        <w:rPr>
+          <w:color w:val="BCBEC4"/>
+          <w:lang w:val="en-US"/>
+        </w:rPr>
+        <w:t>week_is_odd</w:t>
+      </w:r>
+      <w:proofErr w:type="spellEnd"/>
+      <w:r>
+        <w:rPr>
+          <w:color w:val="BCBEC4"/>
+          <w:lang w:val="en-US"/>
+        </w:rPr>
+        <w:t>:</w:t>
+      </w:r>
+      <w:r>
+        <w:rPr>
+          <w:color w:val="BCBEC4"/>
+          <w:lang w:val="en-US"/>
+        </w:rPr>
+        <w:br/>
+        <w:t xml:space="preserve">        print("</w:t>
+      </w:r>
+      <w:proofErr w:type="spellStart"/>
+      <w:r>
+        <w:rPr>
+          <w:color w:val="BCBEC4"/>
+          <w:lang w:val="en-US"/>
+        </w:rPr>
+        <w:t>Неделя</w:t>
+      </w:r>
+      <w:proofErr w:type="spellEnd"/>
+      <w:r>
+        <w:rPr>
+          <w:color w:val="BCBEC4"/>
+          <w:lang w:val="en-US"/>
+        </w:rPr>
+        <w:t xml:space="preserve"> </w:t>
+      </w:r>
+      <w:proofErr w:type="spellStart"/>
+      <w:r>
+        <w:rPr>
+          <w:color w:val="BCBEC4"/>
+          <w:lang w:val="en-US"/>
+        </w:rPr>
+        <w:t>нечетная</w:t>
+      </w:r>
+      <w:proofErr w:type="spellEnd"/>
+      <w:r>
+        <w:rPr>
+          <w:color w:val="BCBEC4"/>
+          <w:lang w:val="en-US"/>
+        </w:rPr>
+        <w:t>")</w:t>
       </w:r>
       <w:r>
         <w:rPr>
@@ -6913,31 +9391,159 @@
           <w:lang w:val="en-US"/>
         </w:rPr>
         <w:br/>
-        <w:t xml:space="preserve">        print("Неделя четная")</w:t>
-      </w:r>
-      <w:r>
-        <w:rPr>
-          <w:color w:val="BCBEC4"/>
-          <w:lang w:val="en-US"/>
-        </w:rPr>
-        <w:br/>
-        <w:t xml:space="preserve">    for i in range(len(rasp)):</w:t>
-      </w:r>
-      <w:r>
-        <w:rPr>
-          <w:color w:val="BCBEC4"/>
-          <w:lang w:val="en-US"/>
-        </w:rPr>
-        <w:br/>
-        <w:t xml:space="preserve">        print("День " + str(i))</w:t>
-      </w:r>
-      <w:r>
-        <w:rPr>
-          <w:color w:val="BCBEC4"/>
-          <w:lang w:val="en-US"/>
-        </w:rPr>
-        <w:br/>
-        <w:t xml:space="preserve">        pprint.pprint(rasp[i])</w:t>
+        <w:t xml:space="preserve">        print("</w:t>
+      </w:r>
+      <w:proofErr w:type="spellStart"/>
+      <w:r>
+        <w:rPr>
+          <w:color w:val="BCBEC4"/>
+          <w:lang w:val="en-US"/>
+        </w:rPr>
+        <w:t>Неделя</w:t>
+      </w:r>
+      <w:proofErr w:type="spellEnd"/>
+      <w:r>
+        <w:rPr>
+          <w:color w:val="BCBEC4"/>
+          <w:lang w:val="en-US"/>
+        </w:rPr>
+        <w:t xml:space="preserve"> </w:t>
+      </w:r>
+      <w:proofErr w:type="spellStart"/>
+      <w:r>
+        <w:rPr>
+          <w:color w:val="BCBEC4"/>
+          <w:lang w:val="en-US"/>
+        </w:rPr>
+        <w:t>четная</w:t>
+      </w:r>
+      <w:proofErr w:type="spellEnd"/>
+      <w:r>
+        <w:rPr>
+          <w:color w:val="BCBEC4"/>
+          <w:lang w:val="en-US"/>
+        </w:rPr>
+        <w:t>")</w:t>
+      </w:r>
+      <w:r>
+        <w:rPr>
+          <w:color w:val="BCBEC4"/>
+          <w:lang w:val="en-US"/>
+        </w:rPr>
+        <w:br/>
+        <w:t xml:space="preserve">    for </w:t>
+      </w:r>
+      <w:proofErr w:type="spellStart"/>
+      <w:r>
+        <w:rPr>
+          <w:color w:val="BCBEC4"/>
+          <w:lang w:val="en-US"/>
+        </w:rPr>
+        <w:t>i</w:t>
+      </w:r>
+      <w:proofErr w:type="spellEnd"/>
+      <w:r>
+        <w:rPr>
+          <w:color w:val="BCBEC4"/>
+          <w:lang w:val="en-US"/>
+        </w:rPr>
+        <w:t xml:space="preserve"> in range(</w:t>
+      </w:r>
+      <w:proofErr w:type="spellStart"/>
+      <w:r>
+        <w:rPr>
+          <w:color w:val="BCBEC4"/>
+          <w:lang w:val="en-US"/>
+        </w:rPr>
+        <w:t>len</w:t>
+      </w:r>
+      <w:proofErr w:type="spellEnd"/>
+      <w:r>
+        <w:rPr>
+          <w:color w:val="BCBEC4"/>
+          <w:lang w:val="en-US"/>
+        </w:rPr>
+        <w:t>(rasp)):</w:t>
+      </w:r>
+      <w:r>
+        <w:rPr>
+          <w:color w:val="BCBEC4"/>
+          <w:lang w:val="en-US"/>
+        </w:rPr>
+        <w:br/>
+        <w:t xml:space="preserve">        print("</w:t>
+      </w:r>
+      <w:proofErr w:type="spellStart"/>
+      <w:r>
+        <w:rPr>
+          <w:color w:val="BCBEC4"/>
+          <w:lang w:val="en-US"/>
+        </w:rPr>
+        <w:t>День</w:t>
+      </w:r>
+      <w:proofErr w:type="spellEnd"/>
+      <w:r>
+        <w:rPr>
+          <w:color w:val="BCBEC4"/>
+          <w:lang w:val="en-US"/>
+        </w:rPr>
+        <w:t xml:space="preserve"> " + str(</w:t>
+      </w:r>
+      <w:proofErr w:type="spellStart"/>
+      <w:r>
+        <w:rPr>
+          <w:color w:val="BCBEC4"/>
+          <w:lang w:val="en-US"/>
+        </w:rPr>
+        <w:t>i</w:t>
+      </w:r>
+      <w:proofErr w:type="spellEnd"/>
+      <w:r>
+        <w:rPr>
+          <w:color w:val="BCBEC4"/>
+          <w:lang w:val="en-US"/>
+        </w:rPr>
+        <w:t>))</w:t>
+      </w:r>
+      <w:r>
+        <w:rPr>
+          <w:color w:val="BCBEC4"/>
+          <w:lang w:val="en-US"/>
+        </w:rPr>
+        <w:br/>
+        <w:t xml:space="preserve">        </w:t>
+      </w:r>
+      <w:proofErr w:type="spellStart"/>
+      <w:r>
+        <w:rPr>
+          <w:color w:val="BCBEC4"/>
+          <w:lang w:val="en-US"/>
+        </w:rPr>
+        <w:t>pprint.pprint</w:t>
+      </w:r>
+      <w:proofErr w:type="spellEnd"/>
+      <w:r>
+        <w:rPr>
+          <w:color w:val="BCBEC4"/>
+          <w:lang w:val="en-US"/>
+        </w:rPr>
+        <w:t>(rasp[</w:t>
+      </w:r>
+      <w:proofErr w:type="spellStart"/>
+      <w:r>
+        <w:rPr>
+          <w:color w:val="BCBEC4"/>
+          <w:lang w:val="en-US"/>
+        </w:rPr>
+        <w:t>i</w:t>
+      </w:r>
+      <w:proofErr w:type="spellEnd"/>
+      <w:r>
+        <w:rPr>
+          <w:color w:val="BCBEC4"/>
+          <w:lang w:val="en-US"/>
+        </w:rPr>
+        <w:t>])</w:t>
       </w:r>
       <w:r>
         <w:rPr>
@@ -6968,24 +9574,154 @@
           <w:lang w:val="en-US"/>
         </w:rPr>
         <w:br/>
-        <w:t xml:space="preserve">    for i in range(len(text)):</w:t>
-      </w:r>
-      <w:r>
-        <w:rPr>
-          <w:color w:val="BCBEC4"/>
-          <w:lang w:val="en-US"/>
-        </w:rPr>
-        <w:br/>
-        <w:t xml:space="preserve">        graph.append(len(text[i]["lessons"]))  # для графика</w:t>
-      </w:r>
-      <w:r>
-        <w:rPr>
-          <w:color w:val="BCBEC4"/>
-          <w:lang w:val="en-US"/>
-        </w:rPr>
-        <w:br/>
-        <w:t xml:space="preserve">        date.append(text[i]["date"])  # для графика</w:t>
-      </w:r>
+        <w:t xml:space="preserve">    for </w:t>
+      </w:r>
+      <w:proofErr w:type="spellStart"/>
+      <w:r>
+        <w:rPr>
+          <w:color w:val="BCBEC4"/>
+          <w:lang w:val="en-US"/>
+        </w:rPr>
+        <w:t>i</w:t>
+      </w:r>
+      <w:proofErr w:type="spellEnd"/>
+      <w:r>
+        <w:rPr>
+          <w:color w:val="BCBEC4"/>
+          <w:lang w:val="en-US"/>
+        </w:rPr>
+        <w:t xml:space="preserve"> in range(</w:t>
+      </w:r>
+      <w:proofErr w:type="spellStart"/>
+      <w:r>
+        <w:rPr>
+          <w:color w:val="BCBEC4"/>
+          <w:lang w:val="en-US"/>
+        </w:rPr>
+        <w:t>len</w:t>
+      </w:r>
+      <w:proofErr w:type="spellEnd"/>
+      <w:r>
+        <w:rPr>
+          <w:color w:val="BCBEC4"/>
+          <w:lang w:val="en-US"/>
+        </w:rPr>
+        <w:t>(text)):</w:t>
+      </w:r>
+      <w:r>
+        <w:rPr>
+          <w:color w:val="BCBEC4"/>
+          <w:lang w:val="en-US"/>
+        </w:rPr>
+        <w:br/>
+        <w:t xml:space="preserve">        </w:t>
+      </w:r>
+      <w:proofErr w:type="spellStart"/>
+      <w:r>
+        <w:rPr>
+          <w:color w:val="BCBEC4"/>
+          <w:lang w:val="en-US"/>
+        </w:rPr>
+        <w:t>graph.append</w:t>
+      </w:r>
+      <w:proofErr w:type="spellEnd"/>
+      <w:r>
+        <w:rPr>
+          <w:color w:val="BCBEC4"/>
+          <w:lang w:val="en-US"/>
+        </w:rPr>
+        <w:t>(</w:t>
+      </w:r>
+      <w:proofErr w:type="spellStart"/>
+      <w:r>
+        <w:rPr>
+          <w:color w:val="BCBEC4"/>
+          <w:lang w:val="en-US"/>
+        </w:rPr>
+        <w:t>len</w:t>
+      </w:r>
+      <w:proofErr w:type="spellEnd"/>
+      <w:r>
+        <w:rPr>
+          <w:color w:val="BCBEC4"/>
+          <w:lang w:val="en-US"/>
+        </w:rPr>
+        <w:t>(text[</w:t>
+      </w:r>
+      <w:proofErr w:type="spellStart"/>
+      <w:r>
+        <w:rPr>
+          <w:color w:val="BCBEC4"/>
+          <w:lang w:val="en-US"/>
+        </w:rPr>
+        <w:t>i</w:t>
+      </w:r>
+      <w:proofErr w:type="spellEnd"/>
+      <w:r>
+        <w:rPr>
+          <w:color w:val="BCBEC4"/>
+          <w:lang w:val="en-US"/>
+        </w:rPr>
+        <w:t xml:space="preserve">]["lessons"]))  # для </w:t>
+      </w:r>
+      <w:proofErr w:type="spellStart"/>
+      <w:r>
+        <w:rPr>
+          <w:color w:val="BCBEC4"/>
+          <w:lang w:val="en-US"/>
+        </w:rPr>
+        <w:t>графика</w:t>
+      </w:r>
+      <w:proofErr w:type="spellEnd"/>
+      <w:r>
+        <w:rPr>
+          <w:color w:val="BCBEC4"/>
+          <w:lang w:val="en-US"/>
+        </w:rPr>
+        <w:br/>
+        <w:t xml:space="preserve">        </w:t>
+      </w:r>
+      <w:proofErr w:type="spellStart"/>
+      <w:r>
+        <w:rPr>
+          <w:color w:val="BCBEC4"/>
+          <w:lang w:val="en-US"/>
+        </w:rPr>
+        <w:t>date.append</w:t>
+      </w:r>
+      <w:proofErr w:type="spellEnd"/>
+      <w:r>
+        <w:rPr>
+          <w:color w:val="BCBEC4"/>
+          <w:lang w:val="en-US"/>
+        </w:rPr>
+        <w:t>(text[</w:t>
+      </w:r>
+      <w:proofErr w:type="spellStart"/>
+      <w:r>
+        <w:rPr>
+          <w:color w:val="BCBEC4"/>
+          <w:lang w:val="en-US"/>
+        </w:rPr>
+        <w:t>i</w:t>
+      </w:r>
+      <w:proofErr w:type="spellEnd"/>
+      <w:r>
+        <w:rPr>
+          <w:color w:val="BCBEC4"/>
+          <w:lang w:val="en-US"/>
+        </w:rPr>
+        <w:t xml:space="preserve">]["date"])  # для </w:t>
+      </w:r>
+      <w:proofErr w:type="spellStart"/>
+      <w:r>
+        <w:rPr>
+          <w:color w:val="BCBEC4"/>
+          <w:lang w:val="en-US"/>
+        </w:rPr>
+        <w:t>графика</w:t>
+      </w:r>
+      <w:proofErr w:type="spellEnd"/>
       <w:r>
         <w:rPr>
           <w:color w:val="BCBEC4"/>
@@ -7015,62 +9751,286 @@
           <w:lang w:val="en-US"/>
         </w:rPr>
         <w:br/>
-        <w:t xml:space="preserve">    plt.figure(figsize=(10, 7))</w:t>
-      </w:r>
-      <w:r>
-        <w:rPr>
-          <w:color w:val="BCBEC4"/>
-          <w:lang w:val="en-US"/>
-        </w:rPr>
-        <w:br/>
-        <w:t xml:space="preserve">    plt.bar(date, graph)</w:t>
-      </w:r>
-      <w:r>
-        <w:rPr>
-          <w:color w:val="BCBEC4"/>
-          <w:lang w:val="en-US"/>
-        </w:rPr>
-        <w:br/>
-        <w:t xml:space="preserve">    plt.title(f'ID - Здание {b}, аудитория {a}')</w:t>
-      </w:r>
-      <w:r>
-        <w:rPr>
-          <w:color w:val="BCBEC4"/>
-          <w:lang w:val="en-US"/>
-        </w:rPr>
-        <w:br/>
-        <w:t xml:space="preserve">    plt.xlabel('День')</w:t>
-      </w:r>
-      <w:r>
-        <w:rPr>
-          <w:color w:val="BCBEC4"/>
-          <w:lang w:val="en-US"/>
-        </w:rPr>
-        <w:br/>
-        <w:t xml:space="preserve">    plt.ylabel('Количество занятий')</w:t>
-      </w:r>
-      <w:r>
-        <w:rPr>
-          <w:color w:val="BCBEC4"/>
-          <w:lang w:val="en-US"/>
-        </w:rPr>
-        <w:br/>
-        <w:t xml:space="preserve">    plt.show()</w:t>
-      </w:r>
-      <w:r>
-        <w:rPr>
-          <w:color w:val="BCBEC4"/>
-          <w:lang w:val="en-US"/>
-        </w:rPr>
-        <w:br/>
-      </w:r>
-      <w:r>
-        <w:rPr>
-          <w:color w:val="BCBEC4"/>
-          <w:lang w:val="en-US"/>
-        </w:rPr>
-        <w:br/>
-        <w:t>def gz_to_id(b, a):</w:t>
+        <w:t xml:space="preserve">    </w:t>
+      </w:r>
+      <w:proofErr w:type="spellStart"/>
+      <w:r>
+        <w:rPr>
+          <w:color w:val="BCBEC4"/>
+          <w:lang w:val="en-US"/>
+        </w:rPr>
+        <w:t>plt.figure</w:t>
+      </w:r>
+      <w:proofErr w:type="spellEnd"/>
+      <w:r>
+        <w:rPr>
+          <w:color w:val="BCBEC4"/>
+          <w:lang w:val="en-US"/>
+        </w:rPr>
+        <w:t>(</w:t>
+      </w:r>
+      <w:proofErr w:type="spellStart"/>
+      <w:r>
+        <w:rPr>
+          <w:color w:val="BCBEC4"/>
+          <w:lang w:val="en-US"/>
+        </w:rPr>
+        <w:t>figsize</w:t>
+      </w:r>
+      <w:proofErr w:type="spellEnd"/>
+      <w:r>
+        <w:rPr>
+          <w:color w:val="BCBEC4"/>
+          <w:lang w:val="en-US"/>
+        </w:rPr>
+        <w:t>=(10, 7))</w:t>
+      </w:r>
+      <w:r>
+        <w:rPr>
+          <w:color w:val="BCBEC4"/>
+          <w:lang w:val="en-US"/>
+        </w:rPr>
+        <w:br/>
+        <w:t xml:space="preserve">    </w:t>
+      </w:r>
+      <w:proofErr w:type="spellStart"/>
+      <w:r>
+        <w:rPr>
+          <w:color w:val="BCBEC4"/>
+          <w:lang w:val="en-US"/>
+        </w:rPr>
+        <w:t>plt.bar</w:t>
+      </w:r>
+      <w:proofErr w:type="spellEnd"/>
+      <w:r>
+        <w:rPr>
+          <w:color w:val="BCBEC4"/>
+          <w:lang w:val="en-US"/>
+        </w:rPr>
+        <w:t>(date, graph)</w:t>
+      </w:r>
+      <w:r>
+        <w:rPr>
+          <w:color w:val="BCBEC4"/>
+          <w:lang w:val="en-US"/>
+        </w:rPr>
+        <w:br/>
+        <w:t xml:space="preserve">    </w:t>
+      </w:r>
+      <w:proofErr w:type="spellStart"/>
+      <w:r>
+        <w:rPr>
+          <w:color w:val="BCBEC4"/>
+          <w:lang w:val="en-US"/>
+        </w:rPr>
+        <w:t>plt.title</w:t>
+      </w:r>
+      <w:proofErr w:type="spellEnd"/>
+      <w:r>
+        <w:rPr>
+          <w:color w:val="BCBEC4"/>
+          <w:lang w:val="en-US"/>
+        </w:rPr>
+        <w:t>(</w:t>
+      </w:r>
+      <w:proofErr w:type="spellStart"/>
+      <w:r>
+        <w:rPr>
+          <w:color w:val="BCBEC4"/>
+          <w:lang w:val="en-US"/>
+        </w:rPr>
+        <w:t>f'ID</w:t>
+      </w:r>
+      <w:proofErr w:type="spellEnd"/>
+      <w:r>
+        <w:rPr>
+          <w:color w:val="BCBEC4"/>
+          <w:lang w:val="en-US"/>
+        </w:rPr>
+        <w:t xml:space="preserve"> - </w:t>
+      </w:r>
+      <w:proofErr w:type="spellStart"/>
+      <w:r>
+        <w:rPr>
+          <w:color w:val="BCBEC4"/>
+          <w:lang w:val="en-US"/>
+        </w:rPr>
+        <w:t>Здание</w:t>
+      </w:r>
+      <w:proofErr w:type="spellEnd"/>
+      <w:r>
+        <w:rPr>
+          <w:color w:val="BCBEC4"/>
+          <w:lang w:val="en-US"/>
+        </w:rPr>
+        <w:t xml:space="preserve"> {b}, </w:t>
+      </w:r>
+      <w:proofErr w:type="spellStart"/>
+      <w:r>
+        <w:rPr>
+          <w:color w:val="BCBEC4"/>
+          <w:lang w:val="en-US"/>
+        </w:rPr>
+        <w:t>аудитория</w:t>
+      </w:r>
+      <w:proofErr w:type="spellEnd"/>
+      <w:r>
+        <w:rPr>
+          <w:color w:val="BCBEC4"/>
+          <w:lang w:val="en-US"/>
+        </w:rPr>
+        <w:t xml:space="preserve"> {a}')</w:t>
+      </w:r>
+      <w:r>
+        <w:rPr>
+          <w:color w:val="BCBEC4"/>
+          <w:lang w:val="en-US"/>
+        </w:rPr>
+        <w:br/>
+        <w:t xml:space="preserve">    </w:t>
+      </w:r>
+      <w:proofErr w:type="spellStart"/>
+      <w:r>
+        <w:rPr>
+          <w:color w:val="BCBEC4"/>
+          <w:lang w:val="en-US"/>
+        </w:rPr>
+        <w:t>plt.xlabel</w:t>
+      </w:r>
+      <w:proofErr w:type="spellEnd"/>
+      <w:r>
+        <w:rPr>
+          <w:color w:val="BCBEC4"/>
+          <w:lang w:val="en-US"/>
+        </w:rPr>
+        <w:t>('</w:t>
+      </w:r>
+      <w:proofErr w:type="spellStart"/>
+      <w:r>
+        <w:rPr>
+          <w:color w:val="BCBEC4"/>
+          <w:lang w:val="en-US"/>
+        </w:rPr>
+        <w:t>День</w:t>
+      </w:r>
+      <w:proofErr w:type="spellEnd"/>
+      <w:r>
+        <w:rPr>
+          <w:color w:val="BCBEC4"/>
+          <w:lang w:val="en-US"/>
+        </w:rPr>
+        <w:t>')</w:t>
+      </w:r>
+      <w:r>
+        <w:rPr>
+          <w:color w:val="BCBEC4"/>
+          <w:lang w:val="en-US"/>
+        </w:rPr>
+        <w:br/>
+        <w:t xml:space="preserve">    </w:t>
+      </w:r>
+      <w:proofErr w:type="spellStart"/>
+      <w:r>
+        <w:rPr>
+          <w:color w:val="BCBEC4"/>
+          <w:lang w:val="en-US"/>
+        </w:rPr>
+        <w:t>plt.ylabel</w:t>
+      </w:r>
+      <w:proofErr w:type="spellEnd"/>
+      <w:r>
+        <w:rPr>
+          <w:color w:val="BCBEC4"/>
+          <w:lang w:val="en-US"/>
+        </w:rPr>
+        <w:t>('</w:t>
+      </w:r>
+      <w:proofErr w:type="spellStart"/>
+      <w:r>
+        <w:rPr>
+          <w:color w:val="BCBEC4"/>
+          <w:lang w:val="en-US"/>
+        </w:rPr>
+        <w:t>Количество</w:t>
+      </w:r>
+      <w:proofErr w:type="spellEnd"/>
+      <w:r>
+        <w:rPr>
+          <w:color w:val="BCBEC4"/>
+          <w:lang w:val="en-US"/>
+        </w:rPr>
+        <w:t xml:space="preserve"> </w:t>
+      </w:r>
+      <w:proofErr w:type="spellStart"/>
+      <w:r>
+        <w:rPr>
+          <w:color w:val="BCBEC4"/>
+          <w:lang w:val="en-US"/>
+        </w:rPr>
+        <w:t>занятий</w:t>
+      </w:r>
+      <w:proofErr w:type="spellEnd"/>
+      <w:r>
+        <w:rPr>
+          <w:color w:val="BCBEC4"/>
+          <w:lang w:val="en-US"/>
+        </w:rPr>
+        <w:t>')</w:t>
+      </w:r>
+      <w:r>
+        <w:rPr>
+          <w:color w:val="BCBEC4"/>
+          <w:lang w:val="en-US"/>
+        </w:rPr>
+        <w:br/>
+        <w:t xml:space="preserve">    </w:t>
+      </w:r>
+      <w:proofErr w:type="spellStart"/>
+      <w:r>
+        <w:rPr>
+          <w:color w:val="BCBEC4"/>
+          <w:lang w:val="en-US"/>
+        </w:rPr>
+        <w:t>plt.show</w:t>
+      </w:r>
+      <w:proofErr w:type="spellEnd"/>
+      <w:r>
+        <w:rPr>
+          <w:color w:val="BCBEC4"/>
+          <w:lang w:val="en-US"/>
+        </w:rPr>
+        <w:t>()</w:t>
+      </w:r>
+      <w:r>
+        <w:rPr>
+          <w:color w:val="BCBEC4"/>
+          <w:lang w:val="en-US"/>
+        </w:rPr>
+        <w:br/>
+      </w:r>
+      <w:r>
+        <w:rPr>
+          <w:color w:val="BCBEC4"/>
+          <w:lang w:val="en-US"/>
+        </w:rPr>
+        <w:br/>
+        <w:t xml:space="preserve">def </w:t>
+      </w:r>
+      <w:proofErr w:type="spellStart"/>
+      <w:r>
+        <w:rPr>
+          <w:color w:val="BCBEC4"/>
+          <w:lang w:val="en-US"/>
+        </w:rPr>
+        <w:t>gz_to_id</w:t>
+      </w:r>
+      <w:proofErr w:type="spellEnd"/>
+      <w:r>
+        <w:rPr>
+          <w:color w:val="BCBEC4"/>
+          <w:lang w:val="en-US"/>
+        </w:rPr>
+        <w:t>(b, a):</w:t>
       </w:r>
       <w:r>
         <w:rPr>
@@ -7086,47 +10046,330 @@
           <w:lang w:val="en-US"/>
         </w:rPr>
         <w:br/>
-        <w:t xml:space="preserve">    # date_r = date = "2024-4-5"  # - значит, что в этой неделе будет этот день</w:t>
-      </w:r>
-      <w:r>
-        <w:rPr>
-          <w:color w:val="BCBEC4"/>
-          <w:lang w:val="en-US"/>
-        </w:rPr>
-        <w:br/>
-        <w:t xml:space="preserve">    # b = str(1)  # - уникальный id здания</w:t>
-      </w:r>
-      <w:r>
-        <w:rPr>
-          <w:color w:val="BCBEC4"/>
-          <w:lang w:val="en-US"/>
-        </w:rPr>
-        <w:br/>
-        <w:t xml:space="preserve">    # a = str(546)  # - уникальный id аудитории</w:t>
-      </w:r>
-      <w:r>
-        <w:rPr>
-          <w:color w:val="BCBEC4"/>
-          <w:lang w:val="en-US"/>
-        </w:rPr>
-        <w:br/>
-        <w:t xml:space="preserve">    # /api/v1/ruz/buildings/1/rooms/546/scheduler?date=2024-5-27</w:t>
-      </w:r>
-      <w:r>
-        <w:rPr>
-          <w:color w:val="BCBEC4"/>
-          <w:lang w:val="en-US"/>
-        </w:rPr>
-        <w:br/>
-        <w:t xml:space="preserve">    response = requests.get('https://ruz.spbstu.ru/api/v1/ruz/buildings/')</w:t>
-      </w:r>
-      <w:r>
-        <w:rPr>
-          <w:color w:val="BCBEC4"/>
-          <w:lang w:val="en-US"/>
-        </w:rPr>
-        <w:br/>
-        <w:t xml:space="preserve">    text=response.json()["buildings"]</w:t>
+        <w:t xml:space="preserve">    # </w:t>
+      </w:r>
+      <w:proofErr w:type="spellStart"/>
+      <w:r>
+        <w:rPr>
+          <w:color w:val="BCBEC4"/>
+          <w:lang w:val="en-US"/>
+        </w:rPr>
+        <w:t>date_r</w:t>
+      </w:r>
+      <w:proofErr w:type="spellEnd"/>
+      <w:r>
+        <w:rPr>
+          <w:color w:val="BCBEC4"/>
+          <w:lang w:val="en-US"/>
+        </w:rPr>
+        <w:t xml:space="preserve"> = date = "2024-4-5"  # - </w:t>
+      </w:r>
+      <w:proofErr w:type="spellStart"/>
+      <w:r>
+        <w:rPr>
+          <w:color w:val="BCBEC4"/>
+          <w:lang w:val="en-US"/>
+        </w:rPr>
+        <w:t>значит</w:t>
+      </w:r>
+      <w:proofErr w:type="spellEnd"/>
+      <w:r>
+        <w:rPr>
+          <w:color w:val="BCBEC4"/>
+          <w:lang w:val="en-US"/>
+        </w:rPr>
+        <w:t xml:space="preserve">, </w:t>
+      </w:r>
+      <w:proofErr w:type="spellStart"/>
+      <w:r>
+        <w:rPr>
+          <w:color w:val="BCBEC4"/>
+          <w:lang w:val="en-US"/>
+        </w:rPr>
+        <w:t>что</w:t>
+      </w:r>
+      <w:proofErr w:type="spellEnd"/>
+      <w:r>
+        <w:rPr>
+          <w:color w:val="BCBEC4"/>
+          <w:lang w:val="en-US"/>
+        </w:rPr>
+        <w:t xml:space="preserve"> в </w:t>
+      </w:r>
+      <w:proofErr w:type="spellStart"/>
+      <w:r>
+        <w:rPr>
+          <w:color w:val="BCBEC4"/>
+          <w:lang w:val="en-US"/>
+        </w:rPr>
+        <w:t>этой</w:t>
+      </w:r>
+      <w:proofErr w:type="spellEnd"/>
+      <w:r>
+        <w:rPr>
+          <w:color w:val="BCBEC4"/>
+          <w:lang w:val="en-US"/>
+        </w:rPr>
+        <w:t xml:space="preserve"> </w:t>
+      </w:r>
+      <w:proofErr w:type="spellStart"/>
+      <w:r>
+        <w:rPr>
+          <w:color w:val="BCBEC4"/>
+          <w:lang w:val="en-US"/>
+        </w:rPr>
+        <w:t>неделе</w:t>
+      </w:r>
+      <w:proofErr w:type="spellEnd"/>
+      <w:r>
+        <w:rPr>
+          <w:color w:val="BCBEC4"/>
+          <w:lang w:val="en-US"/>
+        </w:rPr>
+        <w:t xml:space="preserve"> </w:t>
+      </w:r>
+      <w:proofErr w:type="spellStart"/>
+      <w:r>
+        <w:rPr>
+          <w:color w:val="BCBEC4"/>
+          <w:lang w:val="en-US"/>
+        </w:rPr>
+        <w:t>будет</w:t>
+      </w:r>
+      <w:proofErr w:type="spellEnd"/>
+      <w:r>
+        <w:rPr>
+          <w:color w:val="BCBEC4"/>
+          <w:lang w:val="en-US"/>
+        </w:rPr>
+        <w:t xml:space="preserve"> </w:t>
+      </w:r>
+      <w:proofErr w:type="spellStart"/>
+      <w:r>
+        <w:rPr>
+          <w:color w:val="BCBEC4"/>
+          <w:lang w:val="en-US"/>
+        </w:rPr>
+        <w:t>этот</w:t>
+      </w:r>
+      <w:proofErr w:type="spellEnd"/>
+      <w:r>
+        <w:rPr>
+          <w:color w:val="BCBEC4"/>
+          <w:lang w:val="en-US"/>
+        </w:rPr>
+        <w:t xml:space="preserve"> </w:t>
+      </w:r>
+      <w:proofErr w:type="spellStart"/>
+      <w:r>
+        <w:rPr>
+          <w:color w:val="BCBEC4"/>
+          <w:lang w:val="en-US"/>
+        </w:rPr>
+        <w:t>день</w:t>
+      </w:r>
+      <w:proofErr w:type="spellEnd"/>
+      <w:r>
+        <w:rPr>
+          <w:color w:val="BCBEC4"/>
+          <w:lang w:val="en-US"/>
+        </w:rPr>
+        <w:br/>
+        <w:t xml:space="preserve">    # b = str(1)  # - </w:t>
+      </w:r>
+      <w:proofErr w:type="spellStart"/>
+      <w:r>
+        <w:rPr>
+          <w:color w:val="BCBEC4"/>
+          <w:lang w:val="en-US"/>
+        </w:rPr>
+        <w:t>уникальный</w:t>
+      </w:r>
+      <w:proofErr w:type="spellEnd"/>
+      <w:r>
+        <w:rPr>
+          <w:color w:val="BCBEC4"/>
+          <w:lang w:val="en-US"/>
+        </w:rPr>
+        <w:t xml:space="preserve"> id </w:t>
+      </w:r>
+      <w:proofErr w:type="spellStart"/>
+      <w:r>
+        <w:rPr>
+          <w:color w:val="BCBEC4"/>
+          <w:lang w:val="en-US"/>
+        </w:rPr>
+        <w:t>здания</w:t>
+      </w:r>
+      <w:proofErr w:type="spellEnd"/>
+      <w:r>
+        <w:rPr>
+          <w:color w:val="BCBEC4"/>
+          <w:lang w:val="en-US"/>
+        </w:rPr>
+        <w:br/>
+        <w:t xml:space="preserve">    # a = str(546)  # - </w:t>
+      </w:r>
+      <w:proofErr w:type="spellStart"/>
+      <w:r>
+        <w:rPr>
+          <w:color w:val="BCBEC4"/>
+          <w:lang w:val="en-US"/>
+        </w:rPr>
+        <w:t>уникальный</w:t>
+      </w:r>
+      <w:proofErr w:type="spellEnd"/>
+      <w:r>
+        <w:rPr>
+          <w:color w:val="BCBEC4"/>
+          <w:lang w:val="en-US"/>
+        </w:rPr>
+        <w:t xml:space="preserve"> id </w:t>
+      </w:r>
+      <w:proofErr w:type="spellStart"/>
+      <w:r>
+        <w:rPr>
+          <w:color w:val="BCBEC4"/>
+          <w:lang w:val="en-US"/>
+        </w:rPr>
+        <w:t>аудитории</w:t>
+      </w:r>
+      <w:proofErr w:type="spellEnd"/>
+      <w:r>
+        <w:rPr>
+          <w:color w:val="BCBEC4"/>
+          <w:lang w:val="en-US"/>
+        </w:rPr>
+        <w:br/>
+        <w:t xml:space="preserve">    # /</w:t>
+      </w:r>
+      <w:proofErr w:type="spellStart"/>
+      <w:r>
+        <w:rPr>
+          <w:color w:val="BCBEC4"/>
+          <w:lang w:val="en-US"/>
+        </w:rPr>
+        <w:t>api</w:t>
+      </w:r>
+      <w:proofErr w:type="spellEnd"/>
+      <w:r>
+        <w:rPr>
+          <w:color w:val="BCBEC4"/>
+          <w:lang w:val="en-US"/>
+        </w:rPr>
+        <w:t>/v1/</w:t>
+      </w:r>
+      <w:proofErr w:type="spellStart"/>
+      <w:r>
+        <w:rPr>
+          <w:color w:val="BCBEC4"/>
+          <w:lang w:val="en-US"/>
+        </w:rPr>
+        <w:t>ruz</w:t>
+      </w:r>
+      <w:proofErr w:type="spellEnd"/>
+      <w:r>
+        <w:rPr>
+          <w:color w:val="BCBEC4"/>
+          <w:lang w:val="en-US"/>
+        </w:rPr>
+        <w:t>/buildings/1/rooms/546/</w:t>
+      </w:r>
+      <w:proofErr w:type="spellStart"/>
+      <w:r>
+        <w:rPr>
+          <w:color w:val="BCBEC4"/>
+          <w:lang w:val="en-US"/>
+        </w:rPr>
+        <w:t>scheduler?date</w:t>
+      </w:r>
+      <w:proofErr w:type="spellEnd"/>
+      <w:r>
+        <w:rPr>
+          <w:color w:val="BCBEC4"/>
+          <w:lang w:val="en-US"/>
+        </w:rPr>
+        <w:t>=2024-5-27</w:t>
+      </w:r>
+      <w:r>
+        <w:rPr>
+          <w:color w:val="BCBEC4"/>
+          <w:lang w:val="en-US"/>
+        </w:rPr>
+        <w:br/>
+        <w:t xml:space="preserve">    response = </w:t>
+      </w:r>
+      <w:proofErr w:type="spellStart"/>
+      <w:r>
+        <w:rPr>
+          <w:color w:val="BCBEC4"/>
+          <w:lang w:val="en-US"/>
+        </w:rPr>
+        <w:t>requests.get</w:t>
+      </w:r>
+      <w:proofErr w:type="spellEnd"/>
+      <w:r>
+        <w:rPr>
+          <w:color w:val="BCBEC4"/>
+          <w:lang w:val="en-US"/>
+        </w:rPr>
+        <w:t>('https://ruz.spbstu.ru/</w:t>
+      </w:r>
+      <w:proofErr w:type="spellStart"/>
+      <w:r>
+        <w:rPr>
+          <w:color w:val="BCBEC4"/>
+          <w:lang w:val="en-US"/>
+        </w:rPr>
+        <w:t>api</w:t>
+      </w:r>
+      <w:proofErr w:type="spellEnd"/>
+      <w:r>
+        <w:rPr>
+          <w:color w:val="BCBEC4"/>
+          <w:lang w:val="en-US"/>
+        </w:rPr>
+        <w:t>/v1/</w:t>
+      </w:r>
+      <w:proofErr w:type="spellStart"/>
+      <w:r>
+        <w:rPr>
+          <w:color w:val="BCBEC4"/>
+          <w:lang w:val="en-US"/>
+        </w:rPr>
+        <w:t>ruz</w:t>
+      </w:r>
+      <w:proofErr w:type="spellEnd"/>
+      <w:r>
+        <w:rPr>
+          <w:color w:val="BCBEC4"/>
+          <w:lang w:val="en-US"/>
+        </w:rPr>
+        <w:t>/buildings/')</w:t>
+      </w:r>
+      <w:r>
+        <w:rPr>
+          <w:color w:val="BCBEC4"/>
+          <w:lang w:val="en-US"/>
+        </w:rPr>
+        <w:br/>
+        <w:t xml:space="preserve">    text=</w:t>
+      </w:r>
+      <w:proofErr w:type="spellStart"/>
+      <w:r>
+        <w:rPr>
+          <w:color w:val="BCBEC4"/>
+          <w:lang w:val="en-US"/>
+        </w:rPr>
+        <w:t>response.json</w:t>
+      </w:r>
+      <w:proofErr w:type="spellEnd"/>
+      <w:r>
+        <w:rPr>
+          <w:color w:val="BCBEC4"/>
+          <w:lang w:val="en-US"/>
+        </w:rPr>
+        <w:t>()["buildings"]</w:t>
       </w:r>
       <w:r>
         <w:rPr>
@@ -7142,23 +10385,103 @@
           <w:lang w:val="en-US"/>
         </w:rPr>
         <w:br/>
-        <w:t xml:space="preserve">    for i in range(len(text)):</w:t>
-      </w:r>
-      <w:r>
-        <w:rPr>
-          <w:color w:val="BCBEC4"/>
-          <w:lang w:val="en-US"/>
-        </w:rPr>
-        <w:br/>
-        <w:t xml:space="preserve">        if text[i]['name']==b:</w:t>
-      </w:r>
-      <w:r>
-        <w:rPr>
-          <w:color w:val="BCBEC4"/>
-          <w:lang w:val="en-US"/>
-        </w:rPr>
-        <w:br/>
-        <w:t xml:space="preserve">            resp.append(str(text[i]['id']))</w:t>
+        <w:t xml:space="preserve">    for </w:t>
+      </w:r>
+      <w:proofErr w:type="spellStart"/>
+      <w:r>
+        <w:rPr>
+          <w:color w:val="BCBEC4"/>
+          <w:lang w:val="en-US"/>
+        </w:rPr>
+        <w:t>i</w:t>
+      </w:r>
+      <w:proofErr w:type="spellEnd"/>
+      <w:r>
+        <w:rPr>
+          <w:color w:val="BCBEC4"/>
+          <w:lang w:val="en-US"/>
+        </w:rPr>
+        <w:t xml:space="preserve"> in range(</w:t>
+      </w:r>
+      <w:proofErr w:type="spellStart"/>
+      <w:r>
+        <w:rPr>
+          <w:color w:val="BCBEC4"/>
+          <w:lang w:val="en-US"/>
+        </w:rPr>
+        <w:t>len</w:t>
+      </w:r>
+      <w:proofErr w:type="spellEnd"/>
+      <w:r>
+        <w:rPr>
+          <w:color w:val="BCBEC4"/>
+          <w:lang w:val="en-US"/>
+        </w:rPr>
+        <w:t>(text)):</w:t>
+      </w:r>
+      <w:r>
+        <w:rPr>
+          <w:color w:val="BCBEC4"/>
+          <w:lang w:val="en-US"/>
+        </w:rPr>
+        <w:br/>
+        <w:t xml:space="preserve">        if text[</w:t>
+      </w:r>
+      <w:proofErr w:type="spellStart"/>
+      <w:r>
+        <w:rPr>
+          <w:color w:val="BCBEC4"/>
+          <w:lang w:val="en-US"/>
+        </w:rPr>
+        <w:t>i</w:t>
+      </w:r>
+      <w:proofErr w:type="spellEnd"/>
+      <w:r>
+        <w:rPr>
+          <w:color w:val="BCBEC4"/>
+          <w:lang w:val="en-US"/>
+        </w:rPr>
+        <w:t>]['name']==b:</w:t>
+      </w:r>
+      <w:r>
+        <w:rPr>
+          <w:color w:val="BCBEC4"/>
+          <w:lang w:val="en-US"/>
+        </w:rPr>
+        <w:br/>
+        <w:t xml:space="preserve">            </w:t>
+      </w:r>
+      <w:proofErr w:type="spellStart"/>
+      <w:r>
+        <w:rPr>
+          <w:color w:val="BCBEC4"/>
+          <w:lang w:val="en-US"/>
+        </w:rPr>
+        <w:t>resp.append</w:t>
+      </w:r>
+      <w:proofErr w:type="spellEnd"/>
+      <w:r>
+        <w:rPr>
+          <w:color w:val="BCBEC4"/>
+          <w:lang w:val="en-US"/>
+        </w:rPr>
+        <w:t>(str(text[</w:t>
+      </w:r>
+      <w:proofErr w:type="spellStart"/>
+      <w:r>
+        <w:rPr>
+          <w:color w:val="BCBEC4"/>
+          <w:lang w:val="en-US"/>
+        </w:rPr>
+        <w:t>i</w:t>
+      </w:r>
+      <w:proofErr w:type="spellEnd"/>
+      <w:r>
+        <w:rPr>
+          <w:color w:val="BCBEC4"/>
+          <w:lang w:val="en-US"/>
+        </w:rPr>
+        <w:t>]['id']))</w:t>
       </w:r>
       <w:r>
         <w:rPr>
@@ -7174,15 +10497,47 @@
           <w:lang w:val="en-US"/>
         </w:rPr>
         <w:br/>
-        <w:t xml:space="preserve">            text = response.json()["rooms"]</w:t>
-      </w:r>
-      <w:r>
-        <w:rPr>
-          <w:color w:val="BCBEC4"/>
-          <w:lang w:val="en-US"/>
-        </w:rPr>
-        <w:br/>
-        <w:t xml:space="preserve">            for j in range(len(text)):</w:t>
+        <w:t xml:space="preserve">            text = </w:t>
+      </w:r>
+      <w:proofErr w:type="spellStart"/>
+      <w:r>
+        <w:rPr>
+          <w:color w:val="BCBEC4"/>
+          <w:lang w:val="en-US"/>
+        </w:rPr>
+        <w:t>response.json</w:t>
+      </w:r>
+      <w:proofErr w:type="spellEnd"/>
+      <w:r>
+        <w:rPr>
+          <w:color w:val="BCBEC4"/>
+          <w:lang w:val="en-US"/>
+        </w:rPr>
+        <w:t>()["rooms"]</w:t>
+      </w:r>
+      <w:r>
+        <w:rPr>
+          <w:color w:val="BCBEC4"/>
+          <w:lang w:val="en-US"/>
+        </w:rPr>
+        <w:br/>
+        <w:t xml:space="preserve">            for j in range(</w:t>
+      </w:r>
+      <w:proofErr w:type="spellStart"/>
+      <w:r>
+        <w:rPr>
+          <w:color w:val="BCBEC4"/>
+          <w:lang w:val="en-US"/>
+        </w:rPr>
+        <w:t>len</w:t>
+      </w:r>
+      <w:proofErr w:type="spellEnd"/>
+      <w:r>
+        <w:rPr>
+          <w:color w:val="BCBEC4"/>
+          <w:lang w:val="en-US"/>
+        </w:rPr>
+        <w:t>(text)):</w:t>
       </w:r>
       <w:r>
         <w:rPr>
@@ -7198,14 +10553,23 @@
           <w:lang w:val="en-US"/>
         </w:rPr>
         <w:br/>
-      </w:r>
-      <w:r>
-        <w:rPr>
-          <w:color w:val="BCBEC4"/>
-          <w:lang w:val="en-US"/>
-        </w:rPr>
-        <w:lastRenderedPageBreak/>
-        <w:t xml:space="preserve">                    resp.append(str(text[j]['id']))</w:t>
+        <w:t xml:space="preserve">                    </w:t>
+      </w:r>
+      <w:proofErr w:type="spellStart"/>
+      <w:r>
+        <w:rPr>
+          <w:color w:val="BCBEC4"/>
+          <w:lang w:val="en-US"/>
+        </w:rPr>
+        <w:t>resp.append</w:t>
+      </w:r>
+      <w:proofErr w:type="spellEnd"/>
+      <w:r>
+        <w:rPr>
+          <w:color w:val="BCBEC4"/>
+          <w:lang w:val="en-US"/>
+        </w:rPr>
+        <w:t>(str(text[j]['id']))</w:t>
       </w:r>
       <w:r>
         <w:rPr>
@@ -7251,26 +10615,129 @@
           <w:lang w:val="en-US"/>
         </w:rPr>
         <w:br/>
-        <w:t>def g_to_id(id):</w:t>
-      </w:r>
-      <w:r>
-        <w:rPr>
-          <w:color w:val="BCBEC4"/>
-          <w:lang w:val="en-US"/>
-        </w:rPr>
-        <w:br/>
-        <w:t xml:space="preserve">    req_get_group_id = requests.get('https://ruz.spbstu.ru/search/groups?q='+id)</w:t>
-      </w:r>
-      <w:r>
-        <w:rPr>
-          <w:color w:val="BCBEC4"/>
-          <w:lang w:val="en-US"/>
-        </w:rPr>
-        <w:br/>
-        <w:t xml:space="preserve">    soup = BeautifulSoup(req_get_group_id.text, 'html.parser</w:t>
-      </w:r>
-      <w:bookmarkStart w:id="1" w:name="_GoBack"/>
-      <w:bookmarkEnd w:id="1"/>
+        <w:t xml:space="preserve">def </w:t>
+      </w:r>
+      <w:proofErr w:type="spellStart"/>
+      <w:r>
+        <w:rPr>
+          <w:color w:val="BCBEC4"/>
+          <w:lang w:val="en-US"/>
+        </w:rPr>
+        <w:t>g_to_id</w:t>
+      </w:r>
+      <w:proofErr w:type="spellEnd"/>
+      <w:r>
+        <w:rPr>
+          <w:color w:val="BCBEC4"/>
+          <w:lang w:val="en-US"/>
+        </w:rPr>
+        <w:t>(id):</w:t>
+      </w:r>
+      <w:r>
+        <w:rPr>
+          <w:color w:val="BCBEC4"/>
+          <w:lang w:val="en-US"/>
+        </w:rPr>
+        <w:br/>
+        <w:t xml:space="preserve">    </w:t>
+      </w:r>
+      <w:proofErr w:type="spellStart"/>
+      <w:r>
+        <w:rPr>
+          <w:color w:val="BCBEC4"/>
+          <w:lang w:val="en-US"/>
+        </w:rPr>
+        <w:t>req_get_group_id</w:t>
+      </w:r>
+      <w:proofErr w:type="spellEnd"/>
+      <w:r>
+        <w:rPr>
+          <w:color w:val="BCBEC4"/>
+          <w:lang w:val="en-US"/>
+        </w:rPr>
+        <w:t xml:space="preserve"> = </w:t>
+      </w:r>
+      <w:proofErr w:type="spellStart"/>
+      <w:r>
+        <w:rPr>
+          <w:color w:val="BCBEC4"/>
+          <w:lang w:val="en-US"/>
+        </w:rPr>
+        <w:t>requests.get</w:t>
+      </w:r>
+      <w:proofErr w:type="spellEnd"/>
+      <w:r>
+        <w:rPr>
+          <w:color w:val="BCBEC4"/>
+          <w:lang w:val="en-US"/>
+        </w:rPr>
+        <w:t>('https://ruz.spbstu.ru/search/</w:t>
+      </w:r>
+      <w:proofErr w:type="spellStart"/>
+      <w:r>
+        <w:rPr>
+          <w:color w:val="BCBEC4"/>
+          <w:lang w:val="en-US"/>
+        </w:rPr>
+        <w:t>groups?q</w:t>
+      </w:r>
+      <w:proofErr w:type="spellEnd"/>
+      <w:r>
+        <w:rPr>
+          <w:color w:val="BCBEC4"/>
+          <w:lang w:val="en-US"/>
+        </w:rPr>
+        <w:t>='+id)</w:t>
+      </w:r>
+      <w:r>
+        <w:rPr>
+          <w:color w:val="BCBEC4"/>
+          <w:lang w:val="en-US"/>
+        </w:rPr>
+        <w:br/>
+        <w:t xml:space="preserve">    soup = </w:t>
+      </w:r>
+      <w:proofErr w:type="spellStart"/>
+      <w:r>
+        <w:rPr>
+          <w:color w:val="BCBEC4"/>
+          <w:lang w:val="en-US"/>
+        </w:rPr>
+        <w:t>BeautifulSoup</w:t>
+      </w:r>
+      <w:proofErr w:type="spellEnd"/>
+      <w:r>
+        <w:rPr>
+          <w:color w:val="BCBEC4"/>
+          <w:lang w:val="en-US"/>
+        </w:rPr>
+        <w:t>(</w:t>
+      </w:r>
+      <w:proofErr w:type="spellStart"/>
+      <w:r>
+        <w:rPr>
+          <w:color w:val="BCBEC4"/>
+          <w:lang w:val="en-US"/>
+        </w:rPr>
+        <w:t>req_get_group_id.text</w:t>
+      </w:r>
+      <w:proofErr w:type="spellEnd"/>
+      <w:r>
+        <w:rPr>
+          <w:color w:val="BCBEC4"/>
+          <w:lang w:val="en-US"/>
+        </w:rPr>
+        <w:t>, '</w:t>
+      </w:r>
+      <w:proofErr w:type="spellStart"/>
+      <w:r>
+        <w:rPr>
+          <w:color w:val="BCBEC4"/>
+          <w:lang w:val="en-US"/>
+        </w:rPr>
+        <w:t>html.parser</w:t>
+      </w:r>
+      <w:proofErr w:type="spellEnd"/>
       <w:r>
         <w:rPr>
           <w:color w:val="BCBEC4"/>
@@ -7292,55 +10759,311 @@
           <w:lang w:val="en-US"/>
         </w:rPr>
         <w:br/>
-        <w:t xml:space="preserve">    for link in soup.find_all('a'):</w:t>
-      </w:r>
-      <w:r>
-        <w:rPr>
-          <w:color w:val="BCBEC4"/>
-          <w:lang w:val="en-US"/>
-        </w:rPr>
-        <w:br/>
-        <w:t xml:space="preserve">        if link.get('class'):</w:t>
-      </w:r>
-      <w:r>
-        <w:rPr>
-          <w:color w:val="BCBEC4"/>
-          <w:lang w:val="en-US"/>
-        </w:rPr>
-        <w:br/>
-        <w:t xml:space="preserve">            if link.get('class').count("groups-list__link"):</w:t>
-      </w:r>
-      <w:r>
-        <w:rPr>
-          <w:color w:val="BCBEC4"/>
-          <w:lang w:val="en-US"/>
-        </w:rPr>
-        <w:br/>
-        <w:t xml:space="preserve">                groups.append(</w:t>
-      </w:r>
-      <w:r>
-        <w:rPr>
-          <w:color w:val="BCBEC4"/>
-          <w:lang w:val="en-US"/>
-        </w:rPr>
-        <w:br/>
-        <w:t xml:space="preserve">                    [link.get_text(), link.get('href')[link.get('href').rfind('/') + 1:]])</w:t>
-      </w:r>
-      <w:r>
-        <w:rPr>
-          <w:color w:val="BCBEC4"/>
-          <w:lang w:val="en-US"/>
-        </w:rPr>
-        <w:br/>
-        <w:t xml:space="preserve">    if len(groups) &gt; 1:</w:t>
-      </w:r>
-      <w:r>
-        <w:rPr>
-          <w:color w:val="BCBEC4"/>
-          <w:lang w:val="en-US"/>
-        </w:rPr>
-        <w:br/>
-        <w:t xml:space="preserve">        print("Введите правильный номер группы")</w:t>
+        <w:t xml:space="preserve">    for link in </w:t>
+      </w:r>
+      <w:proofErr w:type="spellStart"/>
+      <w:r>
+        <w:rPr>
+          <w:color w:val="BCBEC4"/>
+          <w:lang w:val="en-US"/>
+        </w:rPr>
+        <w:t>soup.find_all</w:t>
+      </w:r>
+      <w:proofErr w:type="spellEnd"/>
+      <w:r>
+        <w:rPr>
+          <w:color w:val="BCBEC4"/>
+          <w:lang w:val="en-US"/>
+        </w:rPr>
+        <w:t>('a'):</w:t>
+      </w:r>
+      <w:r>
+        <w:rPr>
+          <w:color w:val="BCBEC4"/>
+          <w:lang w:val="en-US"/>
+        </w:rPr>
+        <w:br/>
+        <w:t xml:space="preserve">        if </w:t>
+      </w:r>
+      <w:proofErr w:type="spellStart"/>
+      <w:r>
+        <w:rPr>
+          <w:color w:val="BCBEC4"/>
+          <w:lang w:val="en-US"/>
+        </w:rPr>
+        <w:t>link.get</w:t>
+      </w:r>
+      <w:proofErr w:type="spellEnd"/>
+      <w:r>
+        <w:rPr>
+          <w:color w:val="BCBEC4"/>
+          <w:lang w:val="en-US"/>
+        </w:rPr>
+        <w:t>('class'):</w:t>
+      </w:r>
+      <w:r>
+        <w:rPr>
+          <w:color w:val="BCBEC4"/>
+          <w:lang w:val="en-US"/>
+        </w:rPr>
+        <w:br/>
+        <w:t xml:space="preserve">            if </w:t>
+      </w:r>
+      <w:proofErr w:type="spellStart"/>
+      <w:r>
+        <w:rPr>
+          <w:color w:val="BCBEC4"/>
+          <w:lang w:val="en-US"/>
+        </w:rPr>
+        <w:t>link.get</w:t>
+      </w:r>
+      <w:proofErr w:type="spellEnd"/>
+      <w:r>
+        <w:rPr>
+          <w:color w:val="BCBEC4"/>
+          <w:lang w:val="en-US"/>
+        </w:rPr>
+        <w:t>('class').count("groups-</w:t>
+      </w:r>
+      <w:proofErr w:type="spellStart"/>
+      <w:r>
+        <w:rPr>
+          <w:color w:val="BCBEC4"/>
+          <w:lang w:val="en-US"/>
+        </w:rPr>
+        <w:t>list__link</w:t>
+      </w:r>
+      <w:proofErr w:type="spellEnd"/>
+      <w:r>
+        <w:rPr>
+          <w:color w:val="BCBEC4"/>
+          <w:lang w:val="en-US"/>
+        </w:rPr>
+        <w:t>"):</w:t>
+      </w:r>
+      <w:r>
+        <w:rPr>
+          <w:color w:val="BCBEC4"/>
+          <w:lang w:val="en-US"/>
+        </w:rPr>
+        <w:br/>
+        <w:t xml:space="preserve">                </w:t>
+      </w:r>
+      <w:proofErr w:type="spellStart"/>
+      <w:r>
+        <w:rPr>
+          <w:color w:val="BCBEC4"/>
+          <w:lang w:val="en-US"/>
+        </w:rPr>
+        <w:t>groups.append</w:t>
+      </w:r>
+      <w:proofErr w:type="spellEnd"/>
+      <w:r>
+        <w:rPr>
+          <w:color w:val="BCBEC4"/>
+          <w:lang w:val="en-US"/>
+        </w:rPr>
+        <w:t>(</w:t>
+      </w:r>
+      <w:r>
+        <w:rPr>
+          <w:color w:val="BCBEC4"/>
+          <w:lang w:val="en-US"/>
+        </w:rPr>
+        <w:br/>
+        <w:t xml:space="preserve">                    [</w:t>
+      </w:r>
+      <w:proofErr w:type="spellStart"/>
+      <w:r>
+        <w:rPr>
+          <w:color w:val="BCBEC4"/>
+          <w:lang w:val="en-US"/>
+        </w:rPr>
+        <w:t>link.get_text</w:t>
+      </w:r>
+      <w:proofErr w:type="spellEnd"/>
+      <w:r>
+        <w:rPr>
+          <w:color w:val="BCBEC4"/>
+          <w:lang w:val="en-US"/>
+        </w:rPr>
+        <w:t xml:space="preserve">(), </w:t>
+      </w:r>
+      <w:proofErr w:type="spellStart"/>
+      <w:r>
+        <w:rPr>
+          <w:color w:val="BCBEC4"/>
+          <w:lang w:val="en-US"/>
+        </w:rPr>
+        <w:t>link.get</w:t>
+      </w:r>
+      <w:proofErr w:type="spellEnd"/>
+      <w:r>
+        <w:rPr>
+          <w:color w:val="BCBEC4"/>
+          <w:lang w:val="en-US"/>
+        </w:rPr>
+        <w:t>('</w:t>
+      </w:r>
+      <w:proofErr w:type="spellStart"/>
+      <w:r>
+        <w:rPr>
+          <w:color w:val="BCBEC4"/>
+          <w:lang w:val="en-US"/>
+        </w:rPr>
+        <w:t>href</w:t>
+      </w:r>
+      <w:proofErr w:type="spellEnd"/>
+      <w:r>
+        <w:rPr>
+          <w:color w:val="BCBEC4"/>
+          <w:lang w:val="en-US"/>
+        </w:rPr>
+        <w:t>')[</w:t>
+      </w:r>
+      <w:proofErr w:type="spellStart"/>
+      <w:r>
+        <w:rPr>
+          <w:color w:val="BCBEC4"/>
+          <w:lang w:val="en-US"/>
+        </w:rPr>
+        <w:t>link.get</w:t>
+      </w:r>
+      <w:proofErr w:type="spellEnd"/>
+      <w:r>
+        <w:rPr>
+          <w:color w:val="BCBEC4"/>
+          <w:lang w:val="en-US"/>
+        </w:rPr>
+        <w:t>('</w:t>
+      </w:r>
+      <w:proofErr w:type="spellStart"/>
+      <w:r>
+        <w:rPr>
+          <w:color w:val="BCBEC4"/>
+          <w:lang w:val="en-US"/>
+        </w:rPr>
+        <w:t>href</w:t>
+      </w:r>
+      <w:proofErr w:type="spellEnd"/>
+      <w:r>
+        <w:rPr>
+          <w:color w:val="BCBEC4"/>
+          <w:lang w:val="en-US"/>
+        </w:rPr>
+        <w:t>').</w:t>
+      </w:r>
+      <w:proofErr w:type="spellStart"/>
+      <w:r>
+        <w:rPr>
+          <w:color w:val="BCBEC4"/>
+          <w:lang w:val="en-US"/>
+        </w:rPr>
+        <w:t>rfind</w:t>
+      </w:r>
+      <w:proofErr w:type="spellEnd"/>
+      <w:r>
+        <w:rPr>
+          <w:color w:val="BCBEC4"/>
+          <w:lang w:val="en-US"/>
+        </w:rPr>
+        <w:t>('/') + 1:]])</w:t>
+      </w:r>
+      <w:r>
+        <w:rPr>
+          <w:color w:val="BCBEC4"/>
+          <w:lang w:val="en-US"/>
+        </w:rPr>
+        <w:br/>
+        <w:t xml:space="preserve">    if </w:t>
+      </w:r>
+      <w:proofErr w:type="spellStart"/>
+      <w:r>
+        <w:rPr>
+          <w:color w:val="BCBEC4"/>
+          <w:lang w:val="en-US"/>
+        </w:rPr>
+        <w:t>len</w:t>
+      </w:r>
+      <w:proofErr w:type="spellEnd"/>
+      <w:r>
+        <w:rPr>
+          <w:color w:val="BCBEC4"/>
+          <w:lang w:val="en-US"/>
+        </w:rPr>
+        <w:t>(groups) &gt; 1:</w:t>
+      </w:r>
+      <w:r>
+        <w:rPr>
+          <w:color w:val="BCBEC4"/>
+          <w:lang w:val="en-US"/>
+        </w:rPr>
+        <w:br/>
+        <w:t xml:space="preserve">        print("</w:t>
+      </w:r>
+      <w:proofErr w:type="spellStart"/>
+      <w:r>
+        <w:rPr>
+          <w:color w:val="BCBEC4"/>
+          <w:lang w:val="en-US"/>
+        </w:rPr>
+        <w:t>Введите</w:t>
+      </w:r>
+      <w:proofErr w:type="spellEnd"/>
+      <w:r>
+        <w:rPr>
+          <w:color w:val="BCBEC4"/>
+          <w:lang w:val="en-US"/>
+        </w:rPr>
+        <w:t xml:space="preserve"> </w:t>
+      </w:r>
+      <w:proofErr w:type="spellStart"/>
+      <w:r>
+        <w:rPr>
+          <w:color w:val="BCBEC4"/>
+          <w:lang w:val="en-US"/>
+        </w:rPr>
+        <w:t>правильный</w:t>
+      </w:r>
+      <w:proofErr w:type="spellEnd"/>
+      <w:r>
+        <w:rPr>
+          <w:color w:val="BCBEC4"/>
+          <w:lang w:val="en-US"/>
+        </w:rPr>
+        <w:t xml:space="preserve"> </w:t>
+      </w:r>
+      <w:proofErr w:type="spellStart"/>
+      <w:r>
+        <w:rPr>
+          <w:color w:val="BCBEC4"/>
+          <w:lang w:val="en-US"/>
+        </w:rPr>
+        <w:t>номер</w:t>
+      </w:r>
+      <w:proofErr w:type="spellEnd"/>
+      <w:r>
+        <w:rPr>
+          <w:color w:val="BCBEC4"/>
+          <w:lang w:val="en-US"/>
+        </w:rPr>
+        <w:t xml:space="preserve"> </w:t>
+      </w:r>
+      <w:proofErr w:type="spellStart"/>
+      <w:r>
+        <w:rPr>
+          <w:color w:val="BCBEC4"/>
+          <w:lang w:val="en-US"/>
+        </w:rPr>
+        <w:t>группы</w:t>
+      </w:r>
+      <w:proofErr w:type="spellEnd"/>
+      <w:r>
+        <w:rPr>
+          <w:color w:val="BCBEC4"/>
+          <w:lang w:val="en-US"/>
+        </w:rPr>
+        <w:t>")</w:t>
       </w:r>
       <w:r>
         <w:rPr>
@@ -7356,29 +11079,118 @@
           <w:lang w:val="en-US"/>
         </w:rPr>
         <w:br/>
-        <w:t xml:space="preserve">    elif len(groups) &lt; 1:</w:t>
-      </w:r>
-      <w:r>
-        <w:rPr>
-          <w:color w:val="BCBEC4"/>
-          <w:lang w:val="en-US"/>
-        </w:rPr>
-        <w:br/>
-        <w:t xml:space="preserve">        print("Не найдено ни одной группы.")</w:t>
-      </w:r>
-      <w:r>
-        <w:rPr>
-          <w:color w:val="BCBEC4"/>
-          <w:lang w:val="en-US"/>
-        </w:rPr>
-        <w:br/>
-      </w:r>
-      <w:proofErr w:type="gramEnd"/>
-      <w:r>
-        <w:rPr>
-          <w:color w:val="BCBEC4"/>
-          <w:lang w:val="en-US"/>
-        </w:rPr>
+        <w:t xml:space="preserve">    </w:t>
+      </w:r>
+      <w:proofErr w:type="spellStart"/>
+      <w:r>
+        <w:rPr>
+          <w:color w:val="BCBEC4"/>
+          <w:lang w:val="en-US"/>
+        </w:rPr>
+        <w:t>elif</w:t>
+      </w:r>
+      <w:proofErr w:type="spellEnd"/>
+      <w:r>
+        <w:rPr>
+          <w:color w:val="BCBEC4"/>
+          <w:lang w:val="en-US"/>
+        </w:rPr>
+        <w:t xml:space="preserve"> </w:t>
+      </w:r>
+      <w:proofErr w:type="spellStart"/>
+      <w:r>
+        <w:rPr>
+          <w:color w:val="BCBEC4"/>
+          <w:lang w:val="en-US"/>
+        </w:rPr>
+        <w:t>len</w:t>
+      </w:r>
+      <w:proofErr w:type="spellEnd"/>
+      <w:r>
+        <w:rPr>
+          <w:color w:val="BCBEC4"/>
+          <w:lang w:val="en-US"/>
+        </w:rPr>
+        <w:t>(groups) &lt; 1:</w:t>
+      </w:r>
+      <w:r>
+        <w:rPr>
+          <w:color w:val="BCBEC4"/>
+          <w:lang w:val="en-US"/>
+        </w:rPr>
+        <w:br/>
+        <w:t xml:space="preserve">        print("Не </w:t>
+      </w:r>
+      <w:proofErr w:type="spellStart"/>
+      <w:r>
+        <w:rPr>
+          <w:color w:val="BCBEC4"/>
+          <w:lang w:val="en-US"/>
+        </w:rPr>
+        <w:t>найдено</w:t>
+      </w:r>
+      <w:proofErr w:type="spellEnd"/>
+      <w:r>
+        <w:rPr>
+          <w:color w:val="BCBEC4"/>
+          <w:lang w:val="en-US"/>
+        </w:rPr>
+        <w:t xml:space="preserve"> </w:t>
+      </w:r>
+      <w:proofErr w:type="spellStart"/>
+      <w:r>
+        <w:rPr>
+          <w:color w:val="BCBEC4"/>
+          <w:lang w:val="en-US"/>
+        </w:rPr>
+        <w:t>ни</w:t>
+      </w:r>
+      <w:proofErr w:type="spellEnd"/>
+      <w:r>
+        <w:rPr>
+          <w:color w:val="BCBEC4"/>
+          <w:lang w:val="en-US"/>
+        </w:rPr>
+        <w:t xml:space="preserve"> </w:t>
+      </w:r>
+      <w:proofErr w:type="spellStart"/>
+      <w:r>
+        <w:rPr>
+          <w:color w:val="BCBEC4"/>
+          <w:lang w:val="en-US"/>
+        </w:rPr>
+        <w:t>одной</w:t>
+      </w:r>
+      <w:proofErr w:type="spellEnd"/>
+      <w:r>
+        <w:rPr>
+          <w:color w:val="BCBEC4"/>
+          <w:lang w:val="en-US"/>
+        </w:rPr>
+        <w:t xml:space="preserve"> </w:t>
+      </w:r>
+      <w:proofErr w:type="spellStart"/>
+      <w:r>
+        <w:rPr>
+          <w:color w:val="BCBEC4"/>
+          <w:lang w:val="en-US"/>
+        </w:rPr>
+        <w:t>группы</w:t>
+      </w:r>
+      <w:proofErr w:type="spellEnd"/>
+      <w:r>
+        <w:rPr>
+          <w:color w:val="BCBEC4"/>
+          <w:lang w:val="en-US"/>
+        </w:rPr>
+        <w:t>.")</w:t>
+      </w:r>
+      <w:r>
+        <w:rPr>
+          <w:color w:val="BCBEC4"/>
+          <w:lang w:val="en-US"/>
+        </w:rPr>
+        <w:br/>
         <w:t xml:space="preserve">        return None</w:t>
       </w:r>
       <w:r>
@@ -7418,239 +11230,1225 @@
           <w:lang w:val="en-US"/>
         </w:rPr>
         <w:br/>
-        <w:t xml:space="preserve">    p = argparse.ArgumentParser()</w:t>
-      </w:r>
-      <w:r>
-        <w:rPr>
-          <w:color w:val="BCBEC4"/>
-          <w:lang w:val="en-US"/>
-        </w:rPr>
-        <w:br/>
-        <w:t xml:space="preserve">    # file system args</w:t>
-      </w:r>
-      <w:r>
-        <w:rPr>
-          <w:color w:val="BCBEC4"/>
-          <w:lang w:val="en-US"/>
-        </w:rPr>
-        <w:br/>
-        <w:t xml:space="preserve">    p.add_argument("-group", "--g", nargs=2, help="Rasp for your group. Args: data, id")</w:t>
-      </w:r>
-      <w:r>
-        <w:rPr>
-          <w:color w:val="BCBEC4"/>
-          <w:lang w:val="en-US"/>
-        </w:rPr>
-        <w:br/>
-        <w:t xml:space="preserve">    p.add_</w:t>
-      </w:r>
-      <w:proofErr w:type="gramStart"/>
-      <w:r>
-        <w:rPr>
-          <w:color w:val="BCBEC4"/>
-          <w:lang w:val="en-US"/>
-        </w:rPr>
-        <w:t>argument(</w:t>
-      </w:r>
-      <w:proofErr w:type="gramEnd"/>
-      <w:r>
-        <w:rPr>
-          <w:color w:val="BCBEC4"/>
-          <w:lang w:val="en-US"/>
-        </w:rPr>
-        <w:t xml:space="preserve">"-auditor", "--a", nargs=3, help="Rasp in auditore. </w:t>
-      </w:r>
-      <w:proofErr w:type="gramStart"/>
-      <w:r>
-        <w:rPr>
-          <w:color w:val="BCBEC4"/>
-          <w:lang w:val="en-US"/>
-        </w:rPr>
-        <w:t>Args: data, building, id")</w:t>
-      </w:r>
-      <w:r>
-        <w:rPr>
-          <w:color w:val="BCBEC4"/>
-          <w:lang w:val="en-US"/>
-        </w:rPr>
-        <w:br/>
-        <w:t xml:space="preserve">    p.add_argument("-select", "--s", nargs=1, help="Список всех зданий")</w:t>
-      </w:r>
-      <w:r>
-        <w:rPr>
-          <w:color w:val="BCBEC4"/>
-          <w:lang w:val="en-US"/>
-        </w:rPr>
-        <w:br/>
-        <w:t xml:space="preserve">    args = p.parse_args()  # массив с аргументами</w:t>
-      </w:r>
-      <w:r>
-        <w:rPr>
-          <w:color w:val="BCBEC4"/>
-          <w:lang w:val="en-US"/>
-        </w:rPr>
-        <w:br/>
-        <w:t xml:space="preserve">    print(args)</w:t>
-      </w:r>
-      <w:r>
-        <w:rPr>
-          <w:color w:val="BCBEC4"/>
-          <w:lang w:val="en-US"/>
-        </w:rPr>
-        <w:br/>
-        <w:t xml:space="preserve">    if args.g:</w:t>
-      </w:r>
-      <w:r>
-        <w:rPr>
-          <w:color w:val="BCBEC4"/>
-          <w:lang w:val="en-US"/>
-        </w:rPr>
-        <w:br/>
-        <w:t xml:space="preserve">        if g_to_id(args.g[1]):</w:t>
-      </w:r>
-      <w:r>
-        <w:rPr>
-          <w:color w:val="BCBEC4"/>
-          <w:lang w:val="en-US"/>
-        </w:rPr>
-        <w:br/>
-        <w:t xml:space="preserve">            stud(args.g[0], g_to_id(args.g[1]))</w:t>
-      </w:r>
-      <w:r>
-        <w:rPr>
-          <w:color w:val="BCBEC4"/>
-          <w:lang w:val="en-US"/>
-        </w:rPr>
-        <w:br/>
-        <w:t xml:space="preserve">    if args.a:</w:t>
-      </w:r>
-      <w:r>
-        <w:rPr>
-          <w:color w:val="BCBEC4"/>
-          <w:lang w:val="en-US"/>
-        </w:rPr>
-        <w:br/>
-        <w:t xml:space="preserve">        if gz_to_id(args.a[1],args.a[2]):</w:t>
-      </w:r>
-      <w:r>
-        <w:rPr>
-          <w:color w:val="BCBEC4"/>
-          <w:lang w:val="en-US"/>
-        </w:rPr>
-        <w:br/>
-        <w:t xml:space="preserve">            aud(args.a[0], gz_to_id(args.a[1],args.a[2])[0], gz_to_id(args.a[1],args.a[2])[1])</w:t>
-      </w:r>
-      <w:r>
-        <w:rPr>
-          <w:color w:val="BCBEC4"/>
-          <w:lang w:val="en-US"/>
-        </w:rPr>
-        <w:br/>
-        <w:t xml:space="preserve">    if args.s:</w:t>
-      </w:r>
-      <w:r>
-        <w:rPr>
-          <w:color w:val="BCBEC4"/>
-          <w:lang w:val="en-US"/>
-        </w:rPr>
-        <w:br/>
-        <w:t xml:space="preserve">        print("1-й учебный корпус\n"</w:t>
-      </w:r>
-      <w:r>
-        <w:rPr>
-          <w:color w:val="BCBEC4"/>
-          <w:lang w:val="en-US"/>
-        </w:rPr>
-        <w:br/>
-        <w:t xml:space="preserve">                                        "11-й учебный корпус\n"</w:t>
-      </w:r>
-      <w:r>
-        <w:rPr>
-          <w:color w:val="BCBEC4"/>
-          <w:lang w:val="en-US"/>
-        </w:rPr>
-        <w:br/>
-        <w:t xml:space="preserve">                                        "15-й учебный корпус\n"</w:t>
-      </w:r>
-      <w:r>
-        <w:rPr>
-          <w:color w:val="BCBEC4"/>
-          <w:lang w:val="en-US"/>
-        </w:rPr>
-        <w:br/>
-        <w:t xml:space="preserve">                                        "16-й учебный корпус\n"</w:t>
-      </w:r>
-      <w:r>
-        <w:rPr>
-          <w:color w:val="BCBEC4"/>
-          <w:lang w:val="en-US"/>
-        </w:rPr>
-        <w:br/>
-        <w:t xml:space="preserve">                                        "17-й учебный корпус\n"</w:t>
-      </w:r>
-      <w:r>
-        <w:rPr>
-          <w:color w:val="BCBEC4"/>
-          <w:lang w:val="en-US"/>
-        </w:rPr>
-        <w:br/>
-        <w:t xml:space="preserve">                                        "2-й учебный корпус\n"</w:t>
-      </w:r>
-      <w:r>
-        <w:rPr>
-          <w:color w:val="BCBEC4"/>
-          <w:lang w:val="en-US"/>
-        </w:rPr>
-        <w:br/>
-        <w:t xml:space="preserve">                                        "3-й учебный корпус\n"</w:t>
-      </w:r>
-      <w:r>
-        <w:rPr>
-          <w:color w:val="BCBEC4"/>
-          <w:lang w:val="en-US"/>
-        </w:rPr>
-        <w:br/>
-        <w:t xml:space="preserve">                                        "4-й учебный корпус\n"</w:t>
-      </w:r>
-      <w:r>
-        <w:rPr>
-          <w:color w:val="BCBEC4"/>
-          <w:lang w:val="en-US"/>
-        </w:rPr>
-        <w:br/>
-        <w:t xml:space="preserve">                                        "48 учебный корпус\n"</w:t>
-      </w:r>
-      <w:r>
-        <w:rPr>
-          <w:color w:val="BCBEC4"/>
-          <w:lang w:val="en-US"/>
-        </w:rPr>
-        <w:br/>
-        <w:t xml:space="preserve">                                        "5-й учебный корпус\n"</w:t>
-      </w:r>
-      <w:r>
-        <w:rPr>
-          <w:color w:val="BCBEC4"/>
-          <w:lang w:val="en-US"/>
-        </w:rPr>
-        <w:br/>
-        <w:t xml:space="preserve">                                        "50 учебный корпус\n"</w:t>
-      </w:r>
-      <w:r>
-        <w:rPr>
-          <w:color w:val="BCBEC4"/>
-          <w:lang w:val="en-US"/>
-        </w:rPr>
-        <w:br/>
-        <w:t xml:space="preserve">                                        "6-й учебный корпус\n"</w:t>
-      </w:r>
-      <w:r>
-        <w:rPr>
-          <w:color w:val="BCBEC4"/>
-          <w:lang w:val="en-US"/>
-        </w:rPr>
-        <w:br/>
-        <w:t xml:space="preserve">                                        "9-й учебный корпус\n"</w:t>
+        <w:t xml:space="preserve">    p = </w:t>
+      </w:r>
+      <w:proofErr w:type="spellStart"/>
+      <w:r>
+        <w:rPr>
+          <w:color w:val="BCBEC4"/>
+          <w:lang w:val="en-US"/>
+        </w:rPr>
+        <w:t>argparse.ArgumentParser</w:t>
+      </w:r>
+      <w:proofErr w:type="spellEnd"/>
+      <w:r>
+        <w:rPr>
+          <w:color w:val="BCBEC4"/>
+          <w:lang w:val="en-US"/>
+        </w:rPr>
+        <w:t>()</w:t>
+      </w:r>
+      <w:r>
+        <w:rPr>
+          <w:color w:val="BCBEC4"/>
+          <w:lang w:val="en-US"/>
+        </w:rPr>
+        <w:br/>
+        <w:t xml:space="preserve">    # file system </w:t>
+      </w:r>
+      <w:proofErr w:type="spellStart"/>
+      <w:r>
+        <w:rPr>
+          <w:color w:val="BCBEC4"/>
+          <w:lang w:val="en-US"/>
+        </w:rPr>
+        <w:t>args</w:t>
+      </w:r>
+      <w:proofErr w:type="spellEnd"/>
+      <w:r>
+        <w:rPr>
+          <w:color w:val="BCBEC4"/>
+          <w:lang w:val="en-US"/>
+        </w:rPr>
+        <w:br/>
+        <w:t xml:space="preserve">    </w:t>
+      </w:r>
+      <w:proofErr w:type="spellStart"/>
+      <w:r>
+        <w:rPr>
+          <w:color w:val="BCBEC4"/>
+          <w:lang w:val="en-US"/>
+        </w:rPr>
+        <w:t>p.add_argument</w:t>
+      </w:r>
+      <w:proofErr w:type="spellEnd"/>
+      <w:r>
+        <w:rPr>
+          <w:color w:val="BCBEC4"/>
+          <w:lang w:val="en-US"/>
+        </w:rPr>
+        <w:t xml:space="preserve">("-group", "--g", </w:t>
+      </w:r>
+      <w:proofErr w:type="spellStart"/>
+      <w:r>
+        <w:rPr>
+          <w:color w:val="BCBEC4"/>
+          <w:lang w:val="en-US"/>
+        </w:rPr>
+        <w:t>nargs</w:t>
+      </w:r>
+      <w:proofErr w:type="spellEnd"/>
+      <w:r>
+        <w:rPr>
+          <w:color w:val="BCBEC4"/>
+          <w:lang w:val="en-US"/>
+        </w:rPr>
+        <w:t xml:space="preserve">=2, help="Rasp for your group. </w:t>
+      </w:r>
+      <w:proofErr w:type="spellStart"/>
+      <w:r>
+        <w:rPr>
+          <w:color w:val="BCBEC4"/>
+          <w:lang w:val="en-US"/>
+        </w:rPr>
+        <w:t>Args</w:t>
+      </w:r>
+      <w:proofErr w:type="spellEnd"/>
+      <w:r>
+        <w:rPr>
+          <w:color w:val="BCBEC4"/>
+          <w:lang w:val="en-US"/>
+        </w:rPr>
+        <w:t>: data, id")</w:t>
+      </w:r>
+      <w:r>
+        <w:rPr>
+          <w:color w:val="BCBEC4"/>
+          <w:lang w:val="en-US"/>
+        </w:rPr>
+        <w:br/>
+        <w:t xml:space="preserve">    </w:t>
+      </w:r>
+      <w:proofErr w:type="spellStart"/>
+      <w:r>
+        <w:rPr>
+          <w:color w:val="BCBEC4"/>
+          <w:lang w:val="en-US"/>
+        </w:rPr>
+        <w:t>p.add_argument</w:t>
+      </w:r>
+      <w:proofErr w:type="spellEnd"/>
+      <w:r>
+        <w:rPr>
+          <w:color w:val="BCBEC4"/>
+          <w:lang w:val="en-US"/>
+        </w:rPr>
+        <w:t xml:space="preserve">("-auditor", "--a", </w:t>
+      </w:r>
+      <w:proofErr w:type="spellStart"/>
+      <w:r>
+        <w:rPr>
+          <w:color w:val="BCBEC4"/>
+          <w:lang w:val="en-US"/>
+        </w:rPr>
+        <w:t>nargs</w:t>
+      </w:r>
+      <w:proofErr w:type="spellEnd"/>
+      <w:r>
+        <w:rPr>
+          <w:color w:val="BCBEC4"/>
+          <w:lang w:val="en-US"/>
+        </w:rPr>
+        <w:t xml:space="preserve">=3, help="Rasp in </w:t>
+      </w:r>
+      <w:proofErr w:type="spellStart"/>
+      <w:r>
+        <w:rPr>
+          <w:color w:val="BCBEC4"/>
+          <w:lang w:val="en-US"/>
+        </w:rPr>
+        <w:t>auditore</w:t>
+      </w:r>
+      <w:proofErr w:type="spellEnd"/>
+      <w:r>
+        <w:rPr>
+          <w:color w:val="BCBEC4"/>
+          <w:lang w:val="en-US"/>
+        </w:rPr>
+        <w:t xml:space="preserve">. </w:t>
+      </w:r>
+      <w:proofErr w:type="spellStart"/>
+      <w:r>
+        <w:rPr>
+          <w:color w:val="BCBEC4"/>
+          <w:lang w:val="en-US"/>
+        </w:rPr>
+        <w:t>Args</w:t>
+      </w:r>
+      <w:proofErr w:type="spellEnd"/>
+      <w:r>
+        <w:rPr>
+          <w:color w:val="BCBEC4"/>
+          <w:lang w:val="en-US"/>
+        </w:rPr>
+        <w:t>: data, building, id")</w:t>
+      </w:r>
+      <w:r>
+        <w:rPr>
+          <w:color w:val="BCBEC4"/>
+          <w:lang w:val="en-US"/>
+        </w:rPr>
+        <w:br/>
+        <w:t xml:space="preserve">    </w:t>
+      </w:r>
+      <w:proofErr w:type="spellStart"/>
+      <w:r>
+        <w:rPr>
+          <w:color w:val="BCBEC4"/>
+          <w:lang w:val="en-US"/>
+        </w:rPr>
+        <w:t>p.add_argument</w:t>
+      </w:r>
+      <w:proofErr w:type="spellEnd"/>
+      <w:r>
+        <w:rPr>
+          <w:color w:val="BCBEC4"/>
+          <w:lang w:val="en-US"/>
+        </w:rPr>
+        <w:t xml:space="preserve">("-select", "--s", </w:t>
+      </w:r>
+      <w:proofErr w:type="spellStart"/>
+      <w:r>
+        <w:rPr>
+          <w:color w:val="BCBEC4"/>
+          <w:lang w:val="en-US"/>
+        </w:rPr>
+        <w:t>nargs</w:t>
+      </w:r>
+      <w:proofErr w:type="spellEnd"/>
+      <w:r>
+        <w:rPr>
+          <w:color w:val="BCBEC4"/>
+          <w:lang w:val="en-US"/>
+        </w:rPr>
+        <w:t>=1, help="</w:t>
+      </w:r>
+      <w:proofErr w:type="spellStart"/>
+      <w:r>
+        <w:rPr>
+          <w:color w:val="BCBEC4"/>
+          <w:lang w:val="en-US"/>
+        </w:rPr>
+        <w:t>Список</w:t>
+      </w:r>
+      <w:proofErr w:type="spellEnd"/>
+      <w:r>
+        <w:rPr>
+          <w:color w:val="BCBEC4"/>
+          <w:lang w:val="en-US"/>
+        </w:rPr>
+        <w:t xml:space="preserve"> </w:t>
+      </w:r>
+      <w:proofErr w:type="spellStart"/>
+      <w:r>
+        <w:rPr>
+          <w:color w:val="BCBEC4"/>
+          <w:lang w:val="en-US"/>
+        </w:rPr>
+        <w:t>всех</w:t>
+      </w:r>
+      <w:proofErr w:type="spellEnd"/>
+      <w:r>
+        <w:rPr>
+          <w:color w:val="BCBEC4"/>
+          <w:lang w:val="en-US"/>
+        </w:rPr>
+        <w:t xml:space="preserve"> </w:t>
+      </w:r>
+      <w:proofErr w:type="spellStart"/>
+      <w:r>
+        <w:rPr>
+          <w:color w:val="BCBEC4"/>
+          <w:lang w:val="en-US"/>
+        </w:rPr>
+        <w:t>зданий</w:t>
+      </w:r>
+      <w:proofErr w:type="spellEnd"/>
+      <w:r>
+        <w:rPr>
+          <w:color w:val="BCBEC4"/>
+          <w:lang w:val="en-US"/>
+        </w:rPr>
+        <w:t>")</w:t>
+      </w:r>
+      <w:r>
+        <w:rPr>
+          <w:color w:val="BCBEC4"/>
+          <w:lang w:val="en-US"/>
+        </w:rPr>
+        <w:br/>
+        <w:t xml:space="preserve">    </w:t>
+      </w:r>
+      <w:proofErr w:type="spellStart"/>
+      <w:r>
+        <w:rPr>
+          <w:color w:val="BCBEC4"/>
+          <w:lang w:val="en-US"/>
+        </w:rPr>
+        <w:t>args</w:t>
+      </w:r>
+      <w:proofErr w:type="spellEnd"/>
+      <w:r>
+        <w:rPr>
+          <w:color w:val="BCBEC4"/>
+          <w:lang w:val="en-US"/>
+        </w:rPr>
+        <w:t xml:space="preserve"> = </w:t>
+      </w:r>
+      <w:proofErr w:type="spellStart"/>
+      <w:r>
+        <w:rPr>
+          <w:color w:val="BCBEC4"/>
+          <w:lang w:val="en-US"/>
+        </w:rPr>
+        <w:t>p.parse_args</w:t>
+      </w:r>
+      <w:proofErr w:type="spellEnd"/>
+      <w:r>
+        <w:rPr>
+          <w:color w:val="BCBEC4"/>
+          <w:lang w:val="en-US"/>
+        </w:rPr>
+        <w:t xml:space="preserve">()  # </w:t>
+      </w:r>
+      <w:proofErr w:type="spellStart"/>
+      <w:r>
+        <w:rPr>
+          <w:color w:val="BCBEC4"/>
+          <w:lang w:val="en-US"/>
+        </w:rPr>
+        <w:t>массив</w:t>
+      </w:r>
+      <w:proofErr w:type="spellEnd"/>
+      <w:r>
+        <w:rPr>
+          <w:color w:val="BCBEC4"/>
+          <w:lang w:val="en-US"/>
+        </w:rPr>
+        <w:t xml:space="preserve"> с </w:t>
+      </w:r>
+      <w:proofErr w:type="spellStart"/>
+      <w:r>
+        <w:rPr>
+          <w:color w:val="BCBEC4"/>
+          <w:lang w:val="en-US"/>
+        </w:rPr>
+        <w:t>аргументами</w:t>
+      </w:r>
+      <w:proofErr w:type="spellEnd"/>
+      <w:r>
+        <w:rPr>
+          <w:color w:val="BCBEC4"/>
+          <w:lang w:val="en-US"/>
+        </w:rPr>
+        <w:br/>
+        <w:t xml:space="preserve">    print(</w:t>
+      </w:r>
+      <w:proofErr w:type="spellStart"/>
+      <w:r>
+        <w:rPr>
+          <w:color w:val="BCBEC4"/>
+          <w:lang w:val="en-US"/>
+        </w:rPr>
+        <w:t>args</w:t>
+      </w:r>
+      <w:proofErr w:type="spellEnd"/>
+      <w:r>
+        <w:rPr>
+          <w:color w:val="BCBEC4"/>
+          <w:lang w:val="en-US"/>
+        </w:rPr>
+        <w:t>)</w:t>
+      </w:r>
+      <w:r>
+        <w:rPr>
+          <w:color w:val="BCBEC4"/>
+          <w:lang w:val="en-US"/>
+        </w:rPr>
+        <w:br/>
+        <w:t xml:space="preserve">    if </w:t>
+      </w:r>
+      <w:proofErr w:type="spellStart"/>
+      <w:r>
+        <w:rPr>
+          <w:color w:val="BCBEC4"/>
+          <w:lang w:val="en-US"/>
+        </w:rPr>
+        <w:t>args.g</w:t>
+      </w:r>
+      <w:proofErr w:type="spellEnd"/>
+      <w:r>
+        <w:rPr>
+          <w:color w:val="BCBEC4"/>
+          <w:lang w:val="en-US"/>
+        </w:rPr>
+        <w:t>:</w:t>
+      </w:r>
+      <w:r>
+        <w:rPr>
+          <w:color w:val="BCBEC4"/>
+          <w:lang w:val="en-US"/>
+        </w:rPr>
+        <w:br/>
+        <w:t xml:space="preserve">        if </w:t>
+      </w:r>
+      <w:proofErr w:type="spellStart"/>
+      <w:r>
+        <w:rPr>
+          <w:color w:val="BCBEC4"/>
+          <w:lang w:val="en-US"/>
+        </w:rPr>
+        <w:t>g_to_id</w:t>
+      </w:r>
+      <w:proofErr w:type="spellEnd"/>
+      <w:r>
+        <w:rPr>
+          <w:color w:val="BCBEC4"/>
+          <w:lang w:val="en-US"/>
+        </w:rPr>
+        <w:t>(</w:t>
+      </w:r>
+      <w:proofErr w:type="spellStart"/>
+      <w:r>
+        <w:rPr>
+          <w:color w:val="BCBEC4"/>
+          <w:lang w:val="en-US"/>
+        </w:rPr>
+        <w:t>args.g</w:t>
+      </w:r>
+      <w:proofErr w:type="spellEnd"/>
+      <w:r>
+        <w:rPr>
+          <w:color w:val="BCBEC4"/>
+          <w:lang w:val="en-US"/>
+        </w:rPr>
+        <w:t>[1]):</w:t>
+      </w:r>
+      <w:r>
+        <w:rPr>
+          <w:color w:val="BCBEC4"/>
+          <w:lang w:val="en-US"/>
+        </w:rPr>
+        <w:br/>
+        <w:t xml:space="preserve">            stud(</w:t>
+      </w:r>
+      <w:proofErr w:type="spellStart"/>
+      <w:r>
+        <w:rPr>
+          <w:color w:val="BCBEC4"/>
+          <w:lang w:val="en-US"/>
+        </w:rPr>
+        <w:t>args.g</w:t>
+      </w:r>
+      <w:proofErr w:type="spellEnd"/>
+      <w:r>
+        <w:rPr>
+          <w:color w:val="BCBEC4"/>
+          <w:lang w:val="en-US"/>
+        </w:rPr>
+        <w:t xml:space="preserve">[0], </w:t>
+      </w:r>
+      <w:proofErr w:type="spellStart"/>
+      <w:r>
+        <w:rPr>
+          <w:color w:val="BCBEC4"/>
+          <w:lang w:val="en-US"/>
+        </w:rPr>
+        <w:t>g_to_id</w:t>
+      </w:r>
+      <w:proofErr w:type="spellEnd"/>
+      <w:r>
+        <w:rPr>
+          <w:color w:val="BCBEC4"/>
+          <w:lang w:val="en-US"/>
+        </w:rPr>
+        <w:t>(</w:t>
+      </w:r>
+      <w:proofErr w:type="spellStart"/>
+      <w:r>
+        <w:rPr>
+          <w:color w:val="BCBEC4"/>
+          <w:lang w:val="en-US"/>
+        </w:rPr>
+        <w:t>args.g</w:t>
+      </w:r>
+      <w:proofErr w:type="spellEnd"/>
+      <w:r>
+        <w:rPr>
+          <w:color w:val="BCBEC4"/>
+          <w:lang w:val="en-US"/>
+        </w:rPr>
+        <w:t>[1]))</w:t>
+      </w:r>
+      <w:r>
+        <w:rPr>
+          <w:color w:val="BCBEC4"/>
+          <w:lang w:val="en-US"/>
+        </w:rPr>
+        <w:br/>
+        <w:t xml:space="preserve">    if </w:t>
+      </w:r>
+      <w:proofErr w:type="spellStart"/>
+      <w:r>
+        <w:rPr>
+          <w:color w:val="BCBEC4"/>
+          <w:lang w:val="en-US"/>
+        </w:rPr>
+        <w:t>args.a</w:t>
+      </w:r>
+      <w:proofErr w:type="spellEnd"/>
+      <w:r>
+        <w:rPr>
+          <w:color w:val="BCBEC4"/>
+          <w:lang w:val="en-US"/>
+        </w:rPr>
+        <w:t>:</w:t>
+      </w:r>
+      <w:r>
+        <w:rPr>
+          <w:color w:val="BCBEC4"/>
+          <w:lang w:val="en-US"/>
+        </w:rPr>
+        <w:br/>
+        <w:t xml:space="preserve">        if </w:t>
+      </w:r>
+      <w:proofErr w:type="spellStart"/>
+      <w:r>
+        <w:rPr>
+          <w:color w:val="BCBEC4"/>
+          <w:lang w:val="en-US"/>
+        </w:rPr>
+        <w:t>gz_to_id</w:t>
+      </w:r>
+      <w:proofErr w:type="spellEnd"/>
+      <w:r>
+        <w:rPr>
+          <w:color w:val="BCBEC4"/>
+          <w:lang w:val="en-US"/>
+        </w:rPr>
+        <w:t>(</w:t>
+      </w:r>
+      <w:proofErr w:type="spellStart"/>
+      <w:r>
+        <w:rPr>
+          <w:color w:val="BCBEC4"/>
+          <w:lang w:val="en-US"/>
+        </w:rPr>
+        <w:t>args.a</w:t>
+      </w:r>
+      <w:proofErr w:type="spellEnd"/>
+      <w:r>
+        <w:rPr>
+          <w:color w:val="BCBEC4"/>
+          <w:lang w:val="en-US"/>
+        </w:rPr>
+        <w:t>[1],</w:t>
+      </w:r>
+      <w:proofErr w:type="spellStart"/>
+      <w:r>
+        <w:rPr>
+          <w:color w:val="BCBEC4"/>
+          <w:lang w:val="en-US"/>
+        </w:rPr>
+        <w:t>args.a</w:t>
+      </w:r>
+      <w:proofErr w:type="spellEnd"/>
+      <w:r>
+        <w:rPr>
+          <w:color w:val="BCBEC4"/>
+          <w:lang w:val="en-US"/>
+        </w:rPr>
+        <w:t>[2]):</w:t>
+      </w:r>
+      <w:r>
+        <w:rPr>
+          <w:color w:val="BCBEC4"/>
+          <w:lang w:val="en-US"/>
+        </w:rPr>
+        <w:br/>
+        <w:t xml:space="preserve">            </w:t>
+      </w:r>
+      <w:proofErr w:type="spellStart"/>
+      <w:r>
+        <w:rPr>
+          <w:color w:val="BCBEC4"/>
+          <w:lang w:val="en-US"/>
+        </w:rPr>
+        <w:t>aud</w:t>
+      </w:r>
+      <w:proofErr w:type="spellEnd"/>
+      <w:r>
+        <w:rPr>
+          <w:color w:val="BCBEC4"/>
+          <w:lang w:val="en-US"/>
+        </w:rPr>
+        <w:t>(</w:t>
+      </w:r>
+      <w:proofErr w:type="spellStart"/>
+      <w:r>
+        <w:rPr>
+          <w:color w:val="BCBEC4"/>
+          <w:lang w:val="en-US"/>
+        </w:rPr>
+        <w:t>args.a</w:t>
+      </w:r>
+      <w:proofErr w:type="spellEnd"/>
+      <w:r>
+        <w:rPr>
+          <w:color w:val="BCBEC4"/>
+          <w:lang w:val="en-US"/>
+        </w:rPr>
+        <w:t xml:space="preserve">[0], </w:t>
+      </w:r>
+      <w:proofErr w:type="spellStart"/>
+      <w:r>
+        <w:rPr>
+          <w:color w:val="BCBEC4"/>
+          <w:lang w:val="en-US"/>
+        </w:rPr>
+        <w:t>gz_to_id</w:t>
+      </w:r>
+      <w:proofErr w:type="spellEnd"/>
+      <w:r>
+        <w:rPr>
+          <w:color w:val="BCBEC4"/>
+          <w:lang w:val="en-US"/>
+        </w:rPr>
+        <w:t>(</w:t>
+      </w:r>
+      <w:proofErr w:type="spellStart"/>
+      <w:r>
+        <w:rPr>
+          <w:color w:val="BCBEC4"/>
+          <w:lang w:val="en-US"/>
+        </w:rPr>
+        <w:t>args.a</w:t>
+      </w:r>
+      <w:proofErr w:type="spellEnd"/>
+      <w:r>
+        <w:rPr>
+          <w:color w:val="BCBEC4"/>
+          <w:lang w:val="en-US"/>
+        </w:rPr>
+        <w:t>[1],</w:t>
+      </w:r>
+      <w:proofErr w:type="spellStart"/>
+      <w:r>
+        <w:rPr>
+          <w:color w:val="BCBEC4"/>
+          <w:lang w:val="en-US"/>
+        </w:rPr>
+        <w:t>args.a</w:t>
+      </w:r>
+      <w:proofErr w:type="spellEnd"/>
+      <w:r>
+        <w:rPr>
+          <w:color w:val="BCBEC4"/>
+          <w:lang w:val="en-US"/>
+        </w:rPr>
+        <w:t xml:space="preserve">[2])[0], </w:t>
+      </w:r>
+      <w:proofErr w:type="spellStart"/>
+      <w:r>
+        <w:rPr>
+          <w:color w:val="BCBEC4"/>
+          <w:lang w:val="en-US"/>
+        </w:rPr>
+        <w:t>gz_to_id</w:t>
+      </w:r>
+      <w:proofErr w:type="spellEnd"/>
+      <w:r>
+        <w:rPr>
+          <w:color w:val="BCBEC4"/>
+          <w:lang w:val="en-US"/>
+        </w:rPr>
+        <w:t>(</w:t>
+      </w:r>
+      <w:proofErr w:type="spellStart"/>
+      <w:r>
+        <w:rPr>
+          <w:color w:val="BCBEC4"/>
+          <w:lang w:val="en-US"/>
+        </w:rPr>
+        <w:t>args.a</w:t>
+      </w:r>
+      <w:proofErr w:type="spellEnd"/>
+      <w:r>
+        <w:rPr>
+          <w:color w:val="BCBEC4"/>
+          <w:lang w:val="en-US"/>
+        </w:rPr>
+        <w:t>[1],</w:t>
+      </w:r>
+      <w:proofErr w:type="spellStart"/>
+      <w:r>
+        <w:rPr>
+          <w:color w:val="BCBEC4"/>
+          <w:lang w:val="en-US"/>
+        </w:rPr>
+        <w:t>args.a</w:t>
+      </w:r>
+      <w:proofErr w:type="spellEnd"/>
+      <w:r>
+        <w:rPr>
+          <w:color w:val="BCBEC4"/>
+          <w:lang w:val="en-US"/>
+        </w:rPr>
+        <w:t>[2])[1])</w:t>
+      </w:r>
+      <w:r>
+        <w:rPr>
+          <w:color w:val="BCBEC4"/>
+          <w:lang w:val="en-US"/>
+        </w:rPr>
+        <w:br/>
+        <w:t xml:space="preserve">    if </w:t>
+      </w:r>
+      <w:proofErr w:type="spellStart"/>
+      <w:r>
+        <w:rPr>
+          <w:color w:val="BCBEC4"/>
+          <w:lang w:val="en-US"/>
+        </w:rPr>
+        <w:t>args.s</w:t>
+      </w:r>
+      <w:proofErr w:type="spellEnd"/>
+      <w:r>
+        <w:rPr>
+          <w:color w:val="BCBEC4"/>
+          <w:lang w:val="en-US"/>
+        </w:rPr>
+        <w:t>:</w:t>
+      </w:r>
+      <w:r>
+        <w:rPr>
+          <w:color w:val="BCBEC4"/>
+          <w:lang w:val="en-US"/>
+        </w:rPr>
+        <w:br/>
+        <w:t xml:space="preserve">        print("1-й </w:t>
+      </w:r>
+      <w:proofErr w:type="spellStart"/>
+      <w:r>
+        <w:rPr>
+          <w:color w:val="BCBEC4"/>
+          <w:lang w:val="en-US"/>
+        </w:rPr>
+        <w:t>учебный</w:t>
+      </w:r>
+      <w:proofErr w:type="spellEnd"/>
+      <w:r>
+        <w:rPr>
+          <w:color w:val="BCBEC4"/>
+          <w:lang w:val="en-US"/>
+        </w:rPr>
+        <w:t xml:space="preserve"> </w:t>
+      </w:r>
+      <w:proofErr w:type="spellStart"/>
+      <w:r>
+        <w:rPr>
+          <w:color w:val="BCBEC4"/>
+          <w:lang w:val="en-US"/>
+        </w:rPr>
+        <w:t>корпус</w:t>
+      </w:r>
+      <w:proofErr w:type="spellEnd"/>
+      <w:r>
+        <w:rPr>
+          <w:color w:val="BCBEC4"/>
+          <w:lang w:val="en-US"/>
+        </w:rPr>
+        <w:t>\n"</w:t>
+      </w:r>
+      <w:r>
+        <w:rPr>
+          <w:color w:val="BCBEC4"/>
+          <w:lang w:val="en-US"/>
+        </w:rPr>
+        <w:br/>
+        <w:t xml:space="preserve">                                        "11-й </w:t>
+      </w:r>
+      <w:proofErr w:type="spellStart"/>
+      <w:r>
+        <w:rPr>
+          <w:color w:val="BCBEC4"/>
+          <w:lang w:val="en-US"/>
+        </w:rPr>
+        <w:t>учебный</w:t>
+      </w:r>
+      <w:proofErr w:type="spellEnd"/>
+      <w:r>
+        <w:rPr>
+          <w:color w:val="BCBEC4"/>
+          <w:lang w:val="en-US"/>
+        </w:rPr>
+        <w:t xml:space="preserve"> </w:t>
+      </w:r>
+      <w:proofErr w:type="spellStart"/>
+      <w:r>
+        <w:rPr>
+          <w:color w:val="BCBEC4"/>
+          <w:lang w:val="en-US"/>
+        </w:rPr>
+        <w:t>корпус</w:t>
+      </w:r>
+      <w:proofErr w:type="spellEnd"/>
+      <w:r>
+        <w:rPr>
+          <w:color w:val="BCBEC4"/>
+          <w:lang w:val="en-US"/>
+        </w:rPr>
+        <w:t>\n"</w:t>
+      </w:r>
+      <w:r>
+        <w:rPr>
+          <w:color w:val="BCBEC4"/>
+          <w:lang w:val="en-US"/>
+        </w:rPr>
+        <w:br/>
+        <w:t xml:space="preserve">                                        "15-й </w:t>
+      </w:r>
+      <w:proofErr w:type="spellStart"/>
+      <w:r>
+        <w:rPr>
+          <w:color w:val="BCBEC4"/>
+          <w:lang w:val="en-US"/>
+        </w:rPr>
+        <w:t>учебный</w:t>
+      </w:r>
+      <w:proofErr w:type="spellEnd"/>
+      <w:r>
+        <w:rPr>
+          <w:color w:val="BCBEC4"/>
+          <w:lang w:val="en-US"/>
+        </w:rPr>
+        <w:t xml:space="preserve"> </w:t>
+      </w:r>
+      <w:proofErr w:type="spellStart"/>
+      <w:r>
+        <w:rPr>
+          <w:color w:val="BCBEC4"/>
+          <w:lang w:val="en-US"/>
+        </w:rPr>
+        <w:t>корпус</w:t>
+      </w:r>
+      <w:proofErr w:type="spellEnd"/>
+      <w:r>
+        <w:rPr>
+          <w:color w:val="BCBEC4"/>
+          <w:lang w:val="en-US"/>
+        </w:rPr>
+        <w:t>\n"</w:t>
+      </w:r>
+      <w:r>
+        <w:rPr>
+          <w:color w:val="BCBEC4"/>
+          <w:lang w:val="en-US"/>
+        </w:rPr>
+        <w:br/>
+        <w:t xml:space="preserve">                                        "16-й </w:t>
+      </w:r>
+      <w:proofErr w:type="spellStart"/>
+      <w:r>
+        <w:rPr>
+          <w:color w:val="BCBEC4"/>
+          <w:lang w:val="en-US"/>
+        </w:rPr>
+        <w:t>учебный</w:t>
+      </w:r>
+      <w:proofErr w:type="spellEnd"/>
+      <w:r>
+        <w:rPr>
+          <w:color w:val="BCBEC4"/>
+          <w:lang w:val="en-US"/>
+        </w:rPr>
+        <w:t xml:space="preserve"> </w:t>
+      </w:r>
+      <w:proofErr w:type="spellStart"/>
+      <w:r>
+        <w:rPr>
+          <w:color w:val="BCBEC4"/>
+          <w:lang w:val="en-US"/>
+        </w:rPr>
+        <w:t>корпус</w:t>
+      </w:r>
+      <w:proofErr w:type="spellEnd"/>
+      <w:r>
+        <w:rPr>
+          <w:color w:val="BCBEC4"/>
+          <w:lang w:val="en-US"/>
+        </w:rPr>
+        <w:t>\n"</w:t>
+      </w:r>
+      <w:r>
+        <w:rPr>
+          <w:color w:val="BCBEC4"/>
+          <w:lang w:val="en-US"/>
+        </w:rPr>
+        <w:br/>
+        <w:t xml:space="preserve">                                        "17-й </w:t>
+      </w:r>
+      <w:proofErr w:type="spellStart"/>
+      <w:r>
+        <w:rPr>
+          <w:color w:val="BCBEC4"/>
+          <w:lang w:val="en-US"/>
+        </w:rPr>
+        <w:t>учебный</w:t>
+      </w:r>
+      <w:proofErr w:type="spellEnd"/>
+      <w:r>
+        <w:rPr>
+          <w:color w:val="BCBEC4"/>
+          <w:lang w:val="en-US"/>
+        </w:rPr>
+        <w:t xml:space="preserve"> </w:t>
+      </w:r>
+      <w:proofErr w:type="spellStart"/>
+      <w:r>
+        <w:rPr>
+          <w:color w:val="BCBEC4"/>
+          <w:lang w:val="en-US"/>
+        </w:rPr>
+        <w:t>корпус</w:t>
+      </w:r>
+      <w:proofErr w:type="spellEnd"/>
+      <w:r>
+        <w:rPr>
+          <w:color w:val="BCBEC4"/>
+          <w:lang w:val="en-US"/>
+        </w:rPr>
+        <w:t>\n"</w:t>
+      </w:r>
+      <w:r>
+        <w:rPr>
+          <w:color w:val="BCBEC4"/>
+          <w:lang w:val="en-US"/>
+        </w:rPr>
+        <w:br/>
+        <w:t xml:space="preserve">                                        "2-й </w:t>
+      </w:r>
+      <w:proofErr w:type="spellStart"/>
+      <w:r>
+        <w:rPr>
+          <w:color w:val="BCBEC4"/>
+          <w:lang w:val="en-US"/>
+        </w:rPr>
+        <w:t>учебный</w:t>
+      </w:r>
+      <w:proofErr w:type="spellEnd"/>
+      <w:r>
+        <w:rPr>
+          <w:color w:val="BCBEC4"/>
+          <w:lang w:val="en-US"/>
+        </w:rPr>
+        <w:t xml:space="preserve"> </w:t>
+      </w:r>
+      <w:proofErr w:type="spellStart"/>
+      <w:r>
+        <w:rPr>
+          <w:color w:val="BCBEC4"/>
+          <w:lang w:val="en-US"/>
+        </w:rPr>
+        <w:t>корпус</w:t>
+      </w:r>
+      <w:proofErr w:type="spellEnd"/>
+      <w:r>
+        <w:rPr>
+          <w:color w:val="BCBEC4"/>
+          <w:lang w:val="en-US"/>
+        </w:rPr>
+        <w:t>\n"</w:t>
+      </w:r>
+      <w:r>
+        <w:rPr>
+          <w:color w:val="BCBEC4"/>
+          <w:lang w:val="en-US"/>
+        </w:rPr>
+        <w:br/>
+        <w:t xml:space="preserve">                                        "3-й </w:t>
+      </w:r>
+      <w:proofErr w:type="spellStart"/>
+      <w:r>
+        <w:rPr>
+          <w:color w:val="BCBEC4"/>
+          <w:lang w:val="en-US"/>
+        </w:rPr>
+        <w:t>учебный</w:t>
+      </w:r>
+      <w:proofErr w:type="spellEnd"/>
+      <w:r>
+        <w:rPr>
+          <w:color w:val="BCBEC4"/>
+          <w:lang w:val="en-US"/>
+        </w:rPr>
+        <w:t xml:space="preserve"> </w:t>
+      </w:r>
+      <w:proofErr w:type="spellStart"/>
+      <w:r>
+        <w:rPr>
+          <w:color w:val="BCBEC4"/>
+          <w:lang w:val="en-US"/>
+        </w:rPr>
+        <w:t>корпус</w:t>
+      </w:r>
+      <w:proofErr w:type="spellEnd"/>
+      <w:r>
+        <w:rPr>
+          <w:color w:val="BCBEC4"/>
+          <w:lang w:val="en-US"/>
+        </w:rPr>
+        <w:t>\n"</w:t>
+      </w:r>
+      <w:r>
+        <w:rPr>
+          <w:color w:val="BCBEC4"/>
+          <w:lang w:val="en-US"/>
+        </w:rPr>
+        <w:br/>
+        <w:t xml:space="preserve">                                        "4-й </w:t>
+      </w:r>
+      <w:proofErr w:type="spellStart"/>
+      <w:r>
+        <w:rPr>
+          <w:color w:val="BCBEC4"/>
+          <w:lang w:val="en-US"/>
+        </w:rPr>
+        <w:t>учебный</w:t>
+      </w:r>
+      <w:proofErr w:type="spellEnd"/>
+      <w:r>
+        <w:rPr>
+          <w:color w:val="BCBEC4"/>
+          <w:lang w:val="en-US"/>
+        </w:rPr>
+        <w:t xml:space="preserve"> </w:t>
+      </w:r>
+      <w:proofErr w:type="spellStart"/>
+      <w:r>
+        <w:rPr>
+          <w:color w:val="BCBEC4"/>
+          <w:lang w:val="en-US"/>
+        </w:rPr>
+        <w:t>корпус</w:t>
+      </w:r>
+      <w:proofErr w:type="spellEnd"/>
+      <w:r>
+        <w:rPr>
+          <w:color w:val="BCBEC4"/>
+          <w:lang w:val="en-US"/>
+        </w:rPr>
+        <w:t>\n"</w:t>
+      </w:r>
+      <w:r>
+        <w:rPr>
+          <w:color w:val="BCBEC4"/>
+          <w:lang w:val="en-US"/>
+        </w:rPr>
+        <w:br/>
+        <w:t xml:space="preserve">                                        "48 </w:t>
+      </w:r>
+      <w:proofErr w:type="spellStart"/>
+      <w:r>
+        <w:rPr>
+          <w:color w:val="BCBEC4"/>
+          <w:lang w:val="en-US"/>
+        </w:rPr>
+        <w:t>учебный</w:t>
+      </w:r>
+      <w:proofErr w:type="spellEnd"/>
+      <w:r>
+        <w:rPr>
+          <w:color w:val="BCBEC4"/>
+          <w:lang w:val="en-US"/>
+        </w:rPr>
+        <w:t xml:space="preserve"> </w:t>
+      </w:r>
+      <w:proofErr w:type="spellStart"/>
+      <w:r>
+        <w:rPr>
+          <w:color w:val="BCBEC4"/>
+          <w:lang w:val="en-US"/>
+        </w:rPr>
+        <w:t>корпус</w:t>
+      </w:r>
+      <w:proofErr w:type="spellEnd"/>
+      <w:r>
+        <w:rPr>
+          <w:color w:val="BCBEC4"/>
+          <w:lang w:val="en-US"/>
+        </w:rPr>
+        <w:t>\n"</w:t>
+      </w:r>
+      <w:r>
+        <w:rPr>
+          <w:color w:val="BCBEC4"/>
+          <w:lang w:val="en-US"/>
+        </w:rPr>
+        <w:br/>
+        <w:t xml:space="preserve">                                        "5-й </w:t>
+      </w:r>
+      <w:proofErr w:type="spellStart"/>
+      <w:r>
+        <w:rPr>
+          <w:color w:val="BCBEC4"/>
+          <w:lang w:val="en-US"/>
+        </w:rPr>
+        <w:t>учебный</w:t>
+      </w:r>
+      <w:proofErr w:type="spellEnd"/>
+      <w:r>
+        <w:rPr>
+          <w:color w:val="BCBEC4"/>
+          <w:lang w:val="en-US"/>
+        </w:rPr>
+        <w:t xml:space="preserve"> </w:t>
+      </w:r>
+      <w:proofErr w:type="spellStart"/>
+      <w:r>
+        <w:rPr>
+          <w:color w:val="BCBEC4"/>
+          <w:lang w:val="en-US"/>
+        </w:rPr>
+        <w:t>корпус</w:t>
+      </w:r>
+      <w:proofErr w:type="spellEnd"/>
+      <w:r>
+        <w:rPr>
+          <w:color w:val="BCBEC4"/>
+          <w:lang w:val="en-US"/>
+        </w:rPr>
+        <w:t>\n"</w:t>
+      </w:r>
+      <w:r>
+        <w:rPr>
+          <w:color w:val="BCBEC4"/>
+          <w:lang w:val="en-US"/>
+        </w:rPr>
+        <w:br/>
+        <w:t xml:space="preserve">                                        "50 </w:t>
+      </w:r>
+      <w:proofErr w:type="spellStart"/>
+      <w:r>
+        <w:rPr>
+          <w:color w:val="BCBEC4"/>
+          <w:lang w:val="en-US"/>
+        </w:rPr>
+        <w:t>учебный</w:t>
+      </w:r>
+      <w:proofErr w:type="spellEnd"/>
+      <w:r>
+        <w:rPr>
+          <w:color w:val="BCBEC4"/>
+          <w:lang w:val="en-US"/>
+        </w:rPr>
+        <w:t xml:space="preserve"> </w:t>
+      </w:r>
+      <w:proofErr w:type="spellStart"/>
+      <w:r>
+        <w:rPr>
+          <w:color w:val="BCBEC4"/>
+          <w:lang w:val="en-US"/>
+        </w:rPr>
+        <w:t>корпус</w:t>
+      </w:r>
+      <w:proofErr w:type="spellEnd"/>
+      <w:r>
+        <w:rPr>
+          <w:color w:val="BCBEC4"/>
+          <w:lang w:val="en-US"/>
+        </w:rPr>
+        <w:t>\n"</w:t>
+      </w:r>
+      <w:r>
+        <w:rPr>
+          <w:color w:val="BCBEC4"/>
+          <w:lang w:val="en-US"/>
+        </w:rPr>
+        <w:br/>
+        <w:t xml:space="preserve">                                        "6-й </w:t>
+      </w:r>
+      <w:proofErr w:type="spellStart"/>
+      <w:r>
+        <w:rPr>
+          <w:color w:val="BCBEC4"/>
+          <w:lang w:val="en-US"/>
+        </w:rPr>
+        <w:t>учебный</w:t>
+      </w:r>
+      <w:proofErr w:type="spellEnd"/>
+      <w:r>
+        <w:rPr>
+          <w:color w:val="BCBEC4"/>
+          <w:lang w:val="en-US"/>
+        </w:rPr>
+        <w:t xml:space="preserve"> </w:t>
+      </w:r>
+      <w:proofErr w:type="spellStart"/>
+      <w:r>
+        <w:rPr>
+          <w:color w:val="BCBEC4"/>
+          <w:lang w:val="en-US"/>
+        </w:rPr>
+        <w:t>корпус</w:t>
+      </w:r>
+      <w:proofErr w:type="spellEnd"/>
+      <w:r>
+        <w:rPr>
+          <w:color w:val="BCBEC4"/>
+          <w:lang w:val="en-US"/>
+        </w:rPr>
+        <w:t>\n"</w:t>
+      </w:r>
+      <w:r>
+        <w:rPr>
+          <w:color w:val="BCBEC4"/>
+          <w:lang w:val="en-US"/>
+        </w:rPr>
+        <w:br/>
+        <w:t xml:space="preserve">                                        "9-й </w:t>
+      </w:r>
+      <w:proofErr w:type="spellStart"/>
+      <w:r>
+        <w:rPr>
+          <w:color w:val="BCBEC4"/>
+          <w:lang w:val="en-US"/>
+        </w:rPr>
+        <w:t>учебный</w:t>
+      </w:r>
+      <w:proofErr w:type="spellEnd"/>
+      <w:r>
+        <w:rPr>
+          <w:color w:val="BCBEC4"/>
+          <w:lang w:val="en-US"/>
+        </w:rPr>
+        <w:t xml:space="preserve"> </w:t>
+      </w:r>
+      <w:proofErr w:type="spellStart"/>
+      <w:r>
+        <w:rPr>
+          <w:color w:val="BCBEC4"/>
+          <w:lang w:val="en-US"/>
+        </w:rPr>
+        <w:t>корпус</w:t>
+      </w:r>
+      <w:proofErr w:type="spellEnd"/>
+      <w:r>
+        <w:rPr>
+          <w:color w:val="BCBEC4"/>
+          <w:lang w:val="en-US"/>
+        </w:rPr>
+        <w:t>\n"</w:t>
       </w:r>
       <w:r>
         <w:rPr>
@@ -7674,70 +12472,319 @@
           <w:lang w:val="en-US"/>
         </w:rPr>
         <w:br/>
-        <w:t xml:space="preserve">                                        "Военная кафедра\n"</w:t>
-      </w:r>
-      <w:r>
-        <w:rPr>
-          <w:color w:val="BCBEC4"/>
-          <w:lang w:val="en-US"/>
-        </w:rPr>
-        <w:br/>
-        <w:t xml:space="preserve">                                        "Гидробашня\n"</w:t>
-      </w:r>
-      <w:r>
-        <w:rPr>
-          <w:color w:val="BCBEC4"/>
-          <w:lang w:val="en-US"/>
-        </w:rPr>
-        <w:br/>
-        <w:t xml:space="preserve">                                        "Гидротехнический корпус-1 Северная пристройка\n"</w:t>
-      </w:r>
-      <w:r>
-        <w:rPr>
-          <w:color w:val="BCBEC4"/>
-          <w:lang w:val="en-US"/>
-        </w:rPr>
-        <w:br/>
-        <w:t xml:space="preserve">                                        "Гидротехнический корпус-1\n"</w:t>
-      </w:r>
-      <w:r>
-        <w:rPr>
-          <w:color w:val="BCBEC4"/>
-          <w:lang w:val="en-US"/>
-        </w:rPr>
-        <w:br/>
-      </w:r>
-      <w:r>
-        <w:rPr>
-          <w:color w:val="BCBEC4"/>
-          <w:lang w:val="en-US"/>
-        </w:rPr>
-        <w:lastRenderedPageBreak/>
-        <w:t xml:space="preserve">                                        "Гидротехнический корпус-2\n"</w:t>
-      </w:r>
-      <w:r>
-        <w:rPr>
-          <w:color w:val="BCBEC4"/>
-          <w:lang w:val="en-US"/>
-        </w:rPr>
-        <w:br/>
-        <w:t xml:space="preserve">                                        "Главное здание\n"</w:t>
-      </w:r>
-      <w:r>
-        <w:rPr>
-          <w:color w:val="BCBEC4"/>
-          <w:lang w:val="en-US"/>
-        </w:rPr>
-        <w:br/>
-        <w:t xml:space="preserve">                                        "Завод «Силовые Машины»\n"</w:t>
-      </w:r>
-      <w:r>
-        <w:rPr>
-          <w:color w:val="BCBEC4"/>
-          <w:lang w:val="en-US"/>
-        </w:rPr>
-        <w:br/>
-        <w:t xml:space="preserve">                                        "Завод АО «Невский завод»\n"</w:t>
+        <w:t xml:space="preserve">                                        "</w:t>
+      </w:r>
+      <w:proofErr w:type="spellStart"/>
+      <w:r>
+        <w:rPr>
+          <w:color w:val="BCBEC4"/>
+          <w:lang w:val="en-US"/>
+        </w:rPr>
+        <w:t>Военная</w:t>
+      </w:r>
+      <w:proofErr w:type="spellEnd"/>
+      <w:r>
+        <w:rPr>
+          <w:color w:val="BCBEC4"/>
+          <w:lang w:val="en-US"/>
+        </w:rPr>
+        <w:t xml:space="preserve"> </w:t>
+      </w:r>
+      <w:proofErr w:type="spellStart"/>
+      <w:r>
+        <w:rPr>
+          <w:color w:val="BCBEC4"/>
+          <w:lang w:val="en-US"/>
+        </w:rPr>
+        <w:t>кафедра</w:t>
+      </w:r>
+      <w:proofErr w:type="spellEnd"/>
+      <w:r>
+        <w:rPr>
+          <w:color w:val="BCBEC4"/>
+          <w:lang w:val="en-US"/>
+        </w:rPr>
+        <w:t>\n"</w:t>
+      </w:r>
+      <w:r>
+        <w:rPr>
+          <w:color w:val="BCBEC4"/>
+          <w:lang w:val="en-US"/>
+        </w:rPr>
+        <w:br/>
+        <w:t xml:space="preserve">                                        "</w:t>
+      </w:r>
+      <w:proofErr w:type="spellStart"/>
+      <w:r>
+        <w:rPr>
+          <w:color w:val="BCBEC4"/>
+          <w:lang w:val="en-US"/>
+        </w:rPr>
+        <w:t>Гидробашня</w:t>
+      </w:r>
+      <w:proofErr w:type="spellEnd"/>
+      <w:r>
+        <w:rPr>
+          <w:color w:val="BCBEC4"/>
+          <w:lang w:val="en-US"/>
+        </w:rPr>
+        <w:t>\n"</w:t>
+      </w:r>
+      <w:r>
+        <w:rPr>
+          <w:color w:val="BCBEC4"/>
+          <w:lang w:val="en-US"/>
+        </w:rPr>
+        <w:br/>
+        <w:t xml:space="preserve">                                        "</w:t>
+      </w:r>
+      <w:proofErr w:type="spellStart"/>
+      <w:r>
+        <w:rPr>
+          <w:color w:val="BCBEC4"/>
+          <w:lang w:val="en-US"/>
+        </w:rPr>
+        <w:t>Гидротехнический</w:t>
+      </w:r>
+      <w:proofErr w:type="spellEnd"/>
+      <w:r>
+        <w:rPr>
+          <w:color w:val="BCBEC4"/>
+          <w:lang w:val="en-US"/>
+        </w:rPr>
+        <w:t xml:space="preserve"> корпус-1 </w:t>
+      </w:r>
+      <w:proofErr w:type="spellStart"/>
+      <w:r>
+        <w:rPr>
+          <w:color w:val="BCBEC4"/>
+          <w:lang w:val="en-US"/>
+        </w:rPr>
+        <w:t>Северная</w:t>
+      </w:r>
+      <w:proofErr w:type="spellEnd"/>
+      <w:r>
+        <w:rPr>
+          <w:color w:val="BCBEC4"/>
+          <w:lang w:val="en-US"/>
+        </w:rPr>
+        <w:t xml:space="preserve"> </w:t>
+      </w:r>
+      <w:proofErr w:type="spellStart"/>
+      <w:r>
+        <w:rPr>
+          <w:color w:val="BCBEC4"/>
+          <w:lang w:val="en-US"/>
+        </w:rPr>
+        <w:t>пристройка</w:t>
+      </w:r>
+      <w:proofErr w:type="spellEnd"/>
+      <w:r>
+        <w:rPr>
+          <w:color w:val="BCBEC4"/>
+          <w:lang w:val="en-US"/>
+        </w:rPr>
+        <w:t>\n"</w:t>
+      </w:r>
+      <w:r>
+        <w:rPr>
+          <w:color w:val="BCBEC4"/>
+          <w:lang w:val="en-US"/>
+        </w:rPr>
+        <w:br/>
+        <w:t xml:space="preserve">                                        "</w:t>
+      </w:r>
+      <w:proofErr w:type="spellStart"/>
+      <w:r>
+        <w:rPr>
+          <w:color w:val="BCBEC4"/>
+          <w:lang w:val="en-US"/>
+        </w:rPr>
+        <w:t>Гидротехнический</w:t>
+      </w:r>
+      <w:proofErr w:type="spellEnd"/>
+      <w:r>
+        <w:rPr>
+          <w:color w:val="BCBEC4"/>
+          <w:lang w:val="en-US"/>
+        </w:rPr>
+        <w:t xml:space="preserve"> корпус-1\n"</w:t>
+      </w:r>
+      <w:r>
+        <w:rPr>
+          <w:color w:val="BCBEC4"/>
+          <w:lang w:val="en-US"/>
+        </w:rPr>
+        <w:br/>
+        <w:t xml:space="preserve">                                        "</w:t>
+      </w:r>
+      <w:proofErr w:type="spellStart"/>
+      <w:r>
+        <w:rPr>
+          <w:color w:val="BCBEC4"/>
+          <w:lang w:val="en-US"/>
+        </w:rPr>
+        <w:t>Гидротехнический</w:t>
+      </w:r>
+      <w:proofErr w:type="spellEnd"/>
+      <w:r>
+        <w:rPr>
+          <w:color w:val="BCBEC4"/>
+          <w:lang w:val="en-US"/>
+        </w:rPr>
+        <w:t xml:space="preserve"> корпус-2\n"</w:t>
+      </w:r>
+      <w:r>
+        <w:rPr>
+          <w:color w:val="BCBEC4"/>
+          <w:lang w:val="en-US"/>
+        </w:rPr>
+        <w:br/>
+        <w:t xml:space="preserve">                                        "</w:t>
+      </w:r>
+      <w:proofErr w:type="spellStart"/>
+      <w:r>
+        <w:rPr>
+          <w:color w:val="BCBEC4"/>
+          <w:lang w:val="en-US"/>
+        </w:rPr>
+        <w:t>Главное</w:t>
+      </w:r>
+      <w:proofErr w:type="spellEnd"/>
+      <w:r>
+        <w:rPr>
+          <w:color w:val="BCBEC4"/>
+          <w:lang w:val="en-US"/>
+        </w:rPr>
+        <w:t xml:space="preserve"> </w:t>
+      </w:r>
+      <w:proofErr w:type="spellStart"/>
+      <w:r>
+        <w:rPr>
+          <w:color w:val="BCBEC4"/>
+          <w:lang w:val="en-US"/>
+        </w:rPr>
+        <w:t>здание</w:t>
+      </w:r>
+      <w:proofErr w:type="spellEnd"/>
+      <w:r>
+        <w:rPr>
+          <w:color w:val="BCBEC4"/>
+          <w:lang w:val="en-US"/>
+        </w:rPr>
+        <w:t>\n"</w:t>
+      </w:r>
+      <w:r>
+        <w:rPr>
+          <w:color w:val="BCBEC4"/>
+          <w:lang w:val="en-US"/>
+        </w:rPr>
+        <w:br/>
+        <w:t xml:space="preserve">                                        "</w:t>
+      </w:r>
+      <w:proofErr w:type="spellStart"/>
+      <w:r>
+        <w:rPr>
+          <w:color w:val="BCBEC4"/>
+          <w:lang w:val="en-US"/>
+        </w:rPr>
+        <w:t>Завод</w:t>
+      </w:r>
+      <w:proofErr w:type="spellEnd"/>
+      <w:r>
+        <w:rPr>
+          <w:color w:val="BCBEC4"/>
+          <w:lang w:val="en-US"/>
+        </w:rPr>
+        <w:t xml:space="preserve"> «</w:t>
+      </w:r>
+      <w:proofErr w:type="spellStart"/>
+      <w:r>
+        <w:rPr>
+          <w:color w:val="BCBEC4"/>
+          <w:lang w:val="en-US"/>
+        </w:rPr>
+        <w:t>Силовые</w:t>
+      </w:r>
+      <w:proofErr w:type="spellEnd"/>
+      <w:r>
+        <w:rPr>
+          <w:color w:val="BCBEC4"/>
+          <w:lang w:val="en-US"/>
+        </w:rPr>
+        <w:t xml:space="preserve"> </w:t>
+      </w:r>
+      <w:proofErr w:type="spellStart"/>
+      <w:r>
+        <w:rPr>
+          <w:color w:val="BCBEC4"/>
+          <w:lang w:val="en-US"/>
+        </w:rPr>
+        <w:t>Машины</w:t>
+      </w:r>
+      <w:proofErr w:type="spellEnd"/>
+      <w:r>
+        <w:rPr>
+          <w:color w:val="BCBEC4"/>
+          <w:lang w:val="en-US"/>
+        </w:rPr>
+        <w:t>»\n"</w:t>
+      </w:r>
+      <w:r>
+        <w:rPr>
+          <w:color w:val="BCBEC4"/>
+          <w:lang w:val="en-US"/>
+        </w:rPr>
+        <w:br/>
+        <w:t xml:space="preserve">                                        "</w:t>
+      </w:r>
+      <w:proofErr w:type="spellStart"/>
+      <w:r>
+        <w:rPr>
+          <w:color w:val="BCBEC4"/>
+          <w:lang w:val="en-US"/>
+        </w:rPr>
+        <w:t>Завод</w:t>
+      </w:r>
+      <w:proofErr w:type="spellEnd"/>
+      <w:r>
+        <w:rPr>
+          <w:color w:val="BCBEC4"/>
+          <w:lang w:val="en-US"/>
+        </w:rPr>
+        <w:t xml:space="preserve"> АО «</w:t>
+      </w:r>
+      <w:proofErr w:type="spellStart"/>
+      <w:r>
+        <w:rPr>
+          <w:color w:val="BCBEC4"/>
+          <w:lang w:val="en-US"/>
+        </w:rPr>
+        <w:t>Невский</w:t>
+      </w:r>
+      <w:proofErr w:type="spellEnd"/>
+      <w:r>
+        <w:rPr>
+          <w:color w:val="BCBEC4"/>
+          <w:lang w:val="en-US"/>
+        </w:rPr>
+        <w:t xml:space="preserve"> </w:t>
+      </w:r>
+      <w:proofErr w:type="spellStart"/>
+      <w:r>
+        <w:rPr>
+          <w:color w:val="BCBEC4"/>
+          <w:lang w:val="en-US"/>
+        </w:rPr>
+        <w:t>завод</w:t>
+      </w:r>
+      <w:proofErr w:type="spellEnd"/>
+      <w:r>
+        <w:rPr>
+          <w:color w:val="BCBEC4"/>
+          <w:lang w:val="en-US"/>
+        </w:rPr>
+        <w:t>»\n"</w:t>
       </w:r>
       <w:r>
         <w:rPr>
@@ -7753,31 +12800,239 @@
           <w:lang w:val="en-US"/>
         </w:rPr>
         <w:br/>
-        <w:t xml:space="preserve">                                        "Институт ядерной энергетики (филиал ФГАОУ ВО СПбПУ) г. Сосновый Бор\n"</w:t>
-      </w:r>
-      <w:r>
-        <w:rPr>
-          <w:color w:val="BCBEC4"/>
-          <w:lang w:val="en-US"/>
-        </w:rPr>
-        <w:br/>
-        <w:t xml:space="preserve">                                        "Лабораторный корпус\n"</w:t>
-      </w:r>
-      <w:r>
-        <w:rPr>
-          <w:color w:val="BCBEC4"/>
-          <w:lang w:val="en-US"/>
-        </w:rPr>
-        <w:br/>
-        <w:t xml:space="preserve">                                        "Литейный корпус\n"</w:t>
-      </w:r>
-      <w:r>
-        <w:rPr>
-          <w:color w:val="BCBEC4"/>
-          <w:lang w:val="en-US"/>
-        </w:rPr>
-        <w:br/>
-        <w:t xml:space="preserve">                                        "Механический корпус\n"</w:t>
+        <w:t xml:space="preserve">                                        "</w:t>
+      </w:r>
+      <w:proofErr w:type="spellStart"/>
+      <w:r>
+        <w:rPr>
+          <w:color w:val="BCBEC4"/>
+          <w:lang w:val="en-US"/>
+        </w:rPr>
+        <w:t>Институт</w:t>
+      </w:r>
+      <w:proofErr w:type="spellEnd"/>
+      <w:r>
+        <w:rPr>
+          <w:color w:val="BCBEC4"/>
+          <w:lang w:val="en-US"/>
+        </w:rPr>
+        <w:t xml:space="preserve"> </w:t>
+      </w:r>
+      <w:proofErr w:type="spellStart"/>
+      <w:r>
+        <w:rPr>
+          <w:color w:val="BCBEC4"/>
+          <w:lang w:val="en-US"/>
+        </w:rPr>
+        <w:t>ядерной</w:t>
+      </w:r>
+      <w:proofErr w:type="spellEnd"/>
+      <w:r>
+        <w:rPr>
+          <w:color w:val="BCBEC4"/>
+          <w:lang w:val="en-US"/>
+        </w:rPr>
+        <w:t xml:space="preserve"> </w:t>
+      </w:r>
+      <w:proofErr w:type="spellStart"/>
+      <w:r>
+        <w:rPr>
+          <w:color w:val="BCBEC4"/>
+          <w:lang w:val="en-US"/>
+        </w:rPr>
+        <w:t>энергетики</w:t>
+      </w:r>
+      <w:proofErr w:type="spellEnd"/>
+      <w:r>
+        <w:rPr>
+          <w:color w:val="BCBEC4"/>
+          <w:lang w:val="en-US"/>
+        </w:rPr>
+        <w:t xml:space="preserve"> (</w:t>
+      </w:r>
+      <w:proofErr w:type="spellStart"/>
+      <w:r>
+        <w:rPr>
+          <w:color w:val="BCBEC4"/>
+          <w:lang w:val="en-US"/>
+        </w:rPr>
+        <w:t>филиал</w:t>
+      </w:r>
+      <w:proofErr w:type="spellEnd"/>
+      <w:r>
+        <w:rPr>
+          <w:color w:val="BCBEC4"/>
+          <w:lang w:val="en-US"/>
+        </w:rPr>
+        <w:t xml:space="preserve"> ФГАОУ ВО </w:t>
+      </w:r>
+      <w:proofErr w:type="spellStart"/>
+      <w:r>
+        <w:rPr>
+          <w:color w:val="BCBEC4"/>
+          <w:lang w:val="en-US"/>
+        </w:rPr>
+        <w:t>СПбПУ</w:t>
+      </w:r>
+      <w:proofErr w:type="spellEnd"/>
+      <w:r>
+        <w:rPr>
+          <w:color w:val="BCBEC4"/>
+          <w:lang w:val="en-US"/>
+        </w:rPr>
+        <w:t xml:space="preserve">) г. </w:t>
+      </w:r>
+      <w:proofErr w:type="spellStart"/>
+      <w:r>
+        <w:rPr>
+          <w:color w:val="BCBEC4"/>
+          <w:lang w:val="en-US"/>
+        </w:rPr>
+        <w:t>Сосновый</w:t>
+      </w:r>
+      <w:proofErr w:type="spellEnd"/>
+      <w:r>
+        <w:rPr>
+          <w:color w:val="BCBEC4"/>
+          <w:lang w:val="en-US"/>
+        </w:rPr>
+        <w:t xml:space="preserve"> </w:t>
+      </w:r>
+      <w:proofErr w:type="spellStart"/>
+      <w:r>
+        <w:rPr>
+          <w:color w:val="BCBEC4"/>
+          <w:lang w:val="en-US"/>
+        </w:rPr>
+        <w:t>Бор</w:t>
+      </w:r>
+      <w:proofErr w:type="spellEnd"/>
+      <w:r>
+        <w:rPr>
+          <w:color w:val="BCBEC4"/>
+          <w:lang w:val="en-US"/>
+        </w:rPr>
+        <w:t>\n"</w:t>
+      </w:r>
+      <w:r>
+        <w:rPr>
+          <w:color w:val="BCBEC4"/>
+          <w:lang w:val="en-US"/>
+        </w:rPr>
+        <w:br/>
+        <w:t xml:space="preserve">                                        "</w:t>
+      </w:r>
+      <w:proofErr w:type="spellStart"/>
+      <w:r>
+        <w:rPr>
+          <w:color w:val="BCBEC4"/>
+          <w:lang w:val="en-US"/>
+        </w:rPr>
+        <w:t>Лабораторный</w:t>
+      </w:r>
+      <w:proofErr w:type="spellEnd"/>
+      <w:r>
+        <w:rPr>
+          <w:color w:val="BCBEC4"/>
+          <w:lang w:val="en-US"/>
+        </w:rPr>
+        <w:t xml:space="preserve"> </w:t>
+      </w:r>
+      <w:proofErr w:type="spellStart"/>
+      <w:r>
+        <w:rPr>
+          <w:color w:val="BCBEC4"/>
+          <w:lang w:val="en-US"/>
+        </w:rPr>
+        <w:t>корпус</w:t>
+      </w:r>
+      <w:proofErr w:type="spellEnd"/>
+      <w:r>
+        <w:rPr>
+          <w:color w:val="BCBEC4"/>
+          <w:lang w:val="en-US"/>
+        </w:rPr>
+        <w:t>\n"</w:t>
+      </w:r>
+      <w:r>
+        <w:rPr>
+          <w:color w:val="BCBEC4"/>
+          <w:lang w:val="en-US"/>
+        </w:rPr>
+        <w:br/>
+        <w:t xml:space="preserve">                                        "</w:t>
+      </w:r>
+      <w:proofErr w:type="spellStart"/>
+      <w:r>
+        <w:rPr>
+          <w:color w:val="BCBEC4"/>
+          <w:lang w:val="en-US"/>
+        </w:rPr>
+        <w:t>Литейный</w:t>
+      </w:r>
+      <w:proofErr w:type="spellEnd"/>
+      <w:r>
+        <w:rPr>
+          <w:color w:val="BCBEC4"/>
+          <w:lang w:val="en-US"/>
+        </w:rPr>
+        <w:t xml:space="preserve"> </w:t>
+      </w:r>
+      <w:proofErr w:type="spellStart"/>
+      <w:r>
+        <w:rPr>
+          <w:color w:val="BCBEC4"/>
+          <w:lang w:val="en-US"/>
+        </w:rPr>
+        <w:t>корпус</w:t>
+      </w:r>
+      <w:proofErr w:type="spellEnd"/>
+      <w:r>
+        <w:rPr>
+          <w:color w:val="BCBEC4"/>
+          <w:lang w:val="en-US"/>
+        </w:rPr>
+        <w:t>\n"</w:t>
+      </w:r>
+      <w:r>
+        <w:rPr>
+          <w:color w:val="BCBEC4"/>
+          <w:lang w:val="en-US"/>
+        </w:rPr>
+        <w:br/>
+        <w:t xml:space="preserve">                                        "</w:t>
+      </w:r>
+      <w:proofErr w:type="spellStart"/>
+      <w:r>
+        <w:rPr>
+          <w:color w:val="BCBEC4"/>
+          <w:lang w:val="en-US"/>
+        </w:rPr>
+        <w:t>Механический</w:t>
+      </w:r>
+      <w:proofErr w:type="spellEnd"/>
+      <w:r>
+        <w:rPr>
+          <w:color w:val="BCBEC4"/>
+          <w:lang w:val="en-US"/>
+        </w:rPr>
+        <w:t xml:space="preserve"> </w:t>
+      </w:r>
+      <w:proofErr w:type="spellStart"/>
+      <w:r>
+        <w:rPr>
+          <w:color w:val="BCBEC4"/>
+          <w:lang w:val="en-US"/>
+        </w:rPr>
+        <w:t>корпус</w:t>
+      </w:r>
+      <w:proofErr w:type="spellEnd"/>
+      <w:r>
+        <w:rPr>
+          <w:color w:val="BCBEC4"/>
+          <w:lang w:val="en-US"/>
+        </w:rPr>
+        <w:t>\n"</w:t>
       </w:r>
       <w:r>
         <w:rPr>
@@ -7793,47 +13048,183 @@
           <w:lang w:val="en-US"/>
         </w:rPr>
         <w:br/>
-        <w:t xml:space="preserve">                                        "Научно-исследовательский корпус\n"</w:t>
-      </w:r>
-      <w:r>
-        <w:rPr>
-          <w:color w:val="BCBEC4"/>
-          <w:lang w:val="en-US"/>
-        </w:rPr>
-        <w:br/>
-        <w:t xml:space="preserve">                                        "Не определено\n"</w:t>
-      </w:r>
-      <w:r>
-        <w:rPr>
-          <w:color w:val="BCBEC4"/>
-          <w:lang w:val="en-US"/>
-        </w:rPr>
-        <w:br/>
-        <w:t xml:space="preserve">                                        "СЗГМУ им.</w:t>
-      </w:r>
-      <w:proofErr w:type="gramEnd"/>
-      <w:r>
-        <w:rPr>
-          <w:color w:val="BCBEC4"/>
-          <w:lang w:val="en-US"/>
-        </w:rPr>
-        <w:t xml:space="preserve"> И.И.Мечникова\n"</w:t>
-      </w:r>
-      <w:r>
-        <w:rPr>
-          <w:color w:val="BCBEC4"/>
-          <w:lang w:val="en-US"/>
-        </w:rPr>
-        <w:br/>
-        <w:t xml:space="preserve">                                        "Санкт-Петербургский институт машиностроения\n"</w:t>
-      </w:r>
-      <w:r>
-        <w:rPr>
-          <w:color w:val="BCBEC4"/>
-          <w:lang w:val="en-US"/>
-        </w:rPr>
-        <w:br/>
-        <w:t xml:space="preserve">                                        "Спорткомплекс\n"</w:t>
+        <w:t xml:space="preserve">                                        "</w:t>
+      </w:r>
+      <w:proofErr w:type="spellStart"/>
+      <w:r>
+        <w:rPr>
+          <w:color w:val="BCBEC4"/>
+          <w:lang w:val="en-US"/>
+        </w:rPr>
+        <w:t>Научно-исследовательский</w:t>
+      </w:r>
+      <w:proofErr w:type="spellEnd"/>
+      <w:r>
+        <w:rPr>
+          <w:color w:val="BCBEC4"/>
+          <w:lang w:val="en-US"/>
+        </w:rPr>
+        <w:t xml:space="preserve"> </w:t>
+      </w:r>
+      <w:proofErr w:type="spellStart"/>
+      <w:r>
+        <w:rPr>
+          <w:color w:val="BCBEC4"/>
+          <w:lang w:val="en-US"/>
+        </w:rPr>
+        <w:t>корпус</w:t>
+      </w:r>
+      <w:proofErr w:type="spellEnd"/>
+      <w:r>
+        <w:rPr>
+          <w:color w:val="BCBEC4"/>
+          <w:lang w:val="en-US"/>
+        </w:rPr>
+        <w:t>\n"</w:t>
+      </w:r>
+      <w:r>
+        <w:rPr>
+          <w:color w:val="BCBEC4"/>
+          <w:lang w:val="en-US"/>
+        </w:rPr>
+        <w:br/>
+        <w:t xml:space="preserve">                                        "Не </w:t>
+      </w:r>
+      <w:proofErr w:type="spellStart"/>
+      <w:r>
+        <w:rPr>
+          <w:color w:val="BCBEC4"/>
+          <w:lang w:val="en-US"/>
+        </w:rPr>
+        <w:t>определено</w:t>
+      </w:r>
+      <w:proofErr w:type="spellEnd"/>
+      <w:r>
+        <w:rPr>
+          <w:color w:val="BCBEC4"/>
+          <w:lang w:val="en-US"/>
+        </w:rPr>
+        <w:t>\n"</w:t>
+      </w:r>
+      <w:r>
+        <w:rPr>
+          <w:color w:val="BCBEC4"/>
+          <w:lang w:val="en-US"/>
+        </w:rPr>
+        <w:br/>
+        <w:t xml:space="preserve">                                        "СЗГМУ </w:t>
+      </w:r>
+      <w:proofErr w:type="spellStart"/>
+      <w:r>
+        <w:rPr>
+          <w:color w:val="BCBEC4"/>
+          <w:lang w:val="en-US"/>
+        </w:rPr>
+        <w:t>им</w:t>
+      </w:r>
+      <w:proofErr w:type="spellEnd"/>
+      <w:r>
+        <w:rPr>
+          <w:color w:val="BCBEC4"/>
+          <w:lang w:val="en-US"/>
+        </w:rPr>
+        <w:t xml:space="preserve">. </w:t>
+      </w:r>
+      <w:proofErr w:type="spellStart"/>
+      <w:r>
+        <w:rPr>
+          <w:color w:val="BCBEC4"/>
+          <w:lang w:val="en-US"/>
+        </w:rPr>
+        <w:t>И.И.Мечникова</w:t>
+      </w:r>
+      <w:proofErr w:type="spellEnd"/>
+      <w:r>
+        <w:rPr>
+          <w:color w:val="BCBEC4"/>
+          <w:lang w:val="en-US"/>
+        </w:rPr>
+        <w:t>\n"</w:t>
+      </w:r>
+      <w:r>
+        <w:rPr>
+          <w:color w:val="BCBEC4"/>
+          <w:lang w:val="en-US"/>
+        </w:rPr>
+        <w:br/>
+        <w:t xml:space="preserve">                                        "</w:t>
+      </w:r>
+      <w:proofErr w:type="spellStart"/>
+      <w:r>
+        <w:rPr>
+          <w:color w:val="BCBEC4"/>
+          <w:lang w:val="en-US"/>
+        </w:rPr>
+        <w:t>Санкт-Петербургский</w:t>
+      </w:r>
+      <w:proofErr w:type="spellEnd"/>
+      <w:r>
+        <w:rPr>
+          <w:color w:val="BCBEC4"/>
+          <w:lang w:val="en-US"/>
+        </w:rPr>
+        <w:t xml:space="preserve"> </w:t>
+      </w:r>
+      <w:proofErr w:type="spellStart"/>
+      <w:r>
+        <w:rPr>
+          <w:color w:val="BCBEC4"/>
+          <w:lang w:val="en-US"/>
+        </w:rPr>
+        <w:t>институт</w:t>
+      </w:r>
+      <w:proofErr w:type="spellEnd"/>
+      <w:r>
+        <w:rPr>
+          <w:color w:val="BCBEC4"/>
+          <w:lang w:val="en-US"/>
+        </w:rPr>
+        <w:t xml:space="preserve"> </w:t>
+      </w:r>
+      <w:proofErr w:type="spellStart"/>
+      <w:r>
+        <w:rPr>
+          <w:color w:val="BCBEC4"/>
+          <w:lang w:val="en-US"/>
+        </w:rPr>
+        <w:t>машиностроения</w:t>
+      </w:r>
+      <w:proofErr w:type="spellEnd"/>
+      <w:r>
+        <w:rPr>
+          <w:color w:val="BCBEC4"/>
+          <w:lang w:val="en-US"/>
+        </w:rPr>
+        <w:t>\n"</w:t>
+      </w:r>
+      <w:r>
+        <w:rPr>
+          <w:color w:val="BCBEC4"/>
+          <w:lang w:val="en-US"/>
+        </w:rPr>
+        <w:br/>
+        <w:t xml:space="preserve">                                        "</w:t>
+      </w:r>
+      <w:proofErr w:type="spellStart"/>
+      <w:r>
+        <w:rPr>
+          <w:color w:val="BCBEC4"/>
+          <w:lang w:val="en-US"/>
+        </w:rPr>
+        <w:t>Спорткомплекс</w:t>
+      </w:r>
+      <w:proofErr w:type="spellEnd"/>
+      <w:r>
+        <w:rPr>
+          <w:color w:val="BCBEC4"/>
+          <w:lang w:val="en-US"/>
+        </w:rPr>
+        <w:t>\n"</w:t>
       </w:r>
       <w:r>
         <w:rPr>
@@ -7857,15 +13248,63 @@
           <w:lang w:val="en-US"/>
         </w:rPr>
         <w:br/>
-        <w:t xml:space="preserve">                                        "Химический корпус\n"</w:t>
-      </w:r>
-      <w:r>
-        <w:rPr>
-          <w:color w:val="BCBEC4"/>
-          <w:lang w:val="en-US"/>
-        </w:rPr>
-        <w:br/>
-        <w:t xml:space="preserve">                                        "Холдинг «ЛЕНПОЛИГРАФМАШ»\n"</w:t>
+        <w:t xml:space="preserve">                                        "</w:t>
+      </w:r>
+      <w:proofErr w:type="spellStart"/>
+      <w:r>
+        <w:rPr>
+          <w:color w:val="BCBEC4"/>
+          <w:lang w:val="en-US"/>
+        </w:rPr>
+        <w:t>Химический</w:t>
+      </w:r>
+      <w:proofErr w:type="spellEnd"/>
+      <w:r>
+        <w:rPr>
+          <w:color w:val="BCBEC4"/>
+          <w:lang w:val="en-US"/>
+        </w:rPr>
+        <w:t xml:space="preserve"> </w:t>
+      </w:r>
+      <w:proofErr w:type="spellStart"/>
+      <w:r>
+        <w:rPr>
+          <w:color w:val="BCBEC4"/>
+          <w:lang w:val="en-US"/>
+        </w:rPr>
+        <w:t>корпус</w:t>
+      </w:r>
+      <w:proofErr w:type="spellEnd"/>
+      <w:r>
+        <w:rPr>
+          <w:color w:val="BCBEC4"/>
+          <w:lang w:val="en-US"/>
+        </w:rPr>
+        <w:t>\n"</w:t>
+      </w:r>
+      <w:r>
+        <w:rPr>
+          <w:color w:val="BCBEC4"/>
+          <w:lang w:val="en-US"/>
+        </w:rPr>
+        <w:br/>
+        <w:t xml:space="preserve">                                        "</w:t>
+      </w:r>
+      <w:proofErr w:type="spellStart"/>
+      <w:r>
+        <w:rPr>
+          <w:color w:val="BCBEC4"/>
+          <w:lang w:val="en-US"/>
+        </w:rPr>
+        <w:t>Холдинг</w:t>
+      </w:r>
+      <w:proofErr w:type="spellEnd"/>
+      <w:r>
+        <w:rPr>
+          <w:color w:val="BCBEC4"/>
+          <w:lang w:val="en-US"/>
+        </w:rPr>
+        <w:t xml:space="preserve"> «ЛЕНПОЛИГРАФМАШ»\n"</w:t>
       </w:r>
       <w:r>
         <w:rPr>
@@ -7920,7 +13359,7 @@
 </file>
 
 <file path=word/numbering.xml><?xml version="1.0" encoding="utf-8"?>
-<w:numbering xmlns:wpc="http://schemas.microsoft.com/office/word/2010/wordprocessingCanvas" xmlns:cx="http://schemas.microsoft.com/office/drawing/2014/chartex" xmlns:cx1="http://schemas.microsoft.com/office/drawing/2015/9/8/chartex" xmlns:mc="http://schemas.openxmlformats.org/markup-compatibility/2006" xmlns:o="urn:schemas-microsoft-com:office:office" xmlns:r="http://schemas.openxmlformats.org/officeDocument/2006/relationships" xmlns:m="http://schemas.openxmlformats.org/officeDocument/2006/math" xmlns:v="urn:schemas-microsoft-com:vml" xmlns:wp14="http://schemas.microsoft.com/office/word/2010/wordprocessingDrawing" xmlns:wp="http://schemas.openxmlformats.org/drawingml/2006/wordprocessingDrawing" xmlns:w10="urn:schemas-microsoft-com:office:word" xmlns:w="http://schemas.openxmlformats.org/wordprocessingml/2006/main" xmlns:w14="http://schemas.microsoft.com/office/word/2010/wordml" xmlns:w15="http://schemas.microsoft.com/office/word/2012/wordml" xmlns:w16se="http://schemas.microsoft.com/office/word/2015/wordml/symex" xmlns:wpg="http://schemas.microsoft.com/office/word/2010/wordprocessingGroup" xmlns:wpi="http://schemas.microsoft.com/office/word/2010/wordprocessingInk" xmlns:wne="http://schemas.microsoft.com/office/word/2006/wordml" xmlns:wps="http://schemas.microsoft.com/office/word/2010/wordprocessingShape" mc:Ignorable="w14 w15 w16se wp14">
+<w:numbering xmlns:wpc="http://schemas.microsoft.com/office/word/2010/wordprocessingCanvas" xmlns:cx="http://schemas.microsoft.com/office/drawing/2014/chartex" xmlns:cx1="http://schemas.microsoft.com/office/drawing/2015/9/8/chartex" xmlns:cx2="http://schemas.microsoft.com/office/drawing/2015/10/21/chartex" xmlns:cx3="http://schemas.microsoft.com/office/drawing/2016/5/9/chartex" xmlns:cx4="http://schemas.microsoft.com/office/drawing/2016/5/10/chartex" xmlns:cx5="http://schemas.microsoft.com/office/drawing/2016/5/11/chartex" xmlns:cx6="http://schemas.microsoft.com/office/drawing/2016/5/12/chartex" xmlns:cx7="http://schemas.microsoft.com/office/drawing/2016/5/13/chartex" xmlns:cx8="http://schemas.microsoft.com/office/drawing/2016/5/14/chartex" xmlns:mc="http://schemas.openxmlformats.org/markup-compatibility/2006" xmlns:aink="http://schemas.microsoft.com/office/drawing/2016/ink" xmlns:am3d="http://schemas.microsoft.com/office/drawing/2017/model3d" xmlns:o="urn:schemas-microsoft-com:office:office" xmlns:r="http://schemas.openxmlformats.org/officeDocument/2006/relationships" xmlns:m="http://schemas.openxmlformats.org/officeDocument/2006/math" xmlns:v="urn:schemas-microsoft-com:vml" xmlns:wp14="http://schemas.microsoft.com/office/word/2010/wordprocessingDrawing" xmlns:wp="http://schemas.openxmlformats.org/drawingml/2006/wordprocessingDrawing" xmlns:w10="urn:schemas-microsoft-com:office:word" xmlns:w="http://schemas.openxmlformats.org/wordprocessingml/2006/main" xmlns:w14="http://schemas.microsoft.com/office/word/2010/wordml" xmlns:w15="http://schemas.microsoft.com/office/word/2012/wordml" xmlns:w16cex="http://schemas.microsoft.com/office/word/2018/wordml/cex" xmlns:w16cid="http://schemas.microsoft.com/office/word/2016/wordml/cid" xmlns:w16="http://schemas.microsoft.com/office/word/2018/wordml" xmlns:w16sdtdh="http://schemas.microsoft.com/office/word/2020/wordml/sdtdatahash" xmlns:w16se="http://schemas.microsoft.com/office/word/2015/wordml/symex" xmlns:wpg="http://schemas.microsoft.com/office/word/2010/wordprocessingGroup" xmlns:wpi="http://schemas.microsoft.com/office/word/2010/wordprocessingInk" xmlns:wne="http://schemas.microsoft.com/office/word/2006/wordml" xmlns:wps="http://schemas.microsoft.com/office/word/2010/wordprocessingShape" mc:Ignorable="w14 w15 w16se w16cid w16 w16cex w16sdtdh wp14">
   <w:abstractNum w:abstractNumId="0" w15:restartNumberingAfterBreak="0">
     <w:nsid w:val="00000002"/>
     <w:multiLevelType w:val="multilevel"/>
@@ -9463,7 +14902,7 @@
 </file>
 
 <file path=word/styles.xml><?xml version="1.0" encoding="utf-8"?>
-<w:styles xmlns:mc="http://schemas.openxmlformats.org/markup-compatibility/2006" xmlns:r="http://schemas.openxmlformats.org/officeDocument/2006/relationships" xmlns:w="http://schemas.openxmlformats.org/wordprocessingml/2006/main" xmlns:w14="http://schemas.microsoft.com/office/word/2010/wordml" xmlns:w15="http://schemas.microsoft.com/office/word/2012/wordml" xmlns:w16se="http://schemas.microsoft.com/office/word/2015/wordml/symex" mc:Ignorable="w14 w15 w16se">
+<w:styles xmlns:mc="http://schemas.openxmlformats.org/markup-compatibility/2006" xmlns:r="http://schemas.openxmlformats.org/officeDocument/2006/relationships" xmlns:w="http://schemas.openxmlformats.org/wordprocessingml/2006/main" xmlns:w14="http://schemas.microsoft.com/office/word/2010/wordml" xmlns:w15="http://schemas.microsoft.com/office/word/2012/wordml" xmlns:w16cex="http://schemas.microsoft.com/office/word/2018/wordml/cex" xmlns:w16cid="http://schemas.microsoft.com/office/word/2016/wordml/cid" xmlns:w16="http://schemas.microsoft.com/office/word/2018/wordml" xmlns:w16sdtdh="http://schemas.microsoft.com/office/word/2020/wordml/sdtdatahash" xmlns:w16se="http://schemas.microsoft.com/office/word/2015/wordml/symex" mc:Ignorable="w14 w15 w16se w16cid w16 w16cex w16sdtdh">
   <w:docDefaults>
     <w:rPrDefault>
       <w:rPr>
@@ -9479,7 +14918,7 @@
       </w:pPr>
     </w:pPrDefault>
   </w:docDefaults>
-  <w:latentStyles w:defLockedState="0" w:defUIPriority="99" w:defSemiHidden="0" w:defUnhideWhenUsed="0" w:defQFormat="0" w:count="371">
+  <w:latentStyles w:defLockedState="0" w:defUIPriority="99" w:defSemiHidden="0" w:defUnhideWhenUsed="0" w:defQFormat="0" w:count="376">
     <w:lsdException w:name="Normal" w:uiPriority="0" w:qFormat="1"/>
     <w:lsdException w:name="heading 1" w:uiPriority="9" w:qFormat="1"/>
     <w:lsdException w:name="heading 2" w:semiHidden="1" w:uiPriority="9" w:unhideWhenUsed="1" w:qFormat="1"/>
@@ -9585,7 +15024,6 @@
     <w:lsdException w:name="HTML Sample" w:semiHidden="1" w:unhideWhenUsed="1"/>
     <w:lsdException w:name="HTML Typewriter" w:semiHidden="1" w:unhideWhenUsed="1"/>
     <w:lsdException w:name="HTML Variable" w:semiHidden="1" w:unhideWhenUsed="1"/>
-    <w:lsdException w:name="Normal Table" w:semiHidden="1" w:unhideWhenUsed="1"/>
     <w:lsdException w:name="annotation subject" w:semiHidden="1" w:unhideWhenUsed="1"/>
     <w:lsdException w:name="No List" w:semiHidden="1" w:unhideWhenUsed="1"/>
     <w:lsdException w:name="Outline List 1" w:semiHidden="1" w:unhideWhenUsed="1"/>
@@ -9628,11 +15066,8 @@
     <w:lsdException w:name="Table Contemporary" w:semiHidden="1" w:unhideWhenUsed="1"/>
     <w:lsdException w:name="Table Elegant" w:semiHidden="1" w:unhideWhenUsed="1"/>
     <w:lsdException w:name="Table Professional" w:semiHidden="1" w:unhideWhenUsed="1"/>
-    <w:lsdException w:name="Table Subtle 1" w:semiHidden="1" w:unhideWhenUsed="1"/>
     <w:lsdException w:name="Table Subtle 2" w:semiHidden="1" w:unhideWhenUsed="1"/>
     <w:lsdException w:name="Table Web 1" w:semiHidden="1" w:unhideWhenUsed="1"/>
-    <w:lsdException w:name="Table Web 2" w:semiHidden="1" w:unhideWhenUsed="1"/>
-    <w:lsdException w:name="Table Web 3" w:semiHidden="1" w:unhideWhenUsed="1"/>
     <w:lsdException w:name="Balloon Text" w:semiHidden="1" w:unhideWhenUsed="1"/>
     <w:lsdException w:name="Table Grid" w:uiPriority="59"/>
     <w:lsdException w:name="Table Theme" w:semiHidden="1" w:unhideWhenUsed="1"/>
@@ -9851,6 +15286,11 @@
     <w:lsdException w:name="List Table 5 Dark Accent 6" w:uiPriority="50"/>
     <w:lsdException w:name="List Table 6 Colorful Accent 6" w:uiPriority="51"/>
     <w:lsdException w:name="List Table 7 Colorful Accent 6" w:uiPriority="52"/>
+    <w:lsdException w:name="Mention" w:semiHidden="1" w:unhideWhenUsed="1"/>
+    <w:lsdException w:name="Smart Hyperlink" w:semiHidden="1" w:unhideWhenUsed="1"/>
+    <w:lsdException w:name="Hashtag" w:semiHidden="1" w:unhideWhenUsed="1"/>
+    <w:lsdException w:name="Unresolved Mention" w:semiHidden="1" w:unhideWhenUsed="1"/>
+    <w:lsdException w:name="Smart Link" w:semiHidden="1" w:unhideWhenUsed="1"/>
   </w:latentStyles>
   <w:style w:type="paragraph" w:default="1" w:styleId="a">
     <w:name w:val="Normal"/>
@@ -9871,6 +15311,7 @@
   <w:style w:type="character" w:default="1" w:styleId="a0">
     <w:name w:val="Default Paragraph Font"/>
     <w:uiPriority w:val="1"/>
+    <w:semiHidden/>
     <w:unhideWhenUsed/>
   </w:style>
   <w:style w:type="table" w:default="1" w:styleId="a1">
